--- a/products/manuscript/Manuscript.docx
+++ b/products/manuscript/Manuscript.docx
@@ -319,9 +319,159 @@
       </w:r>
       <w:r>
         <w:rPr>
+          <w:rStyle w:val="StringTok"/>
+        </w:rPr>
+        <w:t xml:space="preserve">"../../data/raw-data/SDWA_PUB_WATER_SYSTEMS.csv"</w:t>
+      </w:r>
+      <w:r>
+        <w:rPr>
+          <w:rStyle w:val="NormalTok"/>
+        </w:rPr>
+        <w:t xml:space="preserve">)</w:t>
+      </w:r>
+    </w:p>
+    <w:p>
+      <w:pPr>
+        <w:pStyle w:val="SourceCode"/>
+      </w:pPr>
+      <w:r>
+        <w:rPr>
+          <w:rStyle w:val="VerbatimChar"/>
+        </w:rPr>
+        <w:t xml:space="preserve">Warning: One or more parsing issues, call `problems()` on your data frame for details,</w:t>
+      </w:r>
+      <w:r>
+        <w:br/>
+      </w:r>
+      <w:r>
+        <w:rPr>
+          <w:rStyle w:val="VerbatimChar"/>
+        </w:rPr>
+        <w:t xml:space="preserve">e.g.:</w:t>
+      </w:r>
+      <w:r>
+        <w:br/>
+      </w:r>
+      <w:r>
+        <w:rPr>
+          <w:rStyle w:val="VerbatimChar"/>
+        </w:rPr>
+        <w:t xml:space="preserve">  dat &lt;- vroom(...)</w:t>
+      </w:r>
+      <w:r>
+        <w:br/>
+      </w:r>
+      <w:r>
+        <w:rPr>
+          <w:rStyle w:val="VerbatimChar"/>
+        </w:rPr>
+        <w:t xml:space="preserve">  problems(dat)</w:t>
+      </w:r>
+    </w:p>
+    <w:p>
+      <w:pPr>
+        <w:pStyle w:val="SourceCode"/>
+      </w:pPr>
+      <w:r>
+        <w:rPr>
+          <w:rStyle w:val="VerbatimChar"/>
+        </w:rPr>
+        <w:t xml:space="preserve">Rows: 433347 Columns: 51</w:t>
+      </w:r>
+      <w:r>
+        <w:br/>
+      </w:r>
+      <w:r>
+        <w:rPr>
+          <w:rStyle w:val="VerbatimChar"/>
+        </w:rPr>
+        <w:t xml:space="preserve">── Column specification ────────────────────────────────────────────────────────</w:t>
+      </w:r>
+      <w:r>
+        <w:br/>
+      </w:r>
+      <w:r>
+        <w:rPr>
+          <w:rStyle w:val="VerbatimChar"/>
+        </w:rPr>
+        <w:t xml:space="preserve">Delimiter: ","</w:t>
+      </w:r>
+      <w:r>
+        <w:br/>
+      </w:r>
+      <w:r>
+        <w:rPr>
+          <w:rStyle w:val="VerbatimChar"/>
+        </w:rPr>
+        <w:t xml:space="preserve">chr (40): SUBMISSIONYEARQUARTER, PWSID, PWS_NAME, PRIMACY_AGENCY_CODE, EPA_R...</w:t>
+      </w:r>
+      <w:r>
+        <w:br/>
+      </w:r>
+      <w:r>
+        <w:rPr>
+          <w:rStyle w:val="VerbatimChar"/>
+        </w:rPr>
+        <w:t xml:space="preserve">dbl (10): DBPR_SCHEDULE_CAT_CODE, LT2_SCHEDULE_CAT_CODE, POPULATION_SERVED_C...</w:t>
+      </w:r>
+      <w:r>
+        <w:br/>
+      </w:r>
+      <w:r>
+        <w:rPr>
+          <w:rStyle w:val="VerbatimChar"/>
+        </w:rPr>
+        <w:t xml:space="preserve">lgl  (1): REDUCED_MONITORING_END_DATE</w:t>
+      </w:r>
+      <w:r>
+        <w:br/>
+      </w:r>
+      <w:r>
+        <w:br/>
+      </w:r>
+      <w:r>
+        <w:rPr>
+          <w:rStyle w:val="VerbatimChar"/>
+        </w:rPr>
+        <w:t xml:space="preserve">ℹ Use `spec()` to retrieve the full column specification for this data.</w:t>
+      </w:r>
+      <w:r>
+        <w:br/>
+      </w:r>
+      <w:r>
+        <w:rPr>
+          <w:rStyle w:val="VerbatimChar"/>
+        </w:rPr>
+        <w:t xml:space="preserve">ℹ Specify the column types or set `show_col_types = FALSE` to quiet this message.</w:t>
+      </w:r>
+    </w:p>
+    <w:p>
+      <w:pPr>
+        <w:pStyle w:val="SourceCode"/>
+      </w:pPr>
+      <w:r>
+        <w:rPr>
+          <w:rStyle w:val="NormalTok"/>
+        </w:rPr>
+        <w:t xml:space="preserve">ruca </w:t>
+      </w:r>
+      <w:r>
+        <w:rPr>
+          <w:rStyle w:val="OtherTok"/>
+        </w:rPr>
+        <w:t xml:space="preserve">&lt;-</w:t>
+      </w:r>
+      <w:r>
+        <w:rPr>
+          <w:rStyle w:val="NormalTok"/>
+        </w:rPr>
+        <w:t xml:space="preserve"> </w:t>
+      </w:r>
+      <w:r>
+        <w:rPr>
           <w:rStyle w:val="FunctionTok"/>
         </w:rPr>
-        <w:t xml:space="preserve">here</w:t>
+        <w:t xml:space="preserve">read_csv</w:t>
       </w:r>
       <w:r>
         <w:rPr>
@@ -333,235 +483,13 @@
         <w:rPr>
           <w:rStyle w:val="StringTok"/>
         </w:rPr>
-        <w:t xml:space="preserve">"data"</w:t>
-      </w:r>
-      <w:r>
-        <w:rPr>
-          <w:rStyle w:val="NormalTok"/>
-        </w:rPr>
-        <w:t xml:space="preserve">, </w:t>
-      </w:r>
-      <w:r>
-        <w:rPr>
-          <w:rStyle w:val="StringTok"/>
-        </w:rPr>
-        <w:t xml:space="preserve">"raw-data"</w:t>
-      </w:r>
-      <w:r>
-        <w:rPr>
-          <w:rStyle w:val="NormalTok"/>
-        </w:rPr>
-        <w:t xml:space="preserve">, </w:t>
-      </w:r>
-      <w:r>
-        <w:rPr>
-          <w:rStyle w:val="StringTok"/>
-        </w:rPr>
-        <w:t xml:space="preserve">"SDWA_PUB_WATER_SYSTEMS.csv"</w:t>
-      </w:r>
-      <w:r>
-        <w:rPr>
-          <w:rStyle w:val="NormalTok"/>
-        </w:rPr>
-        <w:t xml:space="preserve">))</w:t>
-      </w:r>
-    </w:p>
-    <w:p>
-      <w:pPr>
-        <w:pStyle w:val="SourceCode"/>
-      </w:pPr>
-      <w:r>
-        <w:rPr>
-          <w:rStyle w:val="VerbatimChar"/>
-        </w:rPr>
-        <w:t xml:space="preserve">Warning: One or more parsing issues, call `problems()` on your data frame for details,</w:t>
-      </w:r>
-      <w:r>
-        <w:br/>
-      </w:r>
-      <w:r>
-        <w:rPr>
-          <w:rStyle w:val="VerbatimChar"/>
-        </w:rPr>
-        <w:t xml:space="preserve">e.g.:</w:t>
-      </w:r>
-      <w:r>
-        <w:br/>
-      </w:r>
-      <w:r>
-        <w:rPr>
-          <w:rStyle w:val="VerbatimChar"/>
-        </w:rPr>
-        <w:t xml:space="preserve">  dat &lt;- vroom(...)</w:t>
-      </w:r>
-      <w:r>
-        <w:br/>
-      </w:r>
-      <w:r>
-        <w:rPr>
-          <w:rStyle w:val="VerbatimChar"/>
-        </w:rPr>
-        <w:t xml:space="preserve">  problems(dat)</w:t>
-      </w:r>
-    </w:p>
-    <w:p>
-      <w:pPr>
-        <w:pStyle w:val="SourceCode"/>
-      </w:pPr>
-      <w:r>
-        <w:rPr>
-          <w:rStyle w:val="VerbatimChar"/>
-        </w:rPr>
-        <w:t xml:space="preserve">Rows: 433347 Columns: 51</w:t>
-      </w:r>
-      <w:r>
-        <w:br/>
-      </w:r>
-      <w:r>
-        <w:rPr>
-          <w:rStyle w:val="VerbatimChar"/>
-        </w:rPr>
-        <w:t xml:space="preserve">── Column specification ────────────────────────────────────────────────────────</w:t>
-      </w:r>
-      <w:r>
-        <w:br/>
-      </w:r>
-      <w:r>
-        <w:rPr>
-          <w:rStyle w:val="VerbatimChar"/>
-        </w:rPr>
-        <w:t xml:space="preserve">Delimiter: ","</w:t>
-      </w:r>
-      <w:r>
-        <w:br/>
-      </w:r>
-      <w:r>
-        <w:rPr>
-          <w:rStyle w:val="VerbatimChar"/>
-        </w:rPr>
-        <w:t xml:space="preserve">chr (40): SUBMISSIONYEARQUARTER, PWSID, PWS_NAME, PRIMACY_AGENCY_CODE, EPA_R...</w:t>
-      </w:r>
-      <w:r>
-        <w:br/>
-      </w:r>
-      <w:r>
-        <w:rPr>
-          <w:rStyle w:val="VerbatimChar"/>
-        </w:rPr>
-        <w:t xml:space="preserve">dbl (10): DBPR_SCHEDULE_CAT_CODE, LT2_SCHEDULE_CAT_CODE, POPULATION_SERVED_C...</w:t>
-      </w:r>
-      <w:r>
-        <w:br/>
-      </w:r>
-      <w:r>
-        <w:rPr>
-          <w:rStyle w:val="VerbatimChar"/>
-        </w:rPr>
-        <w:t xml:space="preserve">lgl  (1): REDUCED_MONITORING_END_DATE</w:t>
-      </w:r>
-      <w:r>
-        <w:br/>
-      </w:r>
-      <w:r>
-        <w:br/>
-      </w:r>
-      <w:r>
-        <w:rPr>
-          <w:rStyle w:val="VerbatimChar"/>
-        </w:rPr>
-        <w:t xml:space="preserve">ℹ Use `spec()` to retrieve the full column specification for this data.</w:t>
-      </w:r>
-      <w:r>
-        <w:br/>
-      </w:r>
-      <w:r>
-        <w:rPr>
-          <w:rStyle w:val="VerbatimChar"/>
-        </w:rPr>
-        <w:t xml:space="preserve">ℹ Specify the column types or set `show_col_types = FALSE` to quiet this message.</w:t>
-      </w:r>
-    </w:p>
-    <w:p>
-      <w:pPr>
-        <w:pStyle w:val="SourceCode"/>
-      </w:pPr>
-      <w:r>
-        <w:rPr>
-          <w:rStyle w:val="NormalTok"/>
-        </w:rPr>
-        <w:t xml:space="preserve">ruca </w:t>
-      </w:r>
-      <w:r>
-        <w:rPr>
-          <w:rStyle w:val="OtherTok"/>
-        </w:rPr>
-        <w:t xml:space="preserve">&lt;-</w:t>
-      </w:r>
-      <w:r>
-        <w:rPr>
-          <w:rStyle w:val="NormalTok"/>
-        </w:rPr>
-        <w:t xml:space="preserve"> </w:t>
-      </w:r>
-      <w:r>
-        <w:rPr>
-          <w:rStyle w:val="FunctionTok"/>
-        </w:rPr>
-        <w:t xml:space="preserve">read_csv</w:t>
-      </w:r>
-      <w:r>
-        <w:rPr>
-          <w:rStyle w:val="NormalTok"/>
-        </w:rPr>
-        <w:t xml:space="preserve">(</w:t>
-      </w:r>
-      <w:r>
-        <w:rPr>
-          <w:rStyle w:val="FunctionTok"/>
-        </w:rPr>
-        <w:t xml:space="preserve">here</w:t>
-      </w:r>
-      <w:r>
-        <w:rPr>
-          <w:rStyle w:val="NormalTok"/>
-        </w:rPr>
-        <w:t xml:space="preserve">(</w:t>
-      </w:r>
-      <w:r>
-        <w:rPr>
-          <w:rStyle w:val="StringTok"/>
-        </w:rPr>
-        <w:t xml:space="preserve">"data"</w:t>
-      </w:r>
-      <w:r>
-        <w:rPr>
-          <w:rStyle w:val="NormalTok"/>
-        </w:rPr>
-        <w:t xml:space="preserve">, </w:t>
-      </w:r>
-      <w:r>
-        <w:rPr>
-          <w:rStyle w:val="StringTok"/>
-        </w:rPr>
-        <w:t xml:space="preserve">"raw-data"</w:t>
-      </w:r>
-      <w:r>
-        <w:rPr>
-          <w:rStyle w:val="NormalTok"/>
-        </w:rPr>
-        <w:t xml:space="preserve">, </w:t>
-      </w:r>
-      <w:r>
-        <w:rPr>
-          <w:rStyle w:val="StringTok"/>
-        </w:rPr>
-        <w:t xml:space="preserve">"RUCA-codes-2020-zipcode.csv"</w:t>
-      </w:r>
-      <w:r>
-        <w:rPr>
-          <w:rStyle w:val="NormalTok"/>
-        </w:rPr>
-        <w:t xml:space="preserve">))</w:t>
+        <w:t xml:space="preserve">"../../data/raw-data/RUCA-codes-2020-zipcode.csv"</w:t>
+      </w:r>
+      <w:r>
+        <w:rPr>
+          <w:rStyle w:val="NormalTok"/>
+        </w:rPr>
+        <w:t xml:space="preserve">)</w:t>
       </w:r>
     </w:p>
     <w:p>

--- a/products/manuscript/Manuscript.docx
+++ b/products/manuscript/Manuscript.docx
@@ -83,13 +83,13 @@
       </w:r>
     </w:p>
     <w:bookmarkEnd w:id="21"/>
-    <w:bookmarkStart w:id="22" w:name="methodsplanned-analysis-approach"/>
+    <w:bookmarkStart w:id="22" w:name="methodsplanned-analysis-approach-part-1"/>
     <w:p>
       <w:pPr>
         <w:pStyle w:val="Heading1"/>
       </w:pPr>
       <w:r>
-        <w:t xml:space="preserve">1. Methods/Planned Analysis Approach</w:t>
+        <w:t xml:space="preserve">1. Methods/Planned Analysis Approach ( Part 1 )</w:t>
       </w:r>
     </w:p>
     <w:p>
@@ -319,15 +319,27 @@
       </w:r>
       <w:r>
         <w:rPr>
+          <w:rStyle w:val="FunctionTok"/>
+        </w:rPr>
+        <w:t xml:space="preserve">here</w:t>
+      </w:r>
+      <w:r>
+        <w:rPr>
+          <w:rStyle w:val="NormalTok"/>
+        </w:rPr>
+        <w:t xml:space="preserve">(</w:t>
+      </w:r>
+      <w:r>
+        <w:rPr>
           <w:rStyle w:val="StringTok"/>
         </w:rPr>
-        <w:t xml:space="preserve">"../../data/raw-data/SDWA_PUB_WATER_SYSTEMS.csv"</w:t>
-      </w:r>
-      <w:r>
-        <w:rPr>
-          <w:rStyle w:val="NormalTok"/>
-        </w:rPr>
-        <w:t xml:space="preserve">)</w:t>
+        <w:t xml:space="preserve">"data/raw-data/SDWA_PUB_WATER_SYSTEMS.csv"</w:t>
+      </w:r>
+      <w:r>
+        <w:rPr>
+          <w:rStyle w:val="NormalTok"/>
+        </w:rPr>
+        <w:t xml:space="preserve">))</w:t>
       </w:r>
     </w:p>
     <w:p>
@@ -481,15 +493,27 @@
       </w:r>
       <w:r>
         <w:rPr>
+          <w:rStyle w:val="FunctionTok"/>
+        </w:rPr>
+        <w:t xml:space="preserve">here</w:t>
+      </w:r>
+      <w:r>
+        <w:rPr>
+          <w:rStyle w:val="NormalTok"/>
+        </w:rPr>
+        <w:t xml:space="preserve">(</w:t>
+      </w:r>
+      <w:r>
+        <w:rPr>
           <w:rStyle w:val="StringTok"/>
         </w:rPr>
-        <w:t xml:space="preserve">"../../data/raw-data/RUCA-codes-2020-zipcode.csv"</w:t>
-      </w:r>
-      <w:r>
-        <w:rPr>
-          <w:rStyle w:val="NormalTok"/>
-        </w:rPr>
-        <w:t xml:space="preserve">)</w:t>
+        <w:t xml:space="preserve">"data/raw-data/RUCA-codes-2020-zipcode.csv"</w:t>
+      </w:r>
+      <w:r>
+        <w:rPr>
+          <w:rStyle w:val="NormalTok"/>
+        </w:rPr>
+        <w:t xml:space="preserve">))</w:t>
       </w:r>
     </w:p>
     <w:p>
@@ -3489,6 +3513,3393 @@
       </w:r>
     </w:p>
     <w:bookmarkEnd w:id="32"/>
+    <w:bookmarkStart w:id="42" w:name="inferential-statistical-analysis-part-2"/>
+    <w:p>
+      <w:pPr>
+        <w:pStyle w:val="Heading1"/>
+      </w:pPr>
+      <w:r>
+        <w:t xml:space="preserve">3. Inferential Statistical Analysis( Part 2 )</w:t>
+      </w:r>
+    </w:p>
+    <w:p>
+      <w:pPr>
+        <w:pStyle w:val="FirstParagraph"/>
+      </w:pPr>
+      <w:r>
+        <w:t xml:space="preserve">Moving forward to formally evaluate whether rural public water systems in Georgia are more likely to experience drinking water violations compared to urban systems, a multivariable logistic regression model was fit. The outcome of interest was whether a system experienced at least one violation. The primary predictor of interest was rural versus urban classification. The model additionally adjusted for population served and water system type to account for potential confounding.</w:t>
+      </w:r>
+    </w:p>
+    <w:bookmarkStart w:id="33" w:name="creating-system-level-violation-counts"/>
+    <w:p>
+      <w:pPr>
+        <w:pStyle w:val="Heading2"/>
+      </w:pPr>
+      <w:r>
+        <w:t xml:space="preserve">3.1 Creating System-Level Violation Counts</w:t>
+      </w:r>
+    </w:p>
+    <w:p>
+      <w:pPr>
+        <w:pStyle w:val="FirstParagraph"/>
+      </w:pPr>
+      <w:r>
+        <w:t xml:space="preserve">This step aggregates violation records to the system level and merges them back into the Georgia water system dataset. Systems with no recorded violations are assigned a count of zero.</w:t>
+      </w:r>
+    </w:p>
+    <w:p>
+      <w:pPr>
+        <w:pStyle w:val="SourceCode"/>
+      </w:pPr>
+      <w:r>
+        <w:rPr>
+          <w:rStyle w:val="CommentTok"/>
+        </w:rPr>
+        <w:t xml:space="preserve"># Count violations per system</w:t>
+      </w:r>
+      <w:r>
+        <w:br/>
+      </w:r>
+      <w:r>
+        <w:rPr>
+          <w:rStyle w:val="NormalTok"/>
+        </w:rPr>
+        <w:t xml:space="preserve">violation_counts </w:t>
+      </w:r>
+      <w:r>
+        <w:rPr>
+          <w:rStyle w:val="OtherTok"/>
+        </w:rPr>
+        <w:t xml:space="preserve">&lt;-</w:t>
+      </w:r>
+      <w:r>
+        <w:rPr>
+          <w:rStyle w:val="NormalTok"/>
+        </w:rPr>
+        <w:t xml:space="preserve"> violations_ga </w:t>
+      </w:r>
+      <w:r>
+        <w:rPr>
+          <w:rStyle w:val="SpecialCharTok"/>
+        </w:rPr>
+        <w:t xml:space="preserve">%&gt;%</w:t>
+      </w:r>
+      <w:r>
+        <w:br/>
+      </w:r>
+      <w:r>
+        <w:rPr>
+          <w:rStyle w:val="NormalTok"/>
+        </w:rPr>
+        <w:t xml:space="preserve">  </w:t>
+      </w:r>
+      <w:r>
+        <w:rPr>
+          <w:rStyle w:val="FunctionTok"/>
+        </w:rPr>
+        <w:t xml:space="preserve">group_by</w:t>
+      </w:r>
+      <w:r>
+        <w:rPr>
+          <w:rStyle w:val="NormalTok"/>
+        </w:rPr>
+        <w:t xml:space="preserve">(PWSID) </w:t>
+      </w:r>
+      <w:r>
+        <w:rPr>
+          <w:rStyle w:val="SpecialCharTok"/>
+        </w:rPr>
+        <w:t xml:space="preserve">%&gt;%</w:t>
+      </w:r>
+      <w:r>
+        <w:br/>
+      </w:r>
+      <w:r>
+        <w:rPr>
+          <w:rStyle w:val="NormalTok"/>
+        </w:rPr>
+        <w:t xml:space="preserve">  </w:t>
+      </w:r>
+      <w:r>
+        <w:rPr>
+          <w:rStyle w:val="FunctionTok"/>
+        </w:rPr>
+        <w:t xml:space="preserve">summarise</w:t>
+      </w:r>
+      <w:r>
+        <w:rPr>
+          <w:rStyle w:val="NormalTok"/>
+        </w:rPr>
+        <w:t xml:space="preserve">(</w:t>
+      </w:r>
+      <w:r>
+        <w:rPr>
+          <w:rStyle w:val="AttributeTok"/>
+        </w:rPr>
+        <w:t xml:space="preserve">violation_count =</w:t>
+      </w:r>
+      <w:r>
+        <w:rPr>
+          <w:rStyle w:val="NormalTok"/>
+        </w:rPr>
+        <w:t xml:space="preserve"> </w:t>
+      </w:r>
+      <w:r>
+        <w:rPr>
+          <w:rStyle w:val="FunctionTok"/>
+        </w:rPr>
+        <w:t xml:space="preserve">n</w:t>
+      </w:r>
+      <w:r>
+        <w:rPr>
+          <w:rStyle w:val="NormalTok"/>
+        </w:rPr>
+        <w:t xml:space="preserve">())</w:t>
+      </w:r>
+      <w:r>
+        <w:br/>
+      </w:r>
+      <w:r>
+        <w:br/>
+      </w:r>
+      <w:r>
+        <w:rPr>
+          <w:rStyle w:val="CommentTok"/>
+        </w:rPr>
+        <w:t xml:space="preserve"># Merge violation counts back to data</w:t>
+      </w:r>
+      <w:r>
+        <w:br/>
+      </w:r>
+      <w:r>
+        <w:rPr>
+          <w:rStyle w:val="NormalTok"/>
+        </w:rPr>
+        <w:t xml:space="preserve">analysis_data </w:t>
+      </w:r>
+      <w:r>
+        <w:rPr>
+          <w:rStyle w:val="OtherTok"/>
+        </w:rPr>
+        <w:t xml:space="preserve">&lt;-</w:t>
+      </w:r>
+      <w:r>
+        <w:rPr>
+          <w:rStyle w:val="NormalTok"/>
+        </w:rPr>
+        <w:t xml:space="preserve"> systems_ga </w:t>
+      </w:r>
+      <w:r>
+        <w:rPr>
+          <w:rStyle w:val="SpecialCharTok"/>
+        </w:rPr>
+        <w:t xml:space="preserve">%&gt;%</w:t>
+      </w:r>
+      <w:r>
+        <w:br/>
+      </w:r>
+      <w:r>
+        <w:rPr>
+          <w:rStyle w:val="NormalTok"/>
+        </w:rPr>
+        <w:t xml:space="preserve">  </w:t>
+      </w:r>
+      <w:r>
+        <w:rPr>
+          <w:rStyle w:val="FunctionTok"/>
+        </w:rPr>
+        <w:t xml:space="preserve">left_join</w:t>
+      </w:r>
+      <w:r>
+        <w:rPr>
+          <w:rStyle w:val="NormalTok"/>
+        </w:rPr>
+        <w:t xml:space="preserve">(violation_counts, </w:t>
+      </w:r>
+      <w:r>
+        <w:rPr>
+          <w:rStyle w:val="AttributeTok"/>
+        </w:rPr>
+        <w:t xml:space="preserve">by =</w:t>
+      </w:r>
+      <w:r>
+        <w:rPr>
+          <w:rStyle w:val="NormalTok"/>
+        </w:rPr>
+        <w:t xml:space="preserve"> </w:t>
+      </w:r>
+      <w:r>
+        <w:rPr>
+          <w:rStyle w:val="StringTok"/>
+        </w:rPr>
+        <w:t xml:space="preserve">"PWSID"</w:t>
+      </w:r>
+      <w:r>
+        <w:rPr>
+          <w:rStyle w:val="NormalTok"/>
+        </w:rPr>
+        <w:t xml:space="preserve">) </w:t>
+      </w:r>
+      <w:r>
+        <w:rPr>
+          <w:rStyle w:val="SpecialCharTok"/>
+        </w:rPr>
+        <w:t xml:space="preserve">%&gt;%</w:t>
+      </w:r>
+      <w:r>
+        <w:br/>
+      </w:r>
+      <w:r>
+        <w:rPr>
+          <w:rStyle w:val="NormalTok"/>
+        </w:rPr>
+        <w:t xml:space="preserve">  </w:t>
+      </w:r>
+      <w:r>
+        <w:rPr>
+          <w:rStyle w:val="FunctionTok"/>
+        </w:rPr>
+        <w:t xml:space="preserve">mutate</w:t>
+      </w:r>
+      <w:r>
+        <w:rPr>
+          <w:rStyle w:val="NormalTok"/>
+        </w:rPr>
+        <w:t xml:space="preserve">(</w:t>
+      </w:r>
+      <w:r>
+        <w:br/>
+      </w:r>
+      <w:r>
+        <w:rPr>
+          <w:rStyle w:val="NormalTok"/>
+        </w:rPr>
+        <w:t xml:space="preserve">    </w:t>
+      </w:r>
+      <w:r>
+        <w:rPr>
+          <w:rStyle w:val="AttributeTok"/>
+        </w:rPr>
+        <w:t xml:space="preserve">violation_count =</w:t>
+      </w:r>
+      <w:r>
+        <w:rPr>
+          <w:rStyle w:val="NormalTok"/>
+        </w:rPr>
+        <w:t xml:space="preserve"> </w:t>
+      </w:r>
+      <w:r>
+        <w:rPr>
+          <w:rStyle w:val="FunctionTok"/>
+        </w:rPr>
+        <w:t xml:space="preserve">ifelse</w:t>
+      </w:r>
+      <w:r>
+        <w:rPr>
+          <w:rStyle w:val="NormalTok"/>
+        </w:rPr>
+        <w:t xml:space="preserve">(</w:t>
+      </w:r>
+      <w:r>
+        <w:rPr>
+          <w:rStyle w:val="FunctionTok"/>
+        </w:rPr>
+        <w:t xml:space="preserve">is.na</w:t>
+      </w:r>
+      <w:r>
+        <w:rPr>
+          <w:rStyle w:val="NormalTok"/>
+        </w:rPr>
+        <w:t xml:space="preserve">(violation_count), </w:t>
+      </w:r>
+      <w:r>
+        <w:rPr>
+          <w:rStyle w:val="DecValTok"/>
+        </w:rPr>
+        <w:t xml:space="preserve">0</w:t>
+      </w:r>
+      <w:r>
+        <w:rPr>
+          <w:rStyle w:val="NormalTok"/>
+        </w:rPr>
+        <w:t xml:space="preserve">, violation_count)</w:t>
+      </w:r>
+      <w:r>
+        <w:br/>
+      </w:r>
+      <w:r>
+        <w:rPr>
+          <w:rStyle w:val="NormalTok"/>
+        </w:rPr>
+        <w:t xml:space="preserve">  )</w:t>
+      </w:r>
+    </w:p>
+    <w:bookmarkEnd w:id="33"/>
+    <w:bookmarkStart w:id="34" w:name="merging-rural-urban-classification"/>
+    <w:p>
+      <w:pPr>
+        <w:pStyle w:val="Heading2"/>
+      </w:pPr>
+      <w:r>
+        <w:t xml:space="preserve">3.2 Merging Rural-Urban Classification</w:t>
+      </w:r>
+    </w:p>
+    <w:p>
+      <w:pPr>
+        <w:pStyle w:val="FirstParagraph"/>
+      </w:pPr>
+      <w:r>
+        <w:t xml:space="preserve">This step merges the RUCA ZIP code classification dataset to the system-level dataset. Rural classification was defined using RUCA codes, where codes ≥ 4 were classified as rural and codes 1–3 were classified as urban.</w:t>
+      </w:r>
+    </w:p>
+    <w:p>
+      <w:pPr>
+        <w:pStyle w:val="SourceCode"/>
+      </w:pPr>
+      <w:r>
+        <w:rPr>
+          <w:rStyle w:val="NormalTok"/>
+        </w:rPr>
+        <w:t xml:space="preserve">analysis_data </w:t>
+      </w:r>
+      <w:r>
+        <w:rPr>
+          <w:rStyle w:val="OtherTok"/>
+        </w:rPr>
+        <w:t xml:space="preserve">&lt;-</w:t>
+      </w:r>
+      <w:r>
+        <w:rPr>
+          <w:rStyle w:val="NormalTok"/>
+        </w:rPr>
+        <w:t xml:space="preserve"> analysis_data </w:t>
+      </w:r>
+      <w:r>
+        <w:rPr>
+          <w:rStyle w:val="SpecialCharTok"/>
+        </w:rPr>
+        <w:t xml:space="preserve">%&gt;%</w:t>
+      </w:r>
+      <w:r>
+        <w:br/>
+      </w:r>
+      <w:r>
+        <w:rPr>
+          <w:rStyle w:val="NormalTok"/>
+        </w:rPr>
+        <w:t xml:space="preserve">  </w:t>
+      </w:r>
+      <w:r>
+        <w:rPr>
+          <w:rStyle w:val="FunctionTok"/>
+        </w:rPr>
+        <w:t xml:space="preserve">mutate</w:t>
+      </w:r>
+      <w:r>
+        <w:rPr>
+          <w:rStyle w:val="NormalTok"/>
+        </w:rPr>
+        <w:t xml:space="preserve">(</w:t>
+      </w:r>
+      <w:r>
+        <w:rPr>
+          <w:rStyle w:val="AttributeTok"/>
+        </w:rPr>
+        <w:t xml:space="preserve">ZIP_CODE =</w:t>
+      </w:r>
+      <w:r>
+        <w:rPr>
+          <w:rStyle w:val="NormalTok"/>
+        </w:rPr>
+        <w:t xml:space="preserve"> </w:t>
+      </w:r>
+      <w:r>
+        <w:rPr>
+          <w:rStyle w:val="FunctionTok"/>
+        </w:rPr>
+        <w:t xml:space="preserve">as.character</w:t>
+      </w:r>
+      <w:r>
+        <w:rPr>
+          <w:rStyle w:val="NormalTok"/>
+        </w:rPr>
+        <w:t xml:space="preserve">(ZIP_CODE))</w:t>
+      </w:r>
+      <w:r>
+        <w:br/>
+      </w:r>
+      <w:r>
+        <w:br/>
+      </w:r>
+      <w:r>
+        <w:rPr>
+          <w:rStyle w:val="NormalTok"/>
+        </w:rPr>
+        <w:t xml:space="preserve">ruca </w:t>
+      </w:r>
+      <w:r>
+        <w:rPr>
+          <w:rStyle w:val="OtherTok"/>
+        </w:rPr>
+        <w:t xml:space="preserve">&lt;-</w:t>
+      </w:r>
+      <w:r>
+        <w:rPr>
+          <w:rStyle w:val="NormalTok"/>
+        </w:rPr>
+        <w:t xml:space="preserve"> ruca </w:t>
+      </w:r>
+      <w:r>
+        <w:rPr>
+          <w:rStyle w:val="SpecialCharTok"/>
+        </w:rPr>
+        <w:t xml:space="preserve">%&gt;%</w:t>
+      </w:r>
+      <w:r>
+        <w:br/>
+      </w:r>
+      <w:r>
+        <w:rPr>
+          <w:rStyle w:val="NormalTok"/>
+        </w:rPr>
+        <w:t xml:space="preserve">  </w:t>
+      </w:r>
+      <w:r>
+        <w:rPr>
+          <w:rStyle w:val="FunctionTok"/>
+        </w:rPr>
+        <w:t xml:space="preserve">mutate</w:t>
+      </w:r>
+      <w:r>
+        <w:rPr>
+          <w:rStyle w:val="NormalTok"/>
+        </w:rPr>
+        <w:t xml:space="preserve">(</w:t>
+      </w:r>
+      <w:r>
+        <w:rPr>
+          <w:rStyle w:val="AttributeTok"/>
+        </w:rPr>
+        <w:t xml:space="preserve">ZIPCode =</w:t>
+      </w:r>
+      <w:r>
+        <w:rPr>
+          <w:rStyle w:val="NormalTok"/>
+        </w:rPr>
+        <w:t xml:space="preserve"> </w:t>
+      </w:r>
+      <w:r>
+        <w:rPr>
+          <w:rStyle w:val="FunctionTok"/>
+        </w:rPr>
+        <w:t xml:space="preserve">as.character</w:t>
+      </w:r>
+      <w:r>
+        <w:rPr>
+          <w:rStyle w:val="NormalTok"/>
+        </w:rPr>
+        <w:t xml:space="preserve">(ZIPCode))</w:t>
+      </w:r>
+    </w:p>
+    <w:p>
+      <w:pPr>
+        <w:pStyle w:val="SourceCode"/>
+      </w:pPr>
+      <w:r>
+        <w:rPr>
+          <w:rStyle w:val="CommentTok"/>
+        </w:rPr>
+        <w:t xml:space="preserve"># Merge RUCA classification (to RUCS ZIPCode)</w:t>
+      </w:r>
+      <w:r>
+        <w:br/>
+      </w:r>
+      <w:r>
+        <w:rPr>
+          <w:rStyle w:val="NormalTok"/>
+        </w:rPr>
+        <w:t xml:space="preserve">analysis_data </w:t>
+      </w:r>
+      <w:r>
+        <w:rPr>
+          <w:rStyle w:val="OtherTok"/>
+        </w:rPr>
+        <w:t xml:space="preserve">&lt;-</w:t>
+      </w:r>
+      <w:r>
+        <w:rPr>
+          <w:rStyle w:val="NormalTok"/>
+        </w:rPr>
+        <w:t xml:space="preserve"> analysis_data </w:t>
+      </w:r>
+      <w:r>
+        <w:rPr>
+          <w:rStyle w:val="SpecialCharTok"/>
+        </w:rPr>
+        <w:t xml:space="preserve">%&gt;%</w:t>
+      </w:r>
+      <w:r>
+        <w:br/>
+      </w:r>
+      <w:r>
+        <w:rPr>
+          <w:rStyle w:val="NormalTok"/>
+        </w:rPr>
+        <w:t xml:space="preserve">  </w:t>
+      </w:r>
+      <w:r>
+        <w:rPr>
+          <w:rStyle w:val="FunctionTok"/>
+        </w:rPr>
+        <w:t xml:space="preserve">left_join</w:t>
+      </w:r>
+      <w:r>
+        <w:rPr>
+          <w:rStyle w:val="NormalTok"/>
+        </w:rPr>
+        <w:t xml:space="preserve">(ruca, </w:t>
+      </w:r>
+      <w:r>
+        <w:rPr>
+          <w:rStyle w:val="AttributeTok"/>
+        </w:rPr>
+        <w:t xml:space="preserve">by =</w:t>
+      </w:r>
+      <w:r>
+        <w:rPr>
+          <w:rStyle w:val="NormalTok"/>
+        </w:rPr>
+        <w:t xml:space="preserve"> </w:t>
+      </w:r>
+      <w:r>
+        <w:rPr>
+          <w:rStyle w:val="FunctionTok"/>
+        </w:rPr>
+        <w:t xml:space="preserve">c</w:t>
+      </w:r>
+      <w:r>
+        <w:rPr>
+          <w:rStyle w:val="NormalTok"/>
+        </w:rPr>
+        <w:t xml:space="preserve"> (</w:t>
+      </w:r>
+      <w:r>
+        <w:rPr>
+          <w:rStyle w:val="StringTok"/>
+        </w:rPr>
+        <w:t xml:space="preserve">"ZIP_CODE"</w:t>
+      </w:r>
+      <w:r>
+        <w:rPr>
+          <w:rStyle w:val="NormalTok"/>
+        </w:rPr>
+        <w:t xml:space="preserve"> </w:t>
+      </w:r>
+      <w:r>
+        <w:rPr>
+          <w:rStyle w:val="OtherTok"/>
+        </w:rPr>
+        <w:t xml:space="preserve">=</w:t>
+      </w:r>
+      <w:r>
+        <w:rPr>
+          <w:rStyle w:val="NormalTok"/>
+        </w:rPr>
+        <w:t xml:space="preserve"> </w:t>
+      </w:r>
+      <w:r>
+        <w:rPr>
+          <w:rStyle w:val="StringTok"/>
+        </w:rPr>
+        <w:t xml:space="preserve">"ZIPCode"</w:t>
+      </w:r>
+      <w:r>
+        <w:rPr>
+          <w:rStyle w:val="NormalTok"/>
+        </w:rPr>
+        <w:t xml:space="preserve">))</w:t>
+      </w:r>
+    </w:p>
+    <w:p>
+      <w:pPr>
+        <w:pStyle w:val="SourceCode"/>
+      </w:pPr>
+      <w:r>
+        <w:rPr>
+          <w:rStyle w:val="CommentTok"/>
+        </w:rPr>
+        <w:t xml:space="preserve"># Create rural indicator (based on PrimaryRUCA codes, zipcodes without match code are left as NA (n=1417)</w:t>
+      </w:r>
+      <w:r>
+        <w:br/>
+      </w:r>
+      <w:r>
+        <w:rPr>
+          <w:rStyle w:val="NormalTok"/>
+        </w:rPr>
+        <w:t xml:space="preserve">analysis_data </w:t>
+      </w:r>
+      <w:r>
+        <w:rPr>
+          <w:rStyle w:val="OtherTok"/>
+        </w:rPr>
+        <w:t xml:space="preserve">&lt;-</w:t>
+      </w:r>
+      <w:r>
+        <w:rPr>
+          <w:rStyle w:val="NormalTok"/>
+        </w:rPr>
+        <w:t xml:space="preserve"> analysis_data </w:t>
+      </w:r>
+      <w:r>
+        <w:rPr>
+          <w:rStyle w:val="SpecialCharTok"/>
+        </w:rPr>
+        <w:t xml:space="preserve">%&gt;%</w:t>
+      </w:r>
+      <w:r>
+        <w:br/>
+      </w:r>
+      <w:r>
+        <w:rPr>
+          <w:rStyle w:val="NormalTok"/>
+        </w:rPr>
+        <w:t xml:space="preserve">  </w:t>
+      </w:r>
+      <w:r>
+        <w:rPr>
+          <w:rStyle w:val="FunctionTok"/>
+        </w:rPr>
+        <w:t xml:space="preserve">mutate</w:t>
+      </w:r>
+      <w:r>
+        <w:rPr>
+          <w:rStyle w:val="NormalTok"/>
+        </w:rPr>
+        <w:t xml:space="preserve">(</w:t>
+      </w:r>
+      <w:r>
+        <w:br/>
+      </w:r>
+      <w:r>
+        <w:rPr>
+          <w:rStyle w:val="NormalTok"/>
+        </w:rPr>
+        <w:t xml:space="preserve">    </w:t>
+      </w:r>
+      <w:r>
+        <w:rPr>
+          <w:rStyle w:val="AttributeTok"/>
+        </w:rPr>
+        <w:t xml:space="preserve">rural =</w:t>
+      </w:r>
+      <w:r>
+        <w:rPr>
+          <w:rStyle w:val="NormalTok"/>
+        </w:rPr>
+        <w:t xml:space="preserve"> </w:t>
+      </w:r>
+      <w:r>
+        <w:rPr>
+          <w:rStyle w:val="FunctionTok"/>
+        </w:rPr>
+        <w:t xml:space="preserve">ifelse</w:t>
+      </w:r>
+      <w:r>
+        <w:rPr>
+          <w:rStyle w:val="NormalTok"/>
+        </w:rPr>
+        <w:t xml:space="preserve">(PrimaryRUCA </w:t>
+      </w:r>
+      <w:r>
+        <w:rPr>
+          <w:rStyle w:val="SpecialCharTok"/>
+        </w:rPr>
+        <w:t xml:space="preserve">&gt;=</w:t>
+      </w:r>
+      <w:r>
+        <w:rPr>
+          <w:rStyle w:val="NormalTok"/>
+        </w:rPr>
+        <w:t xml:space="preserve"> </w:t>
+      </w:r>
+      <w:r>
+        <w:rPr>
+          <w:rStyle w:val="DecValTok"/>
+        </w:rPr>
+        <w:t xml:space="preserve">4</w:t>
+      </w:r>
+      <w:r>
+        <w:rPr>
+          <w:rStyle w:val="NormalTok"/>
+        </w:rPr>
+        <w:t xml:space="preserve">, </w:t>
+      </w:r>
+      <w:r>
+        <w:rPr>
+          <w:rStyle w:val="DecValTok"/>
+        </w:rPr>
+        <w:t xml:space="preserve">1</w:t>
+      </w:r>
+      <w:r>
+        <w:rPr>
+          <w:rStyle w:val="NormalTok"/>
+        </w:rPr>
+        <w:t xml:space="preserve">, </w:t>
+      </w:r>
+      <w:r>
+        <w:rPr>
+          <w:rStyle w:val="DecValTok"/>
+        </w:rPr>
+        <w:t xml:space="preserve">0</w:t>
+      </w:r>
+      <w:r>
+        <w:rPr>
+          <w:rStyle w:val="NormalTok"/>
+        </w:rPr>
+        <w:t xml:space="preserve">)</w:t>
+      </w:r>
+      <w:r>
+        <w:br/>
+      </w:r>
+      <w:r>
+        <w:rPr>
+          <w:rStyle w:val="NormalTok"/>
+        </w:rPr>
+        <w:t xml:space="preserve">  )</w:t>
+      </w:r>
+    </w:p>
+    <w:p>
+      <w:pPr>
+        <w:pStyle w:val="SourceCode"/>
+      </w:pPr>
+      <w:r>
+        <w:rPr>
+          <w:rStyle w:val="CommentTok"/>
+        </w:rPr>
+        <w:t xml:space="preserve"># Check the first few rows </w:t>
+      </w:r>
+      <w:r>
+        <w:br/>
+      </w:r>
+      <w:r>
+        <w:rPr>
+          <w:rStyle w:val="FunctionTok"/>
+        </w:rPr>
+        <w:t xml:space="preserve">head</w:t>
+      </w:r>
+      <w:r>
+        <w:rPr>
+          <w:rStyle w:val="NormalTok"/>
+        </w:rPr>
+        <w:t xml:space="preserve">(analysis_data </w:t>
+      </w:r>
+      <w:r>
+        <w:rPr>
+          <w:rStyle w:val="SpecialCharTok"/>
+        </w:rPr>
+        <w:t xml:space="preserve">%&gt;%</w:t>
+      </w:r>
+      <w:r>
+        <w:rPr>
+          <w:rStyle w:val="NormalTok"/>
+        </w:rPr>
+        <w:t xml:space="preserve"> </w:t>
+      </w:r>
+      <w:r>
+        <w:rPr>
+          <w:rStyle w:val="FunctionTok"/>
+        </w:rPr>
+        <w:t xml:space="preserve">select</w:t>
+      </w:r>
+      <w:r>
+        <w:rPr>
+          <w:rStyle w:val="NormalTok"/>
+        </w:rPr>
+        <w:t xml:space="preserve">(ZIP_CODE, PrimaryRUCA, rural))</w:t>
+      </w:r>
+    </w:p>
+    <w:p>
+      <w:pPr>
+        <w:pStyle w:val="SourceCode"/>
+      </w:pPr>
+      <w:r>
+        <w:rPr>
+          <w:rStyle w:val="VerbatimChar"/>
+        </w:rPr>
+        <w:t xml:space="preserve"># A tibble: 6 × 3</w:t>
+      </w:r>
+      <w:r>
+        <w:br/>
+      </w:r>
+      <w:r>
+        <w:rPr>
+          <w:rStyle w:val="VerbatimChar"/>
+        </w:rPr>
+        <w:t xml:space="preserve">  ZIP_CODE  PrimaryRUCA rural</w:t>
+      </w:r>
+      <w:r>
+        <w:br/>
+      </w:r>
+      <w:r>
+        <w:rPr>
+          <w:rStyle w:val="VerbatimChar"/>
+        </w:rPr>
+        <w:t xml:space="preserve">  &lt;chr&gt;           &lt;dbl&gt; &lt;dbl&gt;</w:t>
+      </w:r>
+      <w:r>
+        <w:br/>
+      </w:r>
+      <w:r>
+        <w:rPr>
+          <w:rStyle w:val="VerbatimChar"/>
+        </w:rPr>
+        <w:t xml:space="preserve">1 304585591          NA    NA</w:t>
+      </w:r>
+      <w:r>
+        <w:br/>
+      </w:r>
+      <w:r>
+        <w:rPr>
+          <w:rStyle w:val="VerbatimChar"/>
+        </w:rPr>
+        <w:t xml:space="preserve">2 30731              10     1</w:t>
+      </w:r>
+      <w:r>
+        <w:br/>
+      </w:r>
+      <w:r>
+        <w:rPr>
+          <w:rStyle w:val="VerbatimChar"/>
+        </w:rPr>
+        <w:t xml:space="preserve">3 317510000          NA    NA</w:t>
+      </w:r>
+      <w:r>
+        <w:br/>
+      </w:r>
+      <w:r>
+        <w:rPr>
+          <w:rStyle w:val="VerbatimChar"/>
+        </w:rPr>
+        <w:t xml:space="preserve">4 31751              NA    NA</w:t>
+      </w:r>
+      <w:r>
+        <w:br/>
+      </w:r>
+      <w:r>
+        <w:rPr>
+          <w:rStyle w:val="VerbatimChar"/>
+        </w:rPr>
+        <w:t xml:space="preserve">5 31751              NA    NA</w:t>
+      </w:r>
+      <w:r>
+        <w:br/>
+      </w:r>
+      <w:r>
+        <w:rPr>
+          <w:rStyle w:val="VerbatimChar"/>
+        </w:rPr>
+        <w:t xml:space="preserve">6 31751              NA    NA</w:t>
+      </w:r>
+    </w:p>
+    <w:p>
+      <w:pPr>
+        <w:pStyle w:val="SourceCode"/>
+      </w:pPr>
+      <w:r>
+        <w:rPr>
+          <w:rStyle w:val="CommentTok"/>
+        </w:rPr>
+        <w:t xml:space="preserve"># Check how many rural rows you have</w:t>
+      </w:r>
+      <w:r>
+        <w:br/>
+      </w:r>
+      <w:r>
+        <w:rPr>
+          <w:rStyle w:val="FunctionTok"/>
+        </w:rPr>
+        <w:t xml:space="preserve">table</w:t>
+      </w:r>
+      <w:r>
+        <w:rPr>
+          <w:rStyle w:val="NormalTok"/>
+        </w:rPr>
+        <w:t xml:space="preserve">(analysis_data</w:t>
+      </w:r>
+      <w:r>
+        <w:rPr>
+          <w:rStyle w:val="SpecialCharTok"/>
+        </w:rPr>
+        <w:t xml:space="preserve">$</w:t>
+      </w:r>
+      <w:r>
+        <w:rPr>
+          <w:rStyle w:val="NormalTok"/>
+        </w:rPr>
+        <w:t xml:space="preserve">rural, </w:t>
+      </w:r>
+      <w:r>
+        <w:rPr>
+          <w:rStyle w:val="AttributeTok"/>
+        </w:rPr>
+        <w:t xml:space="preserve">useNA =</w:t>
+      </w:r>
+      <w:r>
+        <w:rPr>
+          <w:rStyle w:val="NormalTok"/>
+        </w:rPr>
+        <w:t xml:space="preserve"> </w:t>
+      </w:r>
+      <w:r>
+        <w:rPr>
+          <w:rStyle w:val="StringTok"/>
+        </w:rPr>
+        <w:t xml:space="preserve">"ifany"</w:t>
+      </w:r>
+      <w:r>
+        <w:rPr>
+          <w:rStyle w:val="NormalTok"/>
+        </w:rPr>
+        <w:t xml:space="preserve">)</w:t>
+      </w:r>
+    </w:p>
+    <w:p>
+      <w:pPr>
+        <w:pStyle w:val="SourceCode"/>
+      </w:pPr>
+      <w:r>
+        <w:br/>
+      </w:r>
+      <w:r>
+        <w:rPr>
+          <w:rStyle w:val="VerbatimChar"/>
+        </w:rPr>
+        <w:t xml:space="preserve">   0    1 &lt;NA&gt; </w:t>
+      </w:r>
+      <w:r>
+        <w:br/>
+      </w:r>
+      <w:r>
+        <w:rPr>
+          <w:rStyle w:val="VerbatimChar"/>
+        </w:rPr>
+        <w:t xml:space="preserve">2186 1653 1417 </w:t>
+      </w:r>
+    </w:p>
+    <w:p>
+      <w:pPr>
+        <w:pStyle w:val="FirstParagraph"/>
+      </w:pPr>
+      <w:r>
+        <w:t xml:space="preserve">Rural indicator (rural) was created using the PrimaryRUCA codes from the RUCA ZIPCode dataset. For ZIP codes in the water systems data that did not have a corresponding RUCA code, the rural value is NA. These NA values are currently kept in the dataset to indicate missing RUCA information. However, we will decided to remove them to ensure accurate rural-urban classification.</w:t>
+      </w:r>
+    </w:p>
+    <w:p>
+      <w:pPr>
+        <w:pStyle w:val="SourceCode"/>
+      </w:pPr>
+      <w:r>
+        <w:rPr>
+          <w:rStyle w:val="CommentTok"/>
+        </w:rPr>
+        <w:t xml:space="preserve"># Remove systems with missing rural classification</w:t>
+      </w:r>
+      <w:r>
+        <w:br/>
+      </w:r>
+      <w:r>
+        <w:rPr>
+          <w:rStyle w:val="NormalTok"/>
+        </w:rPr>
+        <w:t xml:space="preserve">analysis_data </w:t>
+      </w:r>
+      <w:r>
+        <w:rPr>
+          <w:rStyle w:val="OtherTok"/>
+        </w:rPr>
+        <w:t xml:space="preserve">&lt;-</w:t>
+      </w:r>
+      <w:r>
+        <w:rPr>
+          <w:rStyle w:val="NormalTok"/>
+        </w:rPr>
+        <w:t xml:space="preserve"> analysis_data </w:t>
+      </w:r>
+      <w:r>
+        <w:rPr>
+          <w:rStyle w:val="SpecialCharTok"/>
+        </w:rPr>
+        <w:t xml:space="preserve">%&gt;%</w:t>
+      </w:r>
+      <w:r>
+        <w:br/>
+      </w:r>
+      <w:r>
+        <w:rPr>
+          <w:rStyle w:val="NormalTok"/>
+        </w:rPr>
+        <w:t xml:space="preserve">  </w:t>
+      </w:r>
+      <w:r>
+        <w:rPr>
+          <w:rStyle w:val="FunctionTok"/>
+        </w:rPr>
+        <w:t xml:space="preserve">filter</w:t>
+      </w:r>
+      <w:r>
+        <w:rPr>
+          <w:rStyle w:val="NormalTok"/>
+        </w:rPr>
+        <w:t xml:space="preserve">(</w:t>
+      </w:r>
+      <w:r>
+        <w:rPr>
+          <w:rStyle w:val="SpecialCharTok"/>
+        </w:rPr>
+        <w:t xml:space="preserve">!</w:t>
+      </w:r>
+      <w:r>
+        <w:rPr>
+          <w:rStyle w:val="FunctionTok"/>
+        </w:rPr>
+        <w:t xml:space="preserve">is.na</w:t>
+      </w:r>
+      <w:r>
+        <w:rPr>
+          <w:rStyle w:val="NormalTok"/>
+        </w:rPr>
+        <w:t xml:space="preserve">(rural))</w:t>
+      </w:r>
+      <w:r>
+        <w:br/>
+      </w:r>
+      <w:r>
+        <w:br/>
+      </w:r>
+      <w:r>
+        <w:rPr>
+          <w:rStyle w:val="CommentTok"/>
+        </w:rPr>
+        <w:t xml:space="preserve"># Check updated counts</w:t>
+      </w:r>
+      <w:r>
+        <w:br/>
+      </w:r>
+      <w:r>
+        <w:rPr>
+          <w:rStyle w:val="FunctionTok"/>
+        </w:rPr>
+        <w:t xml:space="preserve">table</w:t>
+      </w:r>
+      <w:r>
+        <w:rPr>
+          <w:rStyle w:val="NormalTok"/>
+        </w:rPr>
+        <w:t xml:space="preserve">(analysis_data</w:t>
+      </w:r>
+      <w:r>
+        <w:rPr>
+          <w:rStyle w:val="SpecialCharTok"/>
+        </w:rPr>
+        <w:t xml:space="preserve">$</w:t>
+      </w:r>
+      <w:r>
+        <w:rPr>
+          <w:rStyle w:val="NormalTok"/>
+        </w:rPr>
+        <w:t xml:space="preserve">rural)</w:t>
+      </w:r>
+    </w:p>
+    <w:p>
+      <w:pPr>
+        <w:pStyle w:val="SourceCode"/>
+      </w:pPr>
+      <w:r>
+        <w:br/>
+      </w:r>
+      <w:r>
+        <w:rPr>
+          <w:rStyle w:val="VerbatimChar"/>
+        </w:rPr>
+        <w:t xml:space="preserve">   0    1 </w:t>
+      </w:r>
+      <w:r>
+        <w:br/>
+      </w:r>
+      <w:r>
+        <w:rPr>
+          <w:rStyle w:val="VerbatimChar"/>
+        </w:rPr>
+        <w:t xml:space="preserve">2186 1653 </w:t>
+      </w:r>
+    </w:p>
+    <w:p>
+      <w:pPr>
+        <w:pStyle w:val="SourceCode"/>
+      </w:pPr>
+      <w:r>
+        <w:rPr>
+          <w:rStyle w:val="FunctionTok"/>
+        </w:rPr>
+        <w:t xml:space="preserve">nrow</w:t>
+      </w:r>
+      <w:r>
+        <w:rPr>
+          <w:rStyle w:val="NormalTok"/>
+        </w:rPr>
+        <w:t xml:space="preserve">(analysis_data)</w:t>
+      </w:r>
+    </w:p>
+    <w:p>
+      <w:pPr>
+        <w:pStyle w:val="SourceCode"/>
+      </w:pPr>
+      <w:r>
+        <w:rPr>
+          <w:rStyle w:val="VerbatimChar"/>
+        </w:rPr>
+        <w:t xml:space="preserve">[1] 3839</w:t>
+      </w:r>
+    </w:p>
+    <w:bookmarkEnd w:id="34"/>
+    <w:bookmarkStart w:id="35" w:name="creating-a-binary-outcome-system"/>
+    <w:p>
+      <w:pPr>
+        <w:pStyle w:val="Heading2"/>
+      </w:pPr>
+      <w:r>
+        <w:t xml:space="preserve">3.3 Creating A Binary Outcome System</w:t>
+      </w:r>
+    </w:p>
+    <w:p>
+      <w:pPr>
+        <w:pStyle w:val="FirstParagraph"/>
+      </w:pPr>
+      <w:r>
+        <w:t xml:space="preserve">We will create a binary outcome variable to indicate whether a water system had at least one recorded drinking water violation (1 = yes, 0 = no). Among the Georgia public water systems included in the sample, 8.5% experienced at least one recorded drinking water violation, while 91.5% had no recorded violations. This indicates that violations were relatively uncommon overall, though measurable subset of systems were affected.</w:t>
+      </w:r>
+    </w:p>
+    <w:p>
+      <w:pPr>
+        <w:pStyle w:val="SourceCode"/>
+      </w:pPr>
+      <w:r>
+        <w:rPr>
+          <w:rStyle w:val="CommentTok"/>
+        </w:rPr>
+        <w:t xml:space="preserve"># Create binary violation indicator</w:t>
+      </w:r>
+      <w:r>
+        <w:br/>
+      </w:r>
+      <w:r>
+        <w:rPr>
+          <w:rStyle w:val="NormalTok"/>
+        </w:rPr>
+        <w:t xml:space="preserve">analysis_data </w:t>
+      </w:r>
+      <w:r>
+        <w:rPr>
+          <w:rStyle w:val="OtherTok"/>
+        </w:rPr>
+        <w:t xml:space="preserve">&lt;-</w:t>
+      </w:r>
+      <w:r>
+        <w:rPr>
+          <w:rStyle w:val="NormalTok"/>
+        </w:rPr>
+        <w:t xml:space="preserve"> analysis_data </w:t>
+      </w:r>
+      <w:r>
+        <w:rPr>
+          <w:rStyle w:val="SpecialCharTok"/>
+        </w:rPr>
+        <w:t xml:space="preserve">%&gt;%</w:t>
+      </w:r>
+      <w:r>
+        <w:br/>
+      </w:r>
+      <w:r>
+        <w:rPr>
+          <w:rStyle w:val="NormalTok"/>
+        </w:rPr>
+        <w:t xml:space="preserve">  </w:t>
+      </w:r>
+      <w:r>
+        <w:rPr>
+          <w:rStyle w:val="FunctionTok"/>
+        </w:rPr>
+        <w:t xml:space="preserve">mutate</w:t>
+      </w:r>
+      <w:r>
+        <w:rPr>
+          <w:rStyle w:val="NormalTok"/>
+        </w:rPr>
+        <w:t xml:space="preserve">(</w:t>
+      </w:r>
+      <w:r>
+        <w:br/>
+      </w:r>
+      <w:r>
+        <w:rPr>
+          <w:rStyle w:val="NormalTok"/>
+        </w:rPr>
+        <w:t xml:space="preserve">    </w:t>
+      </w:r>
+      <w:r>
+        <w:rPr>
+          <w:rStyle w:val="AttributeTok"/>
+        </w:rPr>
+        <w:t xml:space="preserve">any_violation =</w:t>
+      </w:r>
+      <w:r>
+        <w:rPr>
+          <w:rStyle w:val="NormalTok"/>
+        </w:rPr>
+        <w:t xml:space="preserve"> </w:t>
+      </w:r>
+      <w:r>
+        <w:rPr>
+          <w:rStyle w:val="FunctionTok"/>
+        </w:rPr>
+        <w:t xml:space="preserve">ifelse</w:t>
+      </w:r>
+      <w:r>
+        <w:rPr>
+          <w:rStyle w:val="NormalTok"/>
+        </w:rPr>
+        <w:t xml:space="preserve">(violation_count </w:t>
+      </w:r>
+      <w:r>
+        <w:rPr>
+          <w:rStyle w:val="SpecialCharTok"/>
+        </w:rPr>
+        <w:t xml:space="preserve">&gt;</w:t>
+      </w:r>
+      <w:r>
+        <w:rPr>
+          <w:rStyle w:val="NormalTok"/>
+        </w:rPr>
+        <w:t xml:space="preserve"> </w:t>
+      </w:r>
+      <w:r>
+        <w:rPr>
+          <w:rStyle w:val="DecValTok"/>
+        </w:rPr>
+        <w:t xml:space="preserve">0</w:t>
+      </w:r>
+      <w:r>
+        <w:rPr>
+          <w:rStyle w:val="NormalTok"/>
+        </w:rPr>
+        <w:t xml:space="preserve">, </w:t>
+      </w:r>
+      <w:r>
+        <w:rPr>
+          <w:rStyle w:val="DecValTok"/>
+        </w:rPr>
+        <w:t xml:space="preserve">1</w:t>
+      </w:r>
+      <w:r>
+        <w:rPr>
+          <w:rStyle w:val="NormalTok"/>
+        </w:rPr>
+        <w:t xml:space="preserve">, </w:t>
+      </w:r>
+      <w:r>
+        <w:rPr>
+          <w:rStyle w:val="DecValTok"/>
+        </w:rPr>
+        <w:t xml:space="preserve">0</w:t>
+      </w:r>
+      <w:r>
+        <w:rPr>
+          <w:rStyle w:val="NormalTok"/>
+        </w:rPr>
+        <w:t xml:space="preserve">)</w:t>
+      </w:r>
+      <w:r>
+        <w:br/>
+      </w:r>
+      <w:r>
+        <w:rPr>
+          <w:rStyle w:val="NormalTok"/>
+        </w:rPr>
+        <w:t xml:space="preserve">  )</w:t>
+      </w:r>
+      <w:r>
+        <w:br/>
+      </w:r>
+      <w:r>
+        <w:br/>
+      </w:r>
+      <w:r>
+        <w:rPr>
+          <w:rStyle w:val="CommentTok"/>
+        </w:rPr>
+        <w:t xml:space="preserve"># Check distribution</w:t>
+      </w:r>
+      <w:r>
+        <w:br/>
+      </w:r>
+      <w:r>
+        <w:rPr>
+          <w:rStyle w:val="FunctionTok"/>
+        </w:rPr>
+        <w:t xml:space="preserve">table</w:t>
+      </w:r>
+      <w:r>
+        <w:rPr>
+          <w:rStyle w:val="NormalTok"/>
+        </w:rPr>
+        <w:t xml:space="preserve">(analysis_data</w:t>
+      </w:r>
+      <w:r>
+        <w:rPr>
+          <w:rStyle w:val="SpecialCharTok"/>
+        </w:rPr>
+        <w:t xml:space="preserve">$</w:t>
+      </w:r>
+      <w:r>
+        <w:rPr>
+          <w:rStyle w:val="NormalTok"/>
+        </w:rPr>
+        <w:t xml:space="preserve">any_violation)</w:t>
+      </w:r>
+    </w:p>
+    <w:p>
+      <w:pPr>
+        <w:pStyle w:val="SourceCode"/>
+      </w:pPr>
+      <w:r>
+        <w:br/>
+      </w:r>
+      <w:r>
+        <w:rPr>
+          <w:rStyle w:val="VerbatimChar"/>
+        </w:rPr>
+        <w:t xml:space="preserve">   0    1 </w:t>
+      </w:r>
+      <w:r>
+        <w:br/>
+      </w:r>
+      <w:r>
+        <w:rPr>
+          <w:rStyle w:val="VerbatimChar"/>
+        </w:rPr>
+        <w:t xml:space="preserve">3513  326 </w:t>
+      </w:r>
+    </w:p>
+    <w:p>
+      <w:pPr>
+        <w:pStyle w:val="SourceCode"/>
+      </w:pPr>
+      <w:r>
+        <w:rPr>
+          <w:rStyle w:val="FunctionTok"/>
+        </w:rPr>
+        <w:t xml:space="preserve">prop.table</w:t>
+      </w:r>
+      <w:r>
+        <w:rPr>
+          <w:rStyle w:val="NormalTok"/>
+        </w:rPr>
+        <w:t xml:space="preserve">(</w:t>
+      </w:r>
+      <w:r>
+        <w:rPr>
+          <w:rStyle w:val="FunctionTok"/>
+        </w:rPr>
+        <w:t xml:space="preserve">table</w:t>
+      </w:r>
+      <w:r>
+        <w:rPr>
+          <w:rStyle w:val="NormalTok"/>
+        </w:rPr>
+        <w:t xml:space="preserve">(analysis_data</w:t>
+      </w:r>
+      <w:r>
+        <w:rPr>
+          <w:rStyle w:val="SpecialCharTok"/>
+        </w:rPr>
+        <w:t xml:space="preserve">$</w:t>
+      </w:r>
+      <w:r>
+        <w:rPr>
+          <w:rStyle w:val="NormalTok"/>
+        </w:rPr>
+        <w:t xml:space="preserve">any_violation))</w:t>
+      </w:r>
+    </w:p>
+    <w:p>
+      <w:pPr>
+        <w:pStyle w:val="SourceCode"/>
+      </w:pPr>
+      <w:r>
+        <w:br/>
+      </w:r>
+      <w:r>
+        <w:rPr>
+          <w:rStyle w:val="VerbatimChar"/>
+        </w:rPr>
+        <w:t xml:space="preserve">         0          1 </w:t>
+      </w:r>
+      <w:r>
+        <w:br/>
+      </w:r>
+      <w:r>
+        <w:rPr>
+          <w:rStyle w:val="VerbatimChar"/>
+        </w:rPr>
+        <w:t xml:space="preserve">0.91508205 0.08491795 </w:t>
+      </w:r>
+    </w:p>
+    <w:bookmarkEnd w:id="35"/>
+    <w:bookmarkStart w:id="36" w:name="preparing-modeling-variables"/>
+    <w:p>
+      <w:pPr>
+        <w:pStyle w:val="Heading2"/>
+      </w:pPr>
+      <w:r>
+        <w:t xml:space="preserve">3.4 Preparing Modeling Variables</w:t>
+      </w:r>
+    </w:p>
+    <w:p>
+      <w:pPr>
+        <w:pStyle w:val="FirstParagraph"/>
+      </w:pPr>
+      <w:r>
+        <w:t xml:space="preserve">Before fitting the logistics regression model, several variable were prepared and transformed</w:t>
+      </w:r>
+      <w:r>
+        <w:t xml:space="preserve"> </w:t>
+      </w:r>
+      <w:r>
+        <w:t xml:space="preserve">* Population served was filtered to exlcude systems reporting zero population. Additionally, it was log transofmed to account of the strong right skew observed in the raw population distribution.</w:t>
+      </w:r>
+      <w:r>
+        <w:t xml:space="preserve"> </w:t>
+      </w:r>
+      <w:r>
+        <w:t xml:space="preserve">* Rural status, violations, and water system type were coverted to categorical variables.</w:t>
+      </w:r>
+    </w:p>
+    <w:p>
+      <w:pPr>
+        <w:pStyle w:val="SourceCode"/>
+      </w:pPr>
+      <w:r>
+        <w:rPr>
+          <w:rStyle w:val="CommentTok"/>
+        </w:rPr>
+        <w:t xml:space="preserve"># We need our modeling variables </w:t>
+      </w:r>
+      <w:r>
+        <w:br/>
+      </w:r>
+      <w:r>
+        <w:rPr>
+          <w:rStyle w:val="NormalTok"/>
+        </w:rPr>
+        <w:t xml:space="preserve">analysis_data </w:t>
+      </w:r>
+      <w:r>
+        <w:rPr>
+          <w:rStyle w:val="OtherTok"/>
+        </w:rPr>
+        <w:t xml:space="preserve">&lt;-</w:t>
+      </w:r>
+      <w:r>
+        <w:rPr>
+          <w:rStyle w:val="NormalTok"/>
+        </w:rPr>
+        <w:t xml:space="preserve"> analysis_data </w:t>
+      </w:r>
+      <w:r>
+        <w:rPr>
+          <w:rStyle w:val="SpecialCharTok"/>
+        </w:rPr>
+        <w:t xml:space="preserve">%&gt;%</w:t>
+      </w:r>
+      <w:r>
+        <w:br/>
+      </w:r>
+      <w:r>
+        <w:rPr>
+          <w:rStyle w:val="NormalTok"/>
+        </w:rPr>
+        <w:t xml:space="preserve">  </w:t>
+      </w:r>
+      <w:r>
+        <w:rPr>
+          <w:rStyle w:val="FunctionTok"/>
+        </w:rPr>
+        <w:t xml:space="preserve">filter</w:t>
+      </w:r>
+      <w:r>
+        <w:rPr>
+          <w:rStyle w:val="NormalTok"/>
+        </w:rPr>
+        <w:t xml:space="preserve">(POPULATION_SERVED_COUNT </w:t>
+      </w:r>
+      <w:r>
+        <w:rPr>
+          <w:rStyle w:val="SpecialCharTok"/>
+        </w:rPr>
+        <w:t xml:space="preserve">&gt;</w:t>
+      </w:r>
+      <w:r>
+        <w:rPr>
+          <w:rStyle w:val="NormalTok"/>
+        </w:rPr>
+        <w:t xml:space="preserve"> </w:t>
+      </w:r>
+      <w:r>
+        <w:rPr>
+          <w:rStyle w:val="DecValTok"/>
+        </w:rPr>
+        <w:t xml:space="preserve">0</w:t>
+      </w:r>
+      <w:r>
+        <w:rPr>
+          <w:rStyle w:val="NormalTok"/>
+        </w:rPr>
+        <w:t xml:space="preserve">) </w:t>
+      </w:r>
+      <w:r>
+        <w:rPr>
+          <w:rStyle w:val="SpecialCharTok"/>
+        </w:rPr>
+        <w:t xml:space="preserve">%&gt;%</w:t>
+      </w:r>
+      <w:r>
+        <w:rPr>
+          <w:rStyle w:val="NormalTok"/>
+        </w:rPr>
+        <w:t xml:space="preserve">          </w:t>
+      </w:r>
+      <w:r>
+        <w:rPr>
+          <w:rStyle w:val="CommentTok"/>
+        </w:rPr>
+        <w:t xml:space="preserve"># removing systems that report serving n=0</w:t>
+      </w:r>
+      <w:r>
+        <w:br/>
+      </w:r>
+      <w:r>
+        <w:rPr>
+          <w:rStyle w:val="NormalTok"/>
+        </w:rPr>
+        <w:t xml:space="preserve">  </w:t>
+      </w:r>
+      <w:r>
+        <w:rPr>
+          <w:rStyle w:val="FunctionTok"/>
+        </w:rPr>
+        <w:t xml:space="preserve">mutate</w:t>
+      </w:r>
+      <w:r>
+        <w:rPr>
+          <w:rStyle w:val="NormalTok"/>
+        </w:rPr>
+        <w:t xml:space="preserve">(</w:t>
+      </w:r>
+      <w:r>
+        <w:br/>
+      </w:r>
+      <w:r>
+        <w:rPr>
+          <w:rStyle w:val="NormalTok"/>
+        </w:rPr>
+        <w:t xml:space="preserve">    </w:t>
+      </w:r>
+      <w:r>
+        <w:rPr>
+          <w:rStyle w:val="AttributeTok"/>
+        </w:rPr>
+        <w:t xml:space="preserve">log_population =</w:t>
+      </w:r>
+      <w:r>
+        <w:rPr>
+          <w:rStyle w:val="NormalTok"/>
+        </w:rPr>
+        <w:t xml:space="preserve"> </w:t>
+      </w:r>
+      <w:r>
+        <w:rPr>
+          <w:rStyle w:val="FunctionTok"/>
+        </w:rPr>
+        <w:t xml:space="preserve">log</w:t>
+      </w:r>
+      <w:r>
+        <w:rPr>
+          <w:rStyle w:val="NormalTok"/>
+        </w:rPr>
+        <w:t xml:space="preserve">(POPULATION_SERVED_COUNT), </w:t>
+      </w:r>
+      <w:r>
+        <w:rPr>
+          <w:rStyle w:val="CommentTok"/>
+        </w:rPr>
+        <w:t xml:space="preserve"># log transformation, orignal graph skewed right</w:t>
+      </w:r>
+      <w:r>
+        <w:br/>
+      </w:r>
+      <w:r>
+        <w:rPr>
+          <w:rStyle w:val="NormalTok"/>
+        </w:rPr>
+        <w:t xml:space="preserve">    </w:t>
+      </w:r>
+      <w:r>
+        <w:rPr>
+          <w:rStyle w:val="AttributeTok"/>
+        </w:rPr>
+        <w:t xml:space="preserve">rural =</w:t>
+      </w:r>
+      <w:r>
+        <w:rPr>
+          <w:rStyle w:val="NormalTok"/>
+        </w:rPr>
+        <w:t xml:space="preserve"> </w:t>
+      </w:r>
+      <w:r>
+        <w:rPr>
+          <w:rStyle w:val="FunctionTok"/>
+        </w:rPr>
+        <w:t xml:space="preserve">as.factor</w:t>
+      </w:r>
+      <w:r>
+        <w:rPr>
+          <w:rStyle w:val="NormalTok"/>
+        </w:rPr>
+        <w:t xml:space="preserve">(rural),                      </w:t>
+      </w:r>
+      <w:r>
+        <w:rPr>
+          <w:rStyle w:val="CommentTok"/>
+        </w:rPr>
+        <w:t xml:space="preserve"># rural as categorical</w:t>
+      </w:r>
+      <w:r>
+        <w:br/>
+      </w:r>
+      <w:r>
+        <w:rPr>
+          <w:rStyle w:val="NormalTok"/>
+        </w:rPr>
+        <w:t xml:space="preserve">    </w:t>
+      </w:r>
+      <w:r>
+        <w:rPr>
+          <w:rStyle w:val="AttributeTok"/>
+        </w:rPr>
+        <w:t xml:space="preserve">any_violation =</w:t>
+      </w:r>
+      <w:r>
+        <w:rPr>
+          <w:rStyle w:val="NormalTok"/>
+        </w:rPr>
+        <w:t xml:space="preserve"> </w:t>
+      </w:r>
+      <w:r>
+        <w:rPr>
+          <w:rStyle w:val="FunctionTok"/>
+        </w:rPr>
+        <w:t xml:space="preserve">as.factor</w:t>
+      </w:r>
+      <w:r>
+        <w:rPr>
+          <w:rStyle w:val="NormalTok"/>
+        </w:rPr>
+        <w:t xml:space="preserve">(any_violation),      </w:t>
+      </w:r>
+      <w:r>
+        <w:rPr>
+          <w:rStyle w:val="CommentTok"/>
+        </w:rPr>
+        <w:t xml:space="preserve"># violation as categorical</w:t>
+      </w:r>
+      <w:r>
+        <w:br/>
+      </w:r>
+      <w:r>
+        <w:rPr>
+          <w:rStyle w:val="NormalTok"/>
+        </w:rPr>
+        <w:t xml:space="preserve">    </w:t>
+      </w:r>
+      <w:r>
+        <w:rPr>
+          <w:rStyle w:val="AttributeTok"/>
+        </w:rPr>
+        <w:t xml:space="preserve">PWS_TYPE_CODE =</w:t>
+      </w:r>
+      <w:r>
+        <w:rPr>
+          <w:rStyle w:val="NormalTok"/>
+        </w:rPr>
+        <w:t xml:space="preserve"> </w:t>
+      </w:r>
+      <w:r>
+        <w:rPr>
+          <w:rStyle w:val="FunctionTok"/>
+        </w:rPr>
+        <w:t xml:space="preserve">as.factor</w:t>
+      </w:r>
+      <w:r>
+        <w:rPr>
+          <w:rStyle w:val="NormalTok"/>
+        </w:rPr>
+        <w:t xml:space="preserve">(PWS_TYPE_CODE)       </w:t>
+      </w:r>
+      <w:r>
+        <w:rPr>
+          <w:rStyle w:val="CommentTok"/>
+        </w:rPr>
+        <w:t xml:space="preserve"># water system as categorical</w:t>
+      </w:r>
+      <w:r>
+        <w:br/>
+      </w:r>
+      <w:r>
+        <w:rPr>
+          <w:rStyle w:val="NormalTok"/>
+        </w:rPr>
+        <w:t xml:space="preserve">  )</w:t>
+      </w:r>
+      <w:r>
+        <w:br/>
+      </w:r>
+      <w:r>
+        <w:br/>
+      </w:r>
+      <w:r>
+        <w:rPr>
+          <w:rStyle w:val="CommentTok"/>
+        </w:rPr>
+        <w:t xml:space="preserve"># summary statistics of our log transformation</w:t>
+      </w:r>
+      <w:r>
+        <w:br/>
+      </w:r>
+      <w:r>
+        <w:rPr>
+          <w:rStyle w:val="FunctionTok"/>
+        </w:rPr>
+        <w:t xml:space="preserve">summary</w:t>
+      </w:r>
+      <w:r>
+        <w:rPr>
+          <w:rStyle w:val="NormalTok"/>
+        </w:rPr>
+        <w:t xml:space="preserve">(analysis_data</w:t>
+      </w:r>
+      <w:r>
+        <w:rPr>
+          <w:rStyle w:val="SpecialCharTok"/>
+        </w:rPr>
+        <w:t xml:space="preserve">$</w:t>
+      </w:r>
+      <w:r>
+        <w:rPr>
+          <w:rStyle w:val="NormalTok"/>
+        </w:rPr>
+        <w:t xml:space="preserve">log_population)</w:t>
+      </w:r>
+    </w:p>
+    <w:p>
+      <w:pPr>
+        <w:pStyle w:val="SourceCode"/>
+      </w:pPr>
+      <w:r>
+        <w:rPr>
+          <w:rStyle w:val="VerbatimChar"/>
+        </w:rPr>
+        <w:t xml:space="preserve">   Min. 1st Qu.  Median    Mean 3rd Qu.    Max. </w:t>
+      </w:r>
+      <w:r>
+        <w:br/>
+      </w:r>
+      <w:r>
+        <w:rPr>
+          <w:rStyle w:val="VerbatimChar"/>
+        </w:rPr>
+        <w:t xml:space="preserve">  0.000   3.912   4.605   4.994   5.667  13.902 </w:t>
+      </w:r>
+    </w:p>
+    <w:bookmarkEnd w:id="36"/>
+    <w:bookmarkStart w:id="37" w:name="fitting-the-regression-model"/>
+    <w:p>
+      <w:pPr>
+        <w:pStyle w:val="Heading2"/>
+      </w:pPr>
+      <w:r>
+        <w:t xml:space="preserve">3.5 Fitting the Regression Model</w:t>
+      </w:r>
+    </w:p>
+    <w:p>
+      <w:pPr>
+        <w:pStyle w:val="FirstParagraph"/>
+      </w:pPr>
+      <w:r>
+        <w:t xml:space="preserve">Next, we fit a multivariable logistic regression to evaluate whether rural systems are more likely to have at least one violation, adjusting for population served and system type. The results are summarized by obtaining odds ratios (OR) and 95% confidence intervals (CI):</w:t>
+      </w:r>
+      <w:r>
+        <w:t xml:space="preserve"> </w:t>
+      </w:r>
+      <w:r>
+        <w:t xml:space="preserve">* Rural systems (rural=1) had 1.84 times the odds of experiencing at least one violation (95% CI: 1.46, 2.33)</w:t>
+      </w:r>
+      <w:r>
+        <w:t xml:space="preserve"> </w:t>
+      </w:r>
+      <w:r>
+        <w:t xml:space="preserve">* Population served presented an odds ratio of 1.15 per unit increase (95% CI:1.08, 1.22) indicating that larger water systems tend to have slightly higher odds of recording a violation.</w:t>
+      </w:r>
+      <w:r>
+        <w:t xml:space="preserve"> </w:t>
+      </w:r>
+      <w:r>
+        <w:t xml:space="preserve">* Community water systems comparison (CWS)</w:t>
+      </w:r>
+      <w:r>
+        <w:t xml:space="preserve"> </w:t>
+      </w:r>
+      <w:r>
+        <w:t xml:space="preserve">* Non-transient non-community systems (NTNCWS) had lower odds (OR=0.37) of violations (95% CI: 0.21-0.61)</w:t>
+      </w:r>
+      <w:r>
+        <w:t xml:space="preserve"> </w:t>
+      </w:r>
+      <w:r>
+        <w:t xml:space="preserve">* Transient non-community systems (TNCWS)</w:t>
+      </w:r>
+      <w:r>
+        <w:t xml:space="preserve"> </w:t>
+      </w:r>
+      <w:r>
+        <w:t xml:space="preserve">similarly had lower odds (OR=0.51) of violations (95% CI:0.39-0.68)</w:t>
+      </w:r>
+    </w:p>
+    <w:p>
+      <w:pPr>
+        <w:pStyle w:val="BodyText"/>
+      </w:pPr>
+      <w:r>
+        <w:t xml:space="preserve">Overall, the model indicates that rural systems are at higher risk for drinking water violations when accounting for system type and the population served.</w:t>
+      </w:r>
+    </w:p>
+    <w:p>
+      <w:pPr>
+        <w:pStyle w:val="SourceCode"/>
+      </w:pPr>
+      <w:r>
+        <w:rPr>
+          <w:rStyle w:val="CommentTok"/>
+        </w:rPr>
+        <w:t xml:space="preserve"># Are rural systems more likely to have at least one violation</w:t>
+      </w:r>
+      <w:r>
+        <w:br/>
+      </w:r>
+      <w:r>
+        <w:rPr>
+          <w:rStyle w:val="NormalTok"/>
+        </w:rPr>
+        <w:t xml:space="preserve">model1 </w:t>
+      </w:r>
+      <w:r>
+        <w:rPr>
+          <w:rStyle w:val="OtherTok"/>
+        </w:rPr>
+        <w:t xml:space="preserve">&lt;-</w:t>
+      </w:r>
+      <w:r>
+        <w:rPr>
+          <w:rStyle w:val="NormalTok"/>
+        </w:rPr>
+        <w:t xml:space="preserve"> </w:t>
+      </w:r>
+      <w:r>
+        <w:rPr>
+          <w:rStyle w:val="FunctionTok"/>
+        </w:rPr>
+        <w:t xml:space="preserve">glm</w:t>
+      </w:r>
+      <w:r>
+        <w:rPr>
+          <w:rStyle w:val="NormalTok"/>
+        </w:rPr>
+        <w:t xml:space="preserve">(</w:t>
+      </w:r>
+      <w:r>
+        <w:br/>
+      </w:r>
+      <w:r>
+        <w:rPr>
+          <w:rStyle w:val="NormalTok"/>
+        </w:rPr>
+        <w:t xml:space="preserve">  any_violation </w:t>
+      </w:r>
+      <w:r>
+        <w:rPr>
+          <w:rStyle w:val="SpecialCharTok"/>
+        </w:rPr>
+        <w:t xml:space="preserve">~</w:t>
+      </w:r>
+      <w:r>
+        <w:rPr>
+          <w:rStyle w:val="NormalTok"/>
+        </w:rPr>
+        <w:t xml:space="preserve"> rural </w:t>
+      </w:r>
+      <w:r>
+        <w:rPr>
+          <w:rStyle w:val="SpecialCharTok"/>
+        </w:rPr>
+        <w:t xml:space="preserve">+</w:t>
+      </w:r>
+      <w:r>
+        <w:rPr>
+          <w:rStyle w:val="NormalTok"/>
+        </w:rPr>
+        <w:t xml:space="preserve"> log_population </w:t>
+      </w:r>
+      <w:r>
+        <w:rPr>
+          <w:rStyle w:val="SpecialCharTok"/>
+        </w:rPr>
+        <w:t xml:space="preserve">+</w:t>
+      </w:r>
+      <w:r>
+        <w:rPr>
+          <w:rStyle w:val="NormalTok"/>
+        </w:rPr>
+        <w:t xml:space="preserve"> PWS_TYPE_CODE, </w:t>
+      </w:r>
+      <w:r>
+        <w:br/>
+      </w:r>
+      <w:r>
+        <w:rPr>
+          <w:rStyle w:val="NormalTok"/>
+        </w:rPr>
+        <w:t xml:space="preserve">  </w:t>
+      </w:r>
+      <w:r>
+        <w:rPr>
+          <w:rStyle w:val="AttributeTok"/>
+        </w:rPr>
+        <w:t xml:space="preserve">data =</w:t>
+      </w:r>
+      <w:r>
+        <w:rPr>
+          <w:rStyle w:val="NormalTok"/>
+        </w:rPr>
+        <w:t xml:space="preserve"> analysis_data,</w:t>
+      </w:r>
+      <w:r>
+        <w:br/>
+      </w:r>
+      <w:r>
+        <w:rPr>
+          <w:rStyle w:val="NormalTok"/>
+        </w:rPr>
+        <w:t xml:space="preserve">  </w:t>
+      </w:r>
+      <w:r>
+        <w:rPr>
+          <w:rStyle w:val="AttributeTok"/>
+        </w:rPr>
+        <w:t xml:space="preserve">family =</w:t>
+      </w:r>
+      <w:r>
+        <w:rPr>
+          <w:rStyle w:val="NormalTok"/>
+        </w:rPr>
+        <w:t xml:space="preserve"> binomial </w:t>
+      </w:r>
+      <w:r>
+        <w:br/>
+      </w:r>
+      <w:r>
+        <w:rPr>
+          <w:rStyle w:val="NormalTok"/>
+        </w:rPr>
+        <w:t xml:space="preserve">)</w:t>
+      </w:r>
+      <w:r>
+        <w:br/>
+      </w:r>
+      <w:r>
+        <w:br/>
+      </w:r>
+      <w:r>
+        <w:rPr>
+          <w:rStyle w:val="CommentTok"/>
+        </w:rPr>
+        <w:t xml:space="preserve"># View model summary: coefficients, standard errors, z-values, and p-values</w:t>
+      </w:r>
+      <w:r>
+        <w:br/>
+      </w:r>
+      <w:r>
+        <w:rPr>
+          <w:rStyle w:val="FunctionTok"/>
+        </w:rPr>
+        <w:t xml:space="preserve">summary</w:t>
+      </w:r>
+      <w:r>
+        <w:rPr>
+          <w:rStyle w:val="NormalTok"/>
+        </w:rPr>
+        <w:t xml:space="preserve">(model1)</w:t>
+      </w:r>
+    </w:p>
+    <w:p>
+      <w:pPr>
+        <w:pStyle w:val="SourceCode"/>
+      </w:pPr>
+      <w:r>
+        <w:br/>
+      </w:r>
+      <w:r>
+        <w:rPr>
+          <w:rStyle w:val="VerbatimChar"/>
+        </w:rPr>
+        <w:t xml:space="preserve">Call:</w:t>
+      </w:r>
+      <w:r>
+        <w:br/>
+      </w:r>
+      <w:r>
+        <w:rPr>
+          <w:rStyle w:val="VerbatimChar"/>
+        </w:rPr>
+        <w:t xml:space="preserve">glm(formula = any_violation ~ rural + log_population + PWS_TYPE_CODE, </w:t>
+      </w:r>
+      <w:r>
+        <w:br/>
+      </w:r>
+      <w:r>
+        <w:rPr>
+          <w:rStyle w:val="VerbatimChar"/>
+        </w:rPr>
+        <w:t xml:space="preserve">    family = binomial, data = analysis_data)</w:t>
+      </w:r>
+      <w:r>
+        <w:br/>
+      </w:r>
+      <w:r>
+        <w:br/>
+      </w:r>
+      <w:r>
+        <w:rPr>
+          <w:rStyle w:val="VerbatimChar"/>
+        </w:rPr>
+        <w:t xml:space="preserve">Coefficients:</w:t>
+      </w:r>
+      <w:r>
+        <w:br/>
+      </w:r>
+      <w:r>
+        <w:rPr>
+          <w:rStyle w:val="VerbatimChar"/>
+        </w:rPr>
+        <w:t xml:space="preserve">                    Estimate Std. Error z value Pr(&gt;|z|)    </w:t>
+      </w:r>
+      <w:r>
+        <w:br/>
+      </w:r>
+      <w:r>
+        <w:rPr>
+          <w:rStyle w:val="VerbatimChar"/>
+        </w:rPr>
+        <w:t xml:space="preserve">(Intercept)         -3.11789    0.20861 -14.946  &lt; 2e-16 ***</w:t>
+      </w:r>
+      <w:r>
+        <w:br/>
+      </w:r>
+      <w:r>
+        <w:rPr>
+          <w:rStyle w:val="VerbatimChar"/>
+        </w:rPr>
+        <w:t xml:space="preserve">rural1               0.61152    0.11874   5.150 2.60e-07 ***</w:t>
+      </w:r>
+      <w:r>
+        <w:br/>
+      </w:r>
+      <w:r>
+        <w:rPr>
+          <w:rStyle w:val="VerbatimChar"/>
+        </w:rPr>
+        <w:t xml:space="preserve">log_population       0.13708    0.03167   4.328 1.50e-05 ***</w:t>
+      </w:r>
+      <w:r>
+        <w:br/>
+      </w:r>
+      <w:r>
+        <w:rPr>
+          <w:rStyle w:val="VerbatimChar"/>
+        </w:rPr>
+        <w:t xml:space="preserve">PWS_TYPE_CODENTNCWS -0.99210    0.27512  -3.606 0.000311 ***</w:t>
+      </w:r>
+      <w:r>
+        <w:br/>
+      </w:r>
+      <w:r>
+        <w:rPr>
+          <w:rStyle w:val="VerbatimChar"/>
+        </w:rPr>
+        <w:t xml:space="preserve">PWS_TYPE_CODETNCWS  -0.66427    0.14382  -4.619 3.86e-06 ***</w:t>
+      </w:r>
+      <w:r>
+        <w:br/>
+      </w:r>
+      <w:r>
+        <w:rPr>
+          <w:rStyle w:val="VerbatimChar"/>
+        </w:rPr>
+        <w:t xml:space="preserve">---</w:t>
+      </w:r>
+      <w:r>
+        <w:br/>
+      </w:r>
+      <w:r>
+        <w:rPr>
+          <w:rStyle w:val="VerbatimChar"/>
+        </w:rPr>
+        <w:t xml:space="preserve">Signif. codes:  0 '***' 0.001 '**' 0.01 '*' 0.05 '.' 0.1 ' ' 1</w:t>
+      </w:r>
+      <w:r>
+        <w:br/>
+      </w:r>
+      <w:r>
+        <w:br/>
+      </w:r>
+      <w:r>
+        <w:rPr>
+          <w:rStyle w:val="VerbatimChar"/>
+        </w:rPr>
+        <w:t xml:space="preserve">(Dispersion parameter for binomial family taken to be 1)</w:t>
+      </w:r>
+      <w:r>
+        <w:br/>
+      </w:r>
+      <w:r>
+        <w:br/>
+      </w:r>
+      <w:r>
+        <w:rPr>
+          <w:rStyle w:val="VerbatimChar"/>
+        </w:rPr>
+        <w:t xml:space="preserve">    Null deviance: 2217.1  on 3811  degrees of freedom</w:t>
+      </w:r>
+      <w:r>
+        <w:br/>
+      </w:r>
+      <w:r>
+        <w:rPr>
+          <w:rStyle w:val="VerbatimChar"/>
+        </w:rPr>
+        <w:t xml:space="preserve">Residual deviance: 2130.0  on 3807  degrees of freedom</w:t>
+      </w:r>
+      <w:r>
+        <w:br/>
+      </w:r>
+      <w:r>
+        <w:rPr>
+          <w:rStyle w:val="VerbatimChar"/>
+        </w:rPr>
+        <w:t xml:space="preserve">AIC: 2140</w:t>
+      </w:r>
+      <w:r>
+        <w:br/>
+      </w:r>
+      <w:r>
+        <w:br/>
+      </w:r>
+      <w:r>
+        <w:rPr>
+          <w:rStyle w:val="VerbatimChar"/>
+        </w:rPr>
+        <w:t xml:space="preserve">Number of Fisher Scoring iterations: 5</w:t>
+      </w:r>
+    </w:p>
+    <w:p>
+      <w:pPr>
+        <w:pStyle w:val="SourceCode"/>
+      </w:pPr>
+      <w:r>
+        <w:rPr>
+          <w:rStyle w:val="CommentTok"/>
+        </w:rPr>
+        <w:t xml:space="preserve"># Odds ratios</w:t>
+      </w:r>
+      <w:r>
+        <w:br/>
+      </w:r>
+      <w:r>
+        <w:rPr>
+          <w:rStyle w:val="NormalTok"/>
+        </w:rPr>
+        <w:t xml:space="preserve">exp_coef </w:t>
+      </w:r>
+      <w:r>
+        <w:rPr>
+          <w:rStyle w:val="OtherTok"/>
+        </w:rPr>
+        <w:t xml:space="preserve">&lt;-</w:t>
+      </w:r>
+      <w:r>
+        <w:rPr>
+          <w:rStyle w:val="NormalTok"/>
+        </w:rPr>
+        <w:t xml:space="preserve"> </w:t>
+      </w:r>
+      <w:r>
+        <w:rPr>
+          <w:rStyle w:val="FunctionTok"/>
+        </w:rPr>
+        <w:t xml:space="preserve">exp</w:t>
+      </w:r>
+      <w:r>
+        <w:rPr>
+          <w:rStyle w:val="NormalTok"/>
+        </w:rPr>
+        <w:t xml:space="preserve">(</w:t>
+      </w:r>
+      <w:r>
+        <w:rPr>
+          <w:rStyle w:val="FunctionTok"/>
+        </w:rPr>
+        <w:t xml:space="preserve">cbind</w:t>
+      </w:r>
+      <w:r>
+        <w:rPr>
+          <w:rStyle w:val="NormalTok"/>
+        </w:rPr>
+        <w:t xml:space="preserve">(</w:t>
+      </w:r>
+      <w:r>
+        <w:br/>
+      </w:r>
+      <w:r>
+        <w:rPr>
+          <w:rStyle w:val="NormalTok"/>
+        </w:rPr>
+        <w:t xml:space="preserve">  </w:t>
+      </w:r>
+      <w:r>
+        <w:rPr>
+          <w:rStyle w:val="AttributeTok"/>
+        </w:rPr>
+        <w:t xml:space="preserve">OR =</w:t>
+      </w:r>
+      <w:r>
+        <w:rPr>
+          <w:rStyle w:val="NormalTok"/>
+        </w:rPr>
+        <w:t xml:space="preserve"> </w:t>
+      </w:r>
+      <w:r>
+        <w:rPr>
+          <w:rStyle w:val="FunctionTok"/>
+        </w:rPr>
+        <w:t xml:space="preserve">coef</w:t>
+      </w:r>
+      <w:r>
+        <w:rPr>
+          <w:rStyle w:val="NormalTok"/>
+        </w:rPr>
+        <w:t xml:space="preserve">(model1),                       </w:t>
+      </w:r>
+      <w:r>
+        <w:br/>
+      </w:r>
+      <w:r>
+        <w:rPr>
+          <w:rStyle w:val="NormalTok"/>
+        </w:rPr>
+        <w:t xml:space="preserve">  </w:t>
+      </w:r>
+      <w:r>
+        <w:rPr>
+          <w:rStyle w:val="FunctionTok"/>
+        </w:rPr>
+        <w:t xml:space="preserve">confint</w:t>
+      </w:r>
+      <w:r>
+        <w:rPr>
+          <w:rStyle w:val="NormalTok"/>
+        </w:rPr>
+        <w:t xml:space="preserve">(model1)             </w:t>
+      </w:r>
+      <w:r>
+        <w:rPr>
+          <w:rStyle w:val="CommentTok"/>
+        </w:rPr>
+        <w:t xml:space="preserve"># 95% CI for coefficients</w:t>
+      </w:r>
+      <w:r>
+        <w:br/>
+      </w:r>
+      <w:r>
+        <w:rPr>
+          <w:rStyle w:val="NormalTok"/>
+        </w:rPr>
+        <w:t xml:space="preserve">))</w:t>
+      </w:r>
+    </w:p>
+    <w:p>
+      <w:pPr>
+        <w:pStyle w:val="SourceCode"/>
+      </w:pPr>
+      <w:r>
+        <w:rPr>
+          <w:rStyle w:val="VerbatimChar"/>
+        </w:rPr>
+        <w:t xml:space="preserve">Waiting for profiling to be done...</w:t>
+      </w:r>
+    </w:p>
+    <w:p>
+      <w:pPr>
+        <w:pStyle w:val="SourceCode"/>
+      </w:pPr>
+      <w:r>
+        <w:rPr>
+          <w:rStyle w:val="NormalTok"/>
+        </w:rPr>
+        <w:t xml:space="preserve">exp_coef</w:t>
+      </w:r>
+    </w:p>
+    <w:p>
+      <w:pPr>
+        <w:pStyle w:val="SourceCode"/>
+      </w:pPr>
+      <w:r>
+        <w:rPr>
+          <w:rStyle w:val="VerbatimChar"/>
+        </w:rPr>
+        <w:t xml:space="preserve">                            OR      2.5 %     97.5 %</w:t>
+      </w:r>
+      <w:r>
+        <w:br/>
+      </w:r>
+      <w:r>
+        <w:rPr>
+          <w:rStyle w:val="VerbatimChar"/>
+        </w:rPr>
+        <w:t xml:space="preserve">(Intercept)         0.04425044 0.02930205 0.06641627</w:t>
+      </w:r>
+      <w:r>
+        <w:br/>
+      </w:r>
+      <w:r>
+        <w:rPr>
+          <w:rStyle w:val="VerbatimChar"/>
+        </w:rPr>
+        <w:t xml:space="preserve">rural1              1.84322732 1.46142054 2.32850746</w:t>
+      </w:r>
+      <w:r>
+        <w:br/>
+      </w:r>
+      <w:r>
+        <w:rPr>
+          <w:rStyle w:val="VerbatimChar"/>
+        </w:rPr>
+        <w:t xml:space="preserve">log_population      1.14691864 1.07704812 1.21957807</w:t>
+      </w:r>
+      <w:r>
+        <w:br/>
+      </w:r>
+      <w:r>
+        <w:rPr>
+          <w:rStyle w:val="VerbatimChar"/>
+        </w:rPr>
+        <w:t xml:space="preserve">PWS_TYPE_CODENTNCWS 0.37079578 0.20745130 0.61470036</w:t>
+      </w:r>
+      <w:r>
+        <w:br/>
+      </w:r>
+      <w:r>
+        <w:rPr>
+          <w:rStyle w:val="VerbatimChar"/>
+        </w:rPr>
+        <w:t xml:space="preserve">PWS_TYPE_CODETNCWS  0.51464888 0.38631860 0.67939056</w:t>
+      </w:r>
+    </w:p>
+    <w:p>
+      <w:pPr>
+        <w:pStyle w:val="SourceCode"/>
+      </w:pPr>
+      <w:r>
+        <w:rPr>
+          <w:rStyle w:val="CommentTok"/>
+        </w:rPr>
+        <w:t xml:space="preserve"># Summarize the logistic regression results</w:t>
+      </w:r>
+      <w:r>
+        <w:br/>
+      </w:r>
+      <w:r>
+        <w:rPr>
+          <w:rStyle w:val="FunctionTok"/>
+        </w:rPr>
+        <w:t xml:space="preserve">summary</w:t>
+      </w:r>
+      <w:r>
+        <w:rPr>
+          <w:rStyle w:val="NormalTok"/>
+        </w:rPr>
+        <w:t xml:space="preserve">(model1)</w:t>
+      </w:r>
+    </w:p>
+    <w:p>
+      <w:pPr>
+        <w:pStyle w:val="SourceCode"/>
+      </w:pPr>
+      <w:r>
+        <w:br/>
+      </w:r>
+      <w:r>
+        <w:rPr>
+          <w:rStyle w:val="VerbatimChar"/>
+        </w:rPr>
+        <w:t xml:space="preserve">Call:</w:t>
+      </w:r>
+      <w:r>
+        <w:br/>
+      </w:r>
+      <w:r>
+        <w:rPr>
+          <w:rStyle w:val="VerbatimChar"/>
+        </w:rPr>
+        <w:t xml:space="preserve">glm(formula = any_violation ~ rural + log_population + PWS_TYPE_CODE, </w:t>
+      </w:r>
+      <w:r>
+        <w:br/>
+      </w:r>
+      <w:r>
+        <w:rPr>
+          <w:rStyle w:val="VerbatimChar"/>
+        </w:rPr>
+        <w:t xml:space="preserve">    family = binomial, data = analysis_data)</w:t>
+      </w:r>
+      <w:r>
+        <w:br/>
+      </w:r>
+      <w:r>
+        <w:br/>
+      </w:r>
+      <w:r>
+        <w:rPr>
+          <w:rStyle w:val="VerbatimChar"/>
+        </w:rPr>
+        <w:t xml:space="preserve">Coefficients:</w:t>
+      </w:r>
+      <w:r>
+        <w:br/>
+      </w:r>
+      <w:r>
+        <w:rPr>
+          <w:rStyle w:val="VerbatimChar"/>
+        </w:rPr>
+        <w:t xml:space="preserve">                    Estimate Std. Error z value Pr(&gt;|z|)    </w:t>
+      </w:r>
+      <w:r>
+        <w:br/>
+      </w:r>
+      <w:r>
+        <w:rPr>
+          <w:rStyle w:val="VerbatimChar"/>
+        </w:rPr>
+        <w:t xml:space="preserve">(Intercept)         -3.11789    0.20861 -14.946  &lt; 2e-16 ***</w:t>
+      </w:r>
+      <w:r>
+        <w:br/>
+      </w:r>
+      <w:r>
+        <w:rPr>
+          <w:rStyle w:val="VerbatimChar"/>
+        </w:rPr>
+        <w:t xml:space="preserve">rural1               0.61152    0.11874   5.150 2.60e-07 ***</w:t>
+      </w:r>
+      <w:r>
+        <w:br/>
+      </w:r>
+      <w:r>
+        <w:rPr>
+          <w:rStyle w:val="VerbatimChar"/>
+        </w:rPr>
+        <w:t xml:space="preserve">log_population       0.13708    0.03167   4.328 1.50e-05 ***</w:t>
+      </w:r>
+      <w:r>
+        <w:br/>
+      </w:r>
+      <w:r>
+        <w:rPr>
+          <w:rStyle w:val="VerbatimChar"/>
+        </w:rPr>
+        <w:t xml:space="preserve">PWS_TYPE_CODENTNCWS -0.99210    0.27512  -3.606 0.000311 ***</w:t>
+      </w:r>
+      <w:r>
+        <w:br/>
+      </w:r>
+      <w:r>
+        <w:rPr>
+          <w:rStyle w:val="VerbatimChar"/>
+        </w:rPr>
+        <w:t xml:space="preserve">PWS_TYPE_CODETNCWS  -0.66427    0.14382  -4.619 3.86e-06 ***</w:t>
+      </w:r>
+      <w:r>
+        <w:br/>
+      </w:r>
+      <w:r>
+        <w:rPr>
+          <w:rStyle w:val="VerbatimChar"/>
+        </w:rPr>
+        <w:t xml:space="preserve">---</w:t>
+      </w:r>
+      <w:r>
+        <w:br/>
+      </w:r>
+      <w:r>
+        <w:rPr>
+          <w:rStyle w:val="VerbatimChar"/>
+        </w:rPr>
+        <w:t xml:space="preserve">Signif. codes:  0 '***' 0.001 '**' 0.01 '*' 0.05 '.' 0.1 ' ' 1</w:t>
+      </w:r>
+      <w:r>
+        <w:br/>
+      </w:r>
+      <w:r>
+        <w:br/>
+      </w:r>
+      <w:r>
+        <w:rPr>
+          <w:rStyle w:val="VerbatimChar"/>
+        </w:rPr>
+        <w:t xml:space="preserve">(Dispersion parameter for binomial family taken to be 1)</w:t>
+      </w:r>
+      <w:r>
+        <w:br/>
+      </w:r>
+      <w:r>
+        <w:br/>
+      </w:r>
+      <w:r>
+        <w:rPr>
+          <w:rStyle w:val="VerbatimChar"/>
+        </w:rPr>
+        <w:t xml:space="preserve">    Null deviance: 2217.1  on 3811  degrees of freedom</w:t>
+      </w:r>
+      <w:r>
+        <w:br/>
+      </w:r>
+      <w:r>
+        <w:rPr>
+          <w:rStyle w:val="VerbatimChar"/>
+        </w:rPr>
+        <w:t xml:space="preserve">Residual deviance: 2130.0  on 3807  degrees of freedom</w:t>
+      </w:r>
+      <w:r>
+        <w:br/>
+      </w:r>
+      <w:r>
+        <w:rPr>
+          <w:rStyle w:val="VerbatimChar"/>
+        </w:rPr>
+        <w:t xml:space="preserve">AIC: 2140</w:t>
+      </w:r>
+      <w:r>
+        <w:br/>
+      </w:r>
+      <w:r>
+        <w:br/>
+      </w:r>
+      <w:r>
+        <w:rPr>
+          <w:rStyle w:val="VerbatimChar"/>
+        </w:rPr>
+        <w:t xml:space="preserve">Number of Fisher Scoring iterations: 5</w:t>
+      </w:r>
+    </w:p>
+    <w:bookmarkEnd w:id="37"/>
+    <w:bookmarkStart w:id="41" w:name="generating-a-logistic-regression-model"/>
+    <w:p>
+      <w:pPr>
+        <w:pStyle w:val="Heading2"/>
+      </w:pPr>
+      <w:r>
+        <w:t xml:space="preserve">3.6 Generating a Logistic Regression Model</w:t>
+      </w:r>
+    </w:p>
+    <w:p>
+      <w:pPr>
+        <w:pStyle w:val="FirstParagraph"/>
+      </w:pPr>
+      <w:r>
+        <w:t xml:space="preserve">To visualize the results of the logistic regression model, we create a forest plot displaying the odds ratios for each predictor. This allows for a clear comparison of the direction of associations between rural status, population served, system type, and the likelihood of having at least one drinking water violation.</w:t>
+      </w:r>
+    </w:p>
+    <w:p>
+      <w:pPr>
+        <w:pStyle w:val="SourceCode"/>
+      </w:pPr>
+      <w:r>
+        <w:rPr>
+          <w:rStyle w:val="CommentTok"/>
+        </w:rPr>
+        <w:t xml:space="preserve"># Load required package</w:t>
+      </w:r>
+      <w:r>
+        <w:br/>
+      </w:r>
+      <w:r>
+        <w:rPr>
+          <w:rStyle w:val="FunctionTok"/>
+        </w:rPr>
+        <w:t xml:space="preserve">library</w:t>
+      </w:r>
+      <w:r>
+        <w:rPr>
+          <w:rStyle w:val="NormalTok"/>
+        </w:rPr>
+        <w:t xml:space="preserve">(ggplot2)</w:t>
+      </w:r>
+      <w:r>
+        <w:br/>
+      </w:r>
+      <w:r>
+        <w:rPr>
+          <w:rStyle w:val="FunctionTok"/>
+        </w:rPr>
+        <w:t xml:space="preserve">library</w:t>
+      </w:r>
+      <w:r>
+        <w:rPr>
+          <w:rStyle w:val="NormalTok"/>
+        </w:rPr>
+        <w:t xml:space="preserve">(dplyr)</w:t>
+      </w:r>
+      <w:r>
+        <w:br/>
+      </w:r>
+      <w:r>
+        <w:rPr>
+          <w:rStyle w:val="FunctionTok"/>
+        </w:rPr>
+        <w:t xml:space="preserve">library</w:t>
+      </w:r>
+      <w:r>
+        <w:rPr>
+          <w:rStyle w:val="NormalTok"/>
+        </w:rPr>
+        <w:t xml:space="preserve">(broom)</w:t>
+      </w:r>
+      <w:r>
+        <w:br/>
+      </w:r>
+      <w:r>
+        <w:br/>
+      </w:r>
+      <w:r>
+        <w:rPr>
+          <w:rStyle w:val="CommentTok"/>
+        </w:rPr>
+        <w:t xml:space="preserve"># Get tidy regression results with ORs and 95% CI</w:t>
+      </w:r>
+      <w:r>
+        <w:br/>
+      </w:r>
+      <w:r>
+        <w:rPr>
+          <w:rStyle w:val="NormalTok"/>
+        </w:rPr>
+        <w:t xml:space="preserve">tidy_model </w:t>
+      </w:r>
+      <w:r>
+        <w:rPr>
+          <w:rStyle w:val="OtherTok"/>
+        </w:rPr>
+        <w:t xml:space="preserve">&lt;-</w:t>
+      </w:r>
+      <w:r>
+        <w:rPr>
+          <w:rStyle w:val="NormalTok"/>
+        </w:rPr>
+        <w:t xml:space="preserve"> </w:t>
+      </w:r>
+      <w:r>
+        <w:rPr>
+          <w:rStyle w:val="FunctionTok"/>
+        </w:rPr>
+        <w:t xml:space="preserve">tidy</w:t>
+      </w:r>
+      <w:r>
+        <w:rPr>
+          <w:rStyle w:val="NormalTok"/>
+        </w:rPr>
+        <w:t xml:space="preserve">(model1, </w:t>
+      </w:r>
+      <w:r>
+        <w:rPr>
+          <w:rStyle w:val="AttributeTok"/>
+        </w:rPr>
+        <w:t xml:space="preserve">exponentiate =</w:t>
+      </w:r>
+      <w:r>
+        <w:rPr>
+          <w:rStyle w:val="NormalTok"/>
+        </w:rPr>
+        <w:t xml:space="preserve"> </w:t>
+      </w:r>
+      <w:r>
+        <w:rPr>
+          <w:rStyle w:val="ConstantTok"/>
+        </w:rPr>
+        <w:t xml:space="preserve">TRUE</w:t>
+      </w:r>
+      <w:r>
+        <w:rPr>
+          <w:rStyle w:val="NormalTok"/>
+        </w:rPr>
+        <w:t xml:space="preserve">, </w:t>
+      </w:r>
+      <w:r>
+        <w:rPr>
+          <w:rStyle w:val="AttributeTok"/>
+        </w:rPr>
+        <w:t xml:space="preserve">conf.int =</w:t>
+      </w:r>
+      <w:r>
+        <w:rPr>
+          <w:rStyle w:val="NormalTok"/>
+        </w:rPr>
+        <w:t xml:space="preserve"> </w:t>
+      </w:r>
+      <w:r>
+        <w:rPr>
+          <w:rStyle w:val="ConstantTok"/>
+        </w:rPr>
+        <w:t xml:space="preserve">TRUE</w:t>
+      </w:r>
+      <w:r>
+        <w:rPr>
+          <w:rStyle w:val="NormalTok"/>
+        </w:rPr>
+        <w:t xml:space="preserve">)</w:t>
+      </w:r>
+      <w:r>
+        <w:br/>
+      </w:r>
+      <w:r>
+        <w:br/>
+      </w:r>
+      <w:r>
+        <w:rPr>
+          <w:rStyle w:val="CommentTok"/>
+        </w:rPr>
+        <w:t xml:space="preserve"># Remove intercept for plotting, we don't need this</w:t>
+      </w:r>
+      <w:r>
+        <w:br/>
+      </w:r>
+      <w:r>
+        <w:rPr>
+          <w:rStyle w:val="NormalTok"/>
+        </w:rPr>
+        <w:t xml:space="preserve">tidy_model_plot </w:t>
+      </w:r>
+      <w:r>
+        <w:rPr>
+          <w:rStyle w:val="OtherTok"/>
+        </w:rPr>
+        <w:t xml:space="preserve">&lt;-</w:t>
+      </w:r>
+      <w:r>
+        <w:rPr>
+          <w:rStyle w:val="NormalTok"/>
+        </w:rPr>
+        <w:t xml:space="preserve"> tidy_model </w:t>
+      </w:r>
+      <w:r>
+        <w:rPr>
+          <w:rStyle w:val="SpecialCharTok"/>
+        </w:rPr>
+        <w:t xml:space="preserve">%&gt;%</w:t>
+      </w:r>
+      <w:r>
+        <w:br/>
+      </w:r>
+      <w:r>
+        <w:rPr>
+          <w:rStyle w:val="NormalTok"/>
+        </w:rPr>
+        <w:t xml:space="preserve">  </w:t>
+      </w:r>
+      <w:r>
+        <w:rPr>
+          <w:rStyle w:val="FunctionTok"/>
+        </w:rPr>
+        <w:t xml:space="preserve">filter</w:t>
+      </w:r>
+      <w:r>
+        <w:rPr>
+          <w:rStyle w:val="NormalTok"/>
+        </w:rPr>
+        <w:t xml:space="preserve">(term </w:t>
+      </w:r>
+      <w:r>
+        <w:rPr>
+          <w:rStyle w:val="SpecialCharTok"/>
+        </w:rPr>
+        <w:t xml:space="preserve">!=</w:t>
+      </w:r>
+      <w:r>
+        <w:rPr>
+          <w:rStyle w:val="NormalTok"/>
+        </w:rPr>
+        <w:t xml:space="preserve"> </w:t>
+      </w:r>
+      <w:r>
+        <w:rPr>
+          <w:rStyle w:val="StringTok"/>
+        </w:rPr>
+        <w:t xml:space="preserve">"(Intercept)"</w:t>
+      </w:r>
+      <w:r>
+        <w:rPr>
+          <w:rStyle w:val="NormalTok"/>
+        </w:rPr>
+        <w:t xml:space="preserve">)</w:t>
+      </w:r>
+      <w:r>
+        <w:br/>
+      </w:r>
+      <w:r>
+        <w:br/>
+      </w:r>
+      <w:r>
+        <w:rPr>
+          <w:rStyle w:val="CommentTok"/>
+        </w:rPr>
+        <w:t xml:space="preserve"># Create forest plot of ORs</w:t>
+      </w:r>
+      <w:r>
+        <w:br/>
+      </w:r>
+      <w:r>
+        <w:rPr>
+          <w:rStyle w:val="FunctionTok"/>
+        </w:rPr>
+        <w:t xml:space="preserve">ggplot</w:t>
+      </w:r>
+      <w:r>
+        <w:rPr>
+          <w:rStyle w:val="NormalTok"/>
+        </w:rPr>
+        <w:t xml:space="preserve">(tidy_model_plot, </w:t>
+      </w:r>
+      <w:r>
+        <w:rPr>
+          <w:rStyle w:val="FunctionTok"/>
+        </w:rPr>
+        <w:t xml:space="preserve">aes</w:t>
+      </w:r>
+      <w:r>
+        <w:rPr>
+          <w:rStyle w:val="NormalTok"/>
+        </w:rPr>
+        <w:t xml:space="preserve">(</w:t>
+      </w:r>
+      <w:r>
+        <w:rPr>
+          <w:rStyle w:val="AttributeTok"/>
+        </w:rPr>
+        <w:t xml:space="preserve">x =</w:t>
+      </w:r>
+      <w:r>
+        <w:rPr>
+          <w:rStyle w:val="NormalTok"/>
+        </w:rPr>
+        <w:t xml:space="preserve"> term, </w:t>
+      </w:r>
+      <w:r>
+        <w:rPr>
+          <w:rStyle w:val="AttributeTok"/>
+        </w:rPr>
+        <w:t xml:space="preserve">y =</w:t>
+      </w:r>
+      <w:r>
+        <w:rPr>
+          <w:rStyle w:val="NormalTok"/>
+        </w:rPr>
+        <w:t xml:space="preserve"> estimate)) </w:t>
+      </w:r>
+      <w:r>
+        <w:rPr>
+          <w:rStyle w:val="SpecialCharTok"/>
+        </w:rPr>
+        <w:t xml:space="preserve">+</w:t>
+      </w:r>
+      <w:r>
+        <w:br/>
+      </w:r>
+      <w:r>
+        <w:rPr>
+          <w:rStyle w:val="NormalTok"/>
+        </w:rPr>
+        <w:t xml:space="preserve">  </w:t>
+      </w:r>
+      <w:r>
+        <w:rPr>
+          <w:rStyle w:val="FunctionTok"/>
+        </w:rPr>
+        <w:t xml:space="preserve">geom_point</w:t>
+      </w:r>
+      <w:r>
+        <w:rPr>
+          <w:rStyle w:val="NormalTok"/>
+        </w:rPr>
+        <w:t xml:space="preserve">(</w:t>
+      </w:r>
+      <w:r>
+        <w:rPr>
+          <w:rStyle w:val="AttributeTok"/>
+        </w:rPr>
+        <w:t xml:space="preserve">size =</w:t>
+      </w:r>
+      <w:r>
+        <w:rPr>
+          <w:rStyle w:val="NormalTok"/>
+        </w:rPr>
+        <w:t xml:space="preserve"> </w:t>
+      </w:r>
+      <w:r>
+        <w:rPr>
+          <w:rStyle w:val="DecValTok"/>
+        </w:rPr>
+        <w:t xml:space="preserve">3</w:t>
+      </w:r>
+      <w:r>
+        <w:rPr>
+          <w:rStyle w:val="NormalTok"/>
+        </w:rPr>
+        <w:t xml:space="preserve">, </w:t>
+      </w:r>
+      <w:r>
+        <w:rPr>
+          <w:rStyle w:val="AttributeTok"/>
+        </w:rPr>
+        <w:t xml:space="preserve">color =</w:t>
+      </w:r>
+      <w:r>
+        <w:rPr>
+          <w:rStyle w:val="NormalTok"/>
+        </w:rPr>
+        <w:t xml:space="preserve"> </w:t>
+      </w:r>
+      <w:r>
+        <w:rPr>
+          <w:rStyle w:val="StringTok"/>
+        </w:rPr>
+        <w:t xml:space="preserve">"steelblue"</w:t>
+      </w:r>
+      <w:r>
+        <w:rPr>
+          <w:rStyle w:val="NormalTok"/>
+        </w:rPr>
+        <w:t xml:space="preserve">) </w:t>
+      </w:r>
+      <w:r>
+        <w:rPr>
+          <w:rStyle w:val="SpecialCharTok"/>
+        </w:rPr>
+        <w:t xml:space="preserve">+</w:t>
+      </w:r>
+      <w:r>
+        <w:rPr>
+          <w:rStyle w:val="NormalTok"/>
+        </w:rPr>
+        <w:t xml:space="preserve">               </w:t>
+      </w:r>
+      <w:r>
+        <w:rPr>
+          <w:rStyle w:val="CommentTok"/>
+        </w:rPr>
+        <w:t xml:space="preserve"># OR points</w:t>
+      </w:r>
+      <w:r>
+        <w:br/>
+      </w:r>
+      <w:r>
+        <w:rPr>
+          <w:rStyle w:val="NormalTok"/>
+        </w:rPr>
+        <w:t xml:space="preserve">  </w:t>
+      </w:r>
+      <w:r>
+        <w:rPr>
+          <w:rStyle w:val="FunctionTok"/>
+        </w:rPr>
+        <w:t xml:space="preserve">geom_errorbar</w:t>
+      </w:r>
+      <w:r>
+        <w:rPr>
+          <w:rStyle w:val="NormalTok"/>
+        </w:rPr>
+        <w:t xml:space="preserve">(</w:t>
+      </w:r>
+      <w:r>
+        <w:rPr>
+          <w:rStyle w:val="FunctionTok"/>
+        </w:rPr>
+        <w:t xml:space="preserve">aes</w:t>
+      </w:r>
+      <w:r>
+        <w:rPr>
+          <w:rStyle w:val="NormalTok"/>
+        </w:rPr>
+        <w:t xml:space="preserve">(</w:t>
+      </w:r>
+      <w:r>
+        <w:rPr>
+          <w:rStyle w:val="AttributeTok"/>
+        </w:rPr>
+        <w:t xml:space="preserve">ymin =</w:t>
+      </w:r>
+      <w:r>
+        <w:rPr>
+          <w:rStyle w:val="NormalTok"/>
+        </w:rPr>
+        <w:t xml:space="preserve"> conf.low, </w:t>
+      </w:r>
+      <w:r>
+        <w:rPr>
+          <w:rStyle w:val="AttributeTok"/>
+        </w:rPr>
+        <w:t xml:space="preserve">ymax =</w:t>
+      </w:r>
+      <w:r>
+        <w:rPr>
+          <w:rStyle w:val="NormalTok"/>
+        </w:rPr>
+        <w:t xml:space="preserve"> conf.high),    </w:t>
+      </w:r>
+      <w:r>
+        <w:rPr>
+          <w:rStyle w:val="CommentTok"/>
+        </w:rPr>
+        <w:t xml:space="preserve"># 95% CI</w:t>
+      </w:r>
+      <w:r>
+        <w:br/>
+      </w:r>
+      <w:r>
+        <w:rPr>
+          <w:rStyle w:val="NormalTok"/>
+        </w:rPr>
+        <w:t xml:space="preserve">                </w:t>
+      </w:r>
+      <w:r>
+        <w:rPr>
+          <w:rStyle w:val="AttributeTok"/>
+        </w:rPr>
+        <w:t xml:space="preserve">width =</w:t>
+      </w:r>
+      <w:r>
+        <w:rPr>
+          <w:rStyle w:val="NormalTok"/>
+        </w:rPr>
+        <w:t xml:space="preserve"> </w:t>
+      </w:r>
+      <w:r>
+        <w:rPr>
+          <w:rStyle w:val="FloatTok"/>
+        </w:rPr>
+        <w:t xml:space="preserve">0.2</w:t>
+      </w:r>
+      <w:r>
+        <w:rPr>
+          <w:rStyle w:val="NormalTok"/>
+        </w:rPr>
+        <w:t xml:space="preserve">, </w:t>
+      </w:r>
+      <w:r>
+        <w:rPr>
+          <w:rStyle w:val="AttributeTok"/>
+        </w:rPr>
+        <w:t xml:space="preserve">color =</w:t>
+      </w:r>
+      <w:r>
+        <w:rPr>
+          <w:rStyle w:val="NormalTok"/>
+        </w:rPr>
+        <w:t xml:space="preserve"> </w:t>
+      </w:r>
+      <w:r>
+        <w:rPr>
+          <w:rStyle w:val="StringTok"/>
+        </w:rPr>
+        <w:t xml:space="preserve">"steelblue"</w:t>
+      </w:r>
+      <w:r>
+        <w:rPr>
+          <w:rStyle w:val="NormalTok"/>
+        </w:rPr>
+        <w:t xml:space="preserve">) </w:t>
+      </w:r>
+      <w:r>
+        <w:rPr>
+          <w:rStyle w:val="SpecialCharTok"/>
+        </w:rPr>
+        <w:t xml:space="preserve">+</w:t>
+      </w:r>
+      <w:r>
+        <w:br/>
+      </w:r>
+      <w:r>
+        <w:rPr>
+          <w:rStyle w:val="NormalTok"/>
+        </w:rPr>
+        <w:t xml:space="preserve">  </w:t>
+      </w:r>
+      <w:r>
+        <w:rPr>
+          <w:rStyle w:val="FunctionTok"/>
+        </w:rPr>
+        <w:t xml:space="preserve">coord_flip</w:t>
+      </w:r>
+      <w:r>
+        <w:rPr>
+          <w:rStyle w:val="NormalTok"/>
+        </w:rPr>
+        <w:t xml:space="preserve">() </w:t>
+      </w:r>
+      <w:r>
+        <w:rPr>
+          <w:rStyle w:val="SpecialCharTok"/>
+        </w:rPr>
+        <w:t xml:space="preserve">+</w:t>
+      </w:r>
+      <w:r>
+        <w:rPr>
+          <w:rStyle w:val="NormalTok"/>
+        </w:rPr>
+        <w:t xml:space="preserve">                                           </w:t>
+      </w:r>
+      <w:r>
+        <w:rPr>
+          <w:rStyle w:val="CommentTok"/>
+        </w:rPr>
+        <w:t xml:space="preserve"># flip</w:t>
+      </w:r>
+      <w:r>
+        <w:br/>
+      </w:r>
+      <w:r>
+        <w:rPr>
+          <w:rStyle w:val="NormalTok"/>
+        </w:rPr>
+        <w:t xml:space="preserve">  </w:t>
+      </w:r>
+      <w:r>
+        <w:rPr>
+          <w:rStyle w:val="FunctionTok"/>
+        </w:rPr>
+        <w:t xml:space="preserve">labs</w:t>
+      </w:r>
+      <w:r>
+        <w:rPr>
+          <w:rStyle w:val="NormalTok"/>
+        </w:rPr>
+        <w:t xml:space="preserve">(</w:t>
+      </w:r>
+      <w:r>
+        <w:br/>
+      </w:r>
+      <w:r>
+        <w:rPr>
+          <w:rStyle w:val="NormalTok"/>
+        </w:rPr>
+        <w:t xml:space="preserve">    </w:t>
+      </w:r>
+      <w:r>
+        <w:rPr>
+          <w:rStyle w:val="AttributeTok"/>
+        </w:rPr>
+        <w:t xml:space="preserve">title =</w:t>
+      </w:r>
+      <w:r>
+        <w:rPr>
+          <w:rStyle w:val="NormalTok"/>
+        </w:rPr>
+        <w:t xml:space="preserve"> </w:t>
+      </w:r>
+      <w:r>
+        <w:rPr>
+          <w:rStyle w:val="StringTok"/>
+        </w:rPr>
+        <w:t xml:space="preserve">"Odds Ratios for Logistic Regression Predictors"</w:t>
+      </w:r>
+      <w:r>
+        <w:rPr>
+          <w:rStyle w:val="NormalTok"/>
+        </w:rPr>
+        <w:t xml:space="preserve">,</w:t>
+      </w:r>
+      <w:r>
+        <w:br/>
+      </w:r>
+      <w:r>
+        <w:rPr>
+          <w:rStyle w:val="NormalTok"/>
+        </w:rPr>
+        <w:t xml:space="preserve">    </w:t>
+      </w:r>
+      <w:r>
+        <w:rPr>
+          <w:rStyle w:val="AttributeTok"/>
+        </w:rPr>
+        <w:t xml:space="preserve">x =</w:t>
+      </w:r>
+      <w:r>
+        <w:rPr>
+          <w:rStyle w:val="NormalTok"/>
+        </w:rPr>
+        <w:t xml:space="preserve"> </w:t>
+      </w:r>
+      <w:r>
+        <w:rPr>
+          <w:rStyle w:val="StringTok"/>
+        </w:rPr>
+        <w:t xml:space="preserve">"Predictor"</w:t>
+      </w:r>
+      <w:r>
+        <w:rPr>
+          <w:rStyle w:val="NormalTok"/>
+        </w:rPr>
+        <w:t xml:space="preserve">,</w:t>
+      </w:r>
+      <w:r>
+        <w:br/>
+      </w:r>
+      <w:r>
+        <w:rPr>
+          <w:rStyle w:val="NormalTok"/>
+        </w:rPr>
+        <w:t xml:space="preserve">    </w:t>
+      </w:r>
+      <w:r>
+        <w:rPr>
+          <w:rStyle w:val="AttributeTok"/>
+        </w:rPr>
+        <w:t xml:space="preserve">y =</w:t>
+      </w:r>
+      <w:r>
+        <w:rPr>
+          <w:rStyle w:val="NormalTok"/>
+        </w:rPr>
+        <w:t xml:space="preserve"> </w:t>
+      </w:r>
+      <w:r>
+        <w:rPr>
+          <w:rStyle w:val="StringTok"/>
+        </w:rPr>
+        <w:t xml:space="preserve">"Odds Ratio (95% CI)"</w:t>
+      </w:r>
+      <w:r>
+        <w:br/>
+      </w:r>
+      <w:r>
+        <w:rPr>
+          <w:rStyle w:val="NormalTok"/>
+        </w:rPr>
+        <w:t xml:space="preserve">  ) </w:t>
+      </w:r>
+      <w:r>
+        <w:rPr>
+          <w:rStyle w:val="SpecialCharTok"/>
+        </w:rPr>
+        <w:t xml:space="preserve">+</w:t>
+      </w:r>
+      <w:r>
+        <w:br/>
+      </w:r>
+      <w:r>
+        <w:rPr>
+          <w:rStyle w:val="NormalTok"/>
+        </w:rPr>
+        <w:t xml:space="preserve">  </w:t>
+      </w:r>
+      <w:r>
+        <w:rPr>
+          <w:rStyle w:val="FunctionTok"/>
+        </w:rPr>
+        <w:t xml:space="preserve">theme_minimal</w:t>
+      </w:r>
+      <w:r>
+        <w:rPr>
+          <w:rStyle w:val="NormalTok"/>
+        </w:rPr>
+        <w:t xml:space="preserve">()</w:t>
+      </w:r>
+    </w:p>
+    <w:p>
+      <w:pPr>
+        <w:pStyle w:val="FirstParagraph"/>
+      </w:pPr>
+      <w:r>
+        <w:drawing>
+          <wp:inline>
+            <wp:extent cx="5334000" cy="4267200"/>
+            <wp:effectExtent b="0" l="0" r="0" t="0"/>
+            <wp:docPr descr="" title="" id="39" name="Picture"/>
+            <a:graphic>
+              <a:graphicData uri="http://schemas.openxmlformats.org/drawingml/2006/picture">
+                <pic:pic>
+                  <pic:nvPicPr>
+                    <pic:cNvPr descr="Manuscript_files/figure-docx/unnamed-chunk-20-1.png" id="40" name="Picture"/>
+                    <pic:cNvPicPr>
+                      <a:picLocks noChangeArrowheads="1" noChangeAspect="1"/>
+                    </pic:cNvPicPr>
+                  </pic:nvPicPr>
+                  <pic:blipFill>
+                    <a:blip r:embed="rId38"/>
+                    <a:stretch>
+                      <a:fillRect/>
+                    </a:stretch>
+                  </pic:blipFill>
+                  <pic:spPr bwMode="auto">
+                    <a:xfrm>
+                      <a:off x="0" y="0"/>
+                      <a:ext cx="5334000" cy="4267200"/>
+                    </a:xfrm>
+                    <a:prstGeom prst="rect">
+                      <a:avLst/>
+                    </a:prstGeom>
+                    <a:noFill/>
+                    <a:ln w="9525">
+                      <a:noFill/>
+                      <a:headEnd/>
+                      <a:tailEnd/>
+                    </a:ln>
+                  </pic:spPr>
+                </pic:pic>
+              </a:graphicData>
+            </a:graphic>
+          </wp:inline>
+        </w:drawing>
+      </w:r>
+    </w:p>
+    <w:bookmarkEnd w:id="41"/>
+    <w:bookmarkEnd w:id="42"/>
     <w:sectPr>
       <w:footnotePr>
         <w:numRestart w:val="eachSect"/>

--- a/products/manuscript/Manuscript.docx
+++ b/products/manuscript/Manuscript.docx
@@ -18,13 +18,42 @@
         <w:t xml:space="preserve">Talia C. Swanson, B.S.</w:t>
       </w:r>
     </w:p>
-    <w:bookmarkStart w:id="20" w:name="description-of-data-and-data-source"/>
+    <w:bookmarkStart w:id="20" w:name="abstract"/>
+    <w:p>
+      <w:pPr>
+        <w:pStyle w:val="Heading1"/>
+      </w:pPr>
+      <w:r>
+        <w:t xml:space="preserve">1. Abstract</w:t>
+      </w:r>
+    </w:p>
+    <w:bookmarkEnd w:id="20"/>
+    <w:bookmarkStart w:id="23" w:name="introduction"/>
+    <w:p>
+      <w:pPr>
+        <w:pStyle w:val="Heading1"/>
+      </w:pPr>
+      <w:r>
+        <w:t xml:space="preserve">2. Introduction</w:t>
+      </w:r>
+    </w:p>
+    <w:bookmarkStart w:id="21" w:name="background"/>
     <w:p>
       <w:pPr>
         <w:pStyle w:val="Heading2"/>
       </w:pPr>
       <w:r>
-        <w:t xml:space="preserve">0.1 Description of data and data source</w:t>
+        <w:t xml:space="preserve">2.1 Background</w:t>
+      </w:r>
+    </w:p>
+    <w:bookmarkEnd w:id="21"/>
+    <w:bookmarkStart w:id="22" w:name="research-question"/>
+    <w:p>
+      <w:pPr>
+        <w:pStyle w:val="Heading2"/>
+      </w:pPr>
+      <w:r>
+        <w:t xml:space="preserve">2.2 Research Question</w:t>
       </w:r>
     </w:p>
     <w:p>
@@ -32,6 +61,142 @@
         <w:pStyle w:val="FirstParagraph"/>
       </w:pPr>
       <w:r>
+        <w:t xml:space="preserve">This analysis evaulate wether rural public water systems in Georgia are more likely to experience drinking water quality violations compared to urban water systems. The primary outcome of interest is the occurence of at least one drinking water violation per system. The primary predictor is rural versus irban classiication of the water system’s service area. Additional system-level factors, inclduing population served and system type, are considered as potential confounders.</w:t>
+      </w:r>
+    </w:p>
+    <w:bookmarkEnd w:id="22"/>
+    <w:bookmarkEnd w:id="23"/>
+    <w:bookmarkStart w:id="30" w:name="methods"/>
+    <w:p>
+      <w:pPr>
+        <w:pStyle w:val="Heading1"/>
+      </w:pPr>
+      <w:r>
+        <w:t xml:space="preserve">3. Methods</w:t>
+      </w:r>
+    </w:p>
+    <w:bookmarkStart w:id="24" w:name="data-source"/>
+    <w:p>
+      <w:pPr>
+        <w:pStyle w:val="Heading2"/>
+      </w:pPr>
+      <w:r>
+        <w:t xml:space="preserve">3.1 Data Source</w:t>
+      </w:r>
+    </w:p>
+    <w:p>
+      <w:pPr>
+        <w:pStyle w:val="FirstParagraph"/>
+      </w:pPr>
+      <w:r>
+        <w:t xml:space="preserve">The primary data source is the Safe Drinking Information System (SWDIS), mainted by the Environmental Protection Agency (EPA). SDWIS collect information from public water systems and state primacy agencies, including characteristics, populations sevred, ownership type, geographic location, and violaton records. Two SDWIS datasets were used: ne containing system-level information and the other documenting violation-level records. Rural-urban classification was assigned using the 202 RUCA ZIP code dataset.</w:t>
+      </w:r>
+    </w:p>
+    <w:bookmarkEnd w:id="24"/>
+    <w:bookmarkStart w:id="25" w:name="study-population"/>
+    <w:p>
+      <w:pPr>
+        <w:pStyle w:val="Heading2"/>
+      </w:pPr>
+      <w:r>
+        <w:t xml:space="preserve">3.2 Study Population</w:t>
+      </w:r>
+    </w:p>
+    <w:p>
+      <w:pPr>
+        <w:pStyle w:val="FirstParagraph"/>
+      </w:pPr>
+      <w:r>
+        <w:t xml:space="preserve">Water systems located in Geogria were included resulting in 5,256 systems categorized by type.</w:t>
+      </w:r>
+    </w:p>
+    <w:bookmarkEnd w:id="25"/>
+    <w:bookmarkStart w:id="26" w:name="outcome-and-predictor-variable"/>
+    <w:p>
+      <w:pPr>
+        <w:pStyle w:val="Heading2"/>
+      </w:pPr>
+      <w:r>
+        <w:t xml:space="preserve">3.3 Outcome and Predictor Variable</w:t>
+      </w:r>
+    </w:p>
+    <w:p>
+      <w:pPr>
+        <w:pStyle w:val="Compact"/>
+        <w:numPr>
+          <w:ilvl w:val="0"/>
+          <w:numId w:val="1001"/>
+        </w:numPr>
+      </w:pPr>
+      <w:r>
+        <w:t xml:space="preserve">Outcome:</w:t>
+      </w:r>
+    </w:p>
+    <w:p>
+      <w:pPr>
+        <w:pStyle w:val="Compact"/>
+        <w:numPr>
+          <w:ilvl w:val="0"/>
+          <w:numId w:val="1001"/>
+        </w:numPr>
+      </w:pPr>
+      <w:r>
+        <w:t xml:space="preserve">Primary Predictor:</w:t>
+      </w:r>
+    </w:p>
+    <w:p>
+      <w:pPr>
+        <w:pStyle w:val="Compact"/>
+        <w:numPr>
+          <w:ilvl w:val="0"/>
+          <w:numId w:val="1001"/>
+        </w:numPr>
+      </w:pPr>
+      <w:r>
+        <w:t xml:space="preserve">Covariates:</w:t>
+      </w:r>
+    </w:p>
+    <w:bookmarkEnd w:id="26"/>
+    <w:bookmarkStart w:id="27" w:name="statistical-analysis"/>
+    <w:p>
+      <w:pPr>
+        <w:pStyle w:val="Heading2"/>
+      </w:pPr>
+      <w:r>
+        <w:t xml:space="preserve">3.4 Statistical Analysis</w:t>
+      </w:r>
+    </w:p>
+    <w:p>
+      <w:pPr>
+        <w:pStyle w:val="FirstParagraph"/>
+      </w:pPr>
+      <w:r>
+        <w:t xml:space="preserve">Descriptive statistics sumarized system charcaters and violation distributions. Difference in violations by rural-urban status were visulaized using bar plots and histograms.</w:t>
+      </w:r>
+    </w:p>
+    <w:p>
+      <w:pPr>
+        <w:pStyle w:val="BodyText"/>
+      </w:pPr>
+      <w:r>
+        <w:t xml:space="preserve">A multivariable logistics regression was conducted to estimate the association between rural status and the likelihood of at least one drinking water violation, adjusting for log tranfromed population and system type. Odds ratios (OR) and 95% confidence intervals (CI) were calculated.</w:t>
+      </w:r>
+    </w:p>
+    <w:bookmarkEnd w:id="27"/>
+    <w:bookmarkStart w:id="28" w:name="description-of-data-and-data-source"/>
+    <w:p>
+      <w:pPr>
+        <w:pStyle w:val="Heading2"/>
+      </w:pPr>
+      <w:r>
+        <w:t xml:space="preserve">3.5 Description of data and data source</w:t>
+      </w:r>
+    </w:p>
+    <w:p>
+      <w:pPr>
+        <w:pStyle w:val="FirstParagraph"/>
+      </w:pPr>
+      <w:r>
         <w:t xml:space="preserve">The primary data source for this project is the Safe Drinking Water Infromation System (SDWIS) maintianed by the Environmental Protection Agency (EPA). SDWIS is a national databased maintained by the EPA to monitor compliance with the Safe Drinking Water Act. The data are collected through reports submitted by public water systems and state primacy agencies, including detailed information on water system characteristics and drinking water violations.</w:t>
       </w:r>
     </w:p>
@@ -43,14 +208,14 @@
         <w:t xml:space="preserve">Two primary SDWIS datasets will be used with the first containg water system-level information inclduing system identification, numbers, system type, population served, geographic location, and ownership characteristics. The second dataset includes violation level records, documenting containment, violation type and dates.</w:t>
       </w:r>
     </w:p>
-    <w:bookmarkEnd w:id="20"/>
-    <w:bookmarkStart w:id="21" w:name="questionshypotheses-to-be-addressed"/>
+    <w:bookmarkEnd w:id="28"/>
+    <w:bookmarkStart w:id="29" w:name="questionshypotheses-to-be-addressed"/>
     <w:p>
       <w:pPr>
         <w:pStyle w:val="Heading2"/>
       </w:pPr>
       <w:r>
-        <w:t xml:space="preserve">0.2 Questions/Hypotheses to be addressed</w:t>
+        <w:t xml:space="preserve">3.6 Questions/Hypotheses to be addressed</w:t>
       </w:r>
     </w:p>
     <w:p>
@@ -82,14 +247,15 @@
         <w:br w:type="page"/>
       </w:r>
     </w:p>
-    <w:bookmarkEnd w:id="21"/>
-    <w:bookmarkStart w:id="22" w:name="methodsplanned-analysis-approach-part-1"/>
+    <w:bookmarkEnd w:id="29"/>
+    <w:bookmarkEnd w:id="30"/>
+    <w:bookmarkStart w:id="31" w:name="methodsplanned-analysis-approach-part-1"/>
     <w:p>
       <w:pPr>
         <w:pStyle w:val="Heading1"/>
       </w:pPr>
       <w:r>
-        <w:t xml:space="preserve">1. Methods/Planned Analysis Approach ( Part 1 )</w:t>
+        <w:t xml:space="preserve">4. Methods/Planned Analysis Approach ( Part 1 )</w:t>
       </w:r>
     </w:p>
     <w:p>
@@ -108,14 +274,14 @@
         <w:t xml:space="preserve">Descriptive summaries will be used to examine the distribution of water system characteristics such as population served and rural urban classfication. Visualization will be used to compare drinking water violations between rural and urban systems, such technique will include bar plots showing the proportions of systems with violations and histograms of violation counts and population service.</w:t>
       </w:r>
     </w:p>
-    <w:bookmarkEnd w:id="22"/>
-    <w:bookmarkStart w:id="32" w:name="sample-exploratory-data-analysis"/>
+    <w:bookmarkEnd w:id="31"/>
+    <w:bookmarkStart w:id="41" w:name="sample-exploratory-data-analysis"/>
     <w:p>
       <w:pPr>
         <w:pStyle w:val="Heading1"/>
       </w:pPr>
       <w:r>
-        <w:t xml:space="preserve">2. Sample Exploratory Data Analysis</w:t>
+        <w:t xml:space="preserve">5. Sample Exploratory Data Analysis</w:t>
       </w:r>
     </w:p>
     <w:p>
@@ -1026,18 +1192,18 @@
           <wp:inline>
             <wp:extent cx="5334000" cy="4267200"/>
             <wp:effectExtent b="0" l="0" r="0" t="0"/>
-            <wp:docPr descr="" title="" id="24" name="Picture"/>
+            <wp:docPr descr="" title="" id="33" name="Picture"/>
             <a:graphic>
               <a:graphicData uri="http://schemas.openxmlformats.org/drawingml/2006/picture">
                 <pic:pic>
                   <pic:nvPicPr>
-                    <pic:cNvPr descr="Manuscript_files/figure-docx/unnamed-chunk-4-1.png" id="25" name="Picture"/>
+                    <pic:cNvPr descr="Manuscript_files/figure-docx/unnamed-chunk-4-1.png" id="34" name="Picture"/>
                     <pic:cNvPicPr>
                       <a:picLocks noChangeArrowheads="1" noChangeAspect="1"/>
                     </pic:cNvPicPr>
                   </pic:nvPicPr>
                   <pic:blipFill>
-                    <a:blip r:embed="rId23"/>
+                    <a:blip r:embed="rId32"/>
                     <a:stretch>
                       <a:fillRect/>
                     </a:stretch>
@@ -1165,18 +1331,18 @@
           <wp:inline>
             <wp:extent cx="5334000" cy="4267200"/>
             <wp:effectExtent b="0" l="0" r="0" t="0"/>
-            <wp:docPr descr="" title="" id="27" name="Picture"/>
+            <wp:docPr descr="" title="" id="36" name="Picture"/>
             <a:graphic>
               <a:graphicData uri="http://schemas.openxmlformats.org/drawingml/2006/picture">
                 <pic:pic>
                   <pic:nvPicPr>
-                    <pic:cNvPr descr="Manuscript_files/figure-docx/unnamed-chunk-7-1.png" id="28" name="Picture"/>
+                    <pic:cNvPr descr="Manuscript_files/figure-docx/unnamed-chunk-7-1.png" id="37" name="Picture"/>
                     <pic:cNvPicPr>
                       <a:picLocks noChangeArrowheads="1" noChangeAspect="1"/>
                     </pic:cNvPicPr>
                   </pic:nvPicPr>
                   <pic:blipFill>
-                    <a:blip r:embed="rId26"/>
+                    <a:blip r:embed="rId35"/>
                     <a:stretch>
                       <a:fillRect/>
                     </a:stretch>
@@ -1496,861 +1662,12 @@
           <wp:inline>
             <wp:extent cx="5334000" cy="4267200"/>
             <wp:effectExtent b="0" l="0" r="0" t="0"/>
-            <wp:docPr descr="" title="" id="30" name="Picture"/>
-            <a:graphic>
-              <a:graphicData uri="http://schemas.openxmlformats.org/drawingml/2006/picture">
-                <pic:pic>
-                  <pic:nvPicPr>
-                    <pic:cNvPr descr="Manuscript_files/figure-docx/unnamed-chunk-10-1.png" id="31" name="Picture"/>
-                    <pic:cNvPicPr>
-                      <a:picLocks noChangeArrowheads="1" noChangeAspect="1"/>
-                    </pic:cNvPicPr>
-                  </pic:nvPicPr>
-                  <pic:blipFill>
-                    <a:blip r:embed="rId29"/>
-                    <a:stretch>
-                      <a:fillRect/>
-                    </a:stretch>
-                  </pic:blipFill>
-                  <pic:spPr bwMode="auto">
-                    <a:xfrm>
-                      <a:off x="0" y="0"/>
-                      <a:ext cx="5334000" cy="4267200"/>
-                    </a:xfrm>
-                    <a:prstGeom prst="rect">
-                      <a:avLst/>
-                    </a:prstGeom>
-                    <a:noFill/>
-                    <a:ln w="9525">
-                      <a:noFill/>
-                      <a:headEnd/>
-                      <a:tailEnd/>
-                    </a:ln>
-                  </pic:spPr>
-                </pic:pic>
-              </a:graphicData>
-            </a:graphic>
-          </wp:inline>
-        </w:drawing>
-      </w:r>
-    </w:p>
-    <w:bookmarkEnd w:id="32"/>
-    <w:bookmarkStart w:id="42" w:name="inferential-statistical-analysis-part-2"/>
-    <w:p>
-      <w:pPr>
-        <w:pStyle w:val="Heading1"/>
-      </w:pPr>
-      <w:r>
-        <w:t xml:space="preserve">3. Inferential Statistical Analysis( Part 2 )</w:t>
-      </w:r>
-    </w:p>
-    <w:p>
-      <w:pPr>
-        <w:pStyle w:val="FirstParagraph"/>
-      </w:pPr>
-      <w:r>
-        <w:t xml:space="preserve">Moving forward to formally evaluate whether rural public water systems in Georgia are more likely to experience drinking water violations compared to urban systems, a multivariable logistic regression model was fit. The outcome of interest was whether a system experienced at least one violation. The primary predictor of interest was rural versus urban classification. The model additionally adjusted for population served and water system type to account for potential confounding.</w:t>
-      </w:r>
-    </w:p>
-    <w:bookmarkStart w:id="33" w:name="creating-system-level-violation-counts"/>
-    <w:p>
-      <w:pPr>
-        <w:pStyle w:val="Heading2"/>
-      </w:pPr>
-      <w:r>
-        <w:t xml:space="preserve">3.1 Creating System-Level Violation Counts</w:t>
-      </w:r>
-    </w:p>
-    <w:p>
-      <w:pPr>
-        <w:pStyle w:val="FirstParagraph"/>
-      </w:pPr>
-      <w:r>
-        <w:t xml:space="preserve">This step aggregates violation records to the system level and merges them back into the Georgia water system dataset. Systems with no recorded violations are assigned a count of zero.</w:t>
-      </w:r>
-    </w:p>
-    <w:bookmarkEnd w:id="33"/>
-    <w:bookmarkStart w:id="34" w:name="merging-rural-urban-classification"/>
-    <w:p>
-      <w:pPr>
-        <w:pStyle w:val="Heading2"/>
-      </w:pPr>
-      <w:r>
-        <w:t xml:space="preserve">3.2 Merging Rural-Urban Classification</w:t>
-      </w:r>
-    </w:p>
-    <w:p>
-      <w:pPr>
-        <w:pStyle w:val="FirstParagraph"/>
-      </w:pPr>
-      <w:r>
-        <w:t xml:space="preserve">This step merges the RUCA ZIP code classification dataset to the system-level dataset. Rural classification was defined using RUCA codes, where codes ≥ 4 were classified as rural and codes 1–3 were classified as urban.</w:t>
-      </w:r>
-    </w:p>
-    <w:p>
-      <w:pPr>
-        <w:pStyle w:val="SourceCode"/>
-      </w:pPr>
-      <w:r>
-        <w:rPr>
-          <w:rStyle w:val="VerbatimChar"/>
-        </w:rPr>
-        <w:t xml:space="preserve"># A tibble: 6 × 3</w:t>
-      </w:r>
-      <w:r>
-        <w:br/>
-      </w:r>
-      <w:r>
-        <w:rPr>
-          <w:rStyle w:val="VerbatimChar"/>
-        </w:rPr>
-        <w:t xml:space="preserve">  ZIP_CODE  PrimaryRUCA rural</w:t>
-      </w:r>
-      <w:r>
-        <w:br/>
-      </w:r>
-      <w:r>
-        <w:rPr>
-          <w:rStyle w:val="VerbatimChar"/>
-        </w:rPr>
-        <w:t xml:space="preserve">  &lt;chr&gt;           &lt;dbl&gt; &lt;dbl&gt;</w:t>
-      </w:r>
-      <w:r>
-        <w:br/>
-      </w:r>
-      <w:r>
-        <w:rPr>
-          <w:rStyle w:val="VerbatimChar"/>
-        </w:rPr>
-        <w:t xml:space="preserve">1 304585591          NA    NA</w:t>
-      </w:r>
-      <w:r>
-        <w:br/>
-      </w:r>
-      <w:r>
-        <w:rPr>
-          <w:rStyle w:val="VerbatimChar"/>
-        </w:rPr>
-        <w:t xml:space="preserve">2 30731              10     1</w:t>
-      </w:r>
-      <w:r>
-        <w:br/>
-      </w:r>
-      <w:r>
-        <w:rPr>
-          <w:rStyle w:val="VerbatimChar"/>
-        </w:rPr>
-        <w:t xml:space="preserve">3 317510000          NA    NA</w:t>
-      </w:r>
-      <w:r>
-        <w:br/>
-      </w:r>
-      <w:r>
-        <w:rPr>
-          <w:rStyle w:val="VerbatimChar"/>
-        </w:rPr>
-        <w:t xml:space="preserve">4 31751              NA    NA</w:t>
-      </w:r>
-      <w:r>
-        <w:br/>
-      </w:r>
-      <w:r>
-        <w:rPr>
-          <w:rStyle w:val="VerbatimChar"/>
-        </w:rPr>
-        <w:t xml:space="preserve">5 31751              NA    NA</w:t>
-      </w:r>
-      <w:r>
-        <w:br/>
-      </w:r>
-      <w:r>
-        <w:rPr>
-          <w:rStyle w:val="VerbatimChar"/>
-        </w:rPr>
-        <w:t xml:space="preserve">6 31751              NA    NA</w:t>
-      </w:r>
-    </w:p>
-    <w:p>
-      <w:pPr>
-        <w:pStyle w:val="SourceCode"/>
-      </w:pPr>
-      <w:r>
-        <w:br/>
-      </w:r>
-      <w:r>
-        <w:rPr>
-          <w:rStyle w:val="VerbatimChar"/>
-        </w:rPr>
-        <w:t xml:space="preserve">   0    1 &lt;NA&gt; </w:t>
-      </w:r>
-      <w:r>
-        <w:br/>
-      </w:r>
-      <w:r>
-        <w:rPr>
-          <w:rStyle w:val="VerbatimChar"/>
-        </w:rPr>
-        <w:t xml:space="preserve">2186 1653 1417 </w:t>
-      </w:r>
-    </w:p>
-    <w:p>
-      <w:pPr>
-        <w:pStyle w:val="FirstParagraph"/>
-      </w:pPr>
-      <w:r>
-        <w:t xml:space="preserve">Rural indicator (rural) was created using the PrimaryRUCA codes from the RUCA ZIPCode dataset. For ZIP codes in the water systems data that did not have a corresponding RUCA code, the rural value is NA. These NA values are currently kept in the dataset to indicate missing RUCA information. However, we will decided to remove them to ensure accurate rural-urban classification.</w:t>
-      </w:r>
-    </w:p>
-    <w:p>
-      <w:pPr>
-        <w:pStyle w:val="SourceCode"/>
-      </w:pPr>
-      <w:r>
-        <w:br/>
-      </w:r>
-      <w:r>
-        <w:rPr>
-          <w:rStyle w:val="VerbatimChar"/>
-        </w:rPr>
-        <w:t xml:space="preserve">   0    1 </w:t>
-      </w:r>
-      <w:r>
-        <w:br/>
-      </w:r>
-      <w:r>
-        <w:rPr>
-          <w:rStyle w:val="VerbatimChar"/>
-        </w:rPr>
-        <w:t xml:space="preserve">2186 1653 </w:t>
-      </w:r>
-    </w:p>
-    <w:p>
-      <w:pPr>
-        <w:pStyle w:val="SourceCode"/>
-      </w:pPr>
-      <w:r>
-        <w:rPr>
-          <w:rStyle w:val="VerbatimChar"/>
-        </w:rPr>
-        <w:t xml:space="preserve">[1] 3839</w:t>
-      </w:r>
-    </w:p>
-    <w:bookmarkEnd w:id="34"/>
-    <w:bookmarkStart w:id="35" w:name="creating-a-binary-outcome-system"/>
-    <w:p>
-      <w:pPr>
-        <w:pStyle w:val="Heading2"/>
-      </w:pPr>
-      <w:r>
-        <w:t xml:space="preserve">3.3 Creating A Binary Outcome System</w:t>
-      </w:r>
-    </w:p>
-    <w:p>
-      <w:pPr>
-        <w:pStyle w:val="FirstParagraph"/>
-      </w:pPr>
-      <w:r>
-        <w:t xml:space="preserve">We will create a binary outcome variable to indicate whether a water system had at least one recorded drinking water violation (1 = yes, 0 = no). Among the Georgia public water systems included in the sample, 8.5% experienced at least one recorded drinking water violation, while 91.5% had no recorded violations. This indicates that violations were relatively uncommon overall, though measurable subset of systems were affected.</w:t>
-      </w:r>
-    </w:p>
-    <w:p>
-      <w:pPr>
-        <w:pStyle w:val="SourceCode"/>
-      </w:pPr>
-      <w:r>
-        <w:br/>
-      </w:r>
-      <w:r>
-        <w:rPr>
-          <w:rStyle w:val="VerbatimChar"/>
-        </w:rPr>
-        <w:t xml:space="preserve">   0    1 </w:t>
-      </w:r>
-      <w:r>
-        <w:br/>
-      </w:r>
-      <w:r>
-        <w:rPr>
-          <w:rStyle w:val="VerbatimChar"/>
-        </w:rPr>
-        <w:t xml:space="preserve">3513  326 </w:t>
-      </w:r>
-    </w:p>
-    <w:p>
-      <w:pPr>
-        <w:pStyle w:val="SourceCode"/>
-      </w:pPr>
-      <w:r>
-        <w:br/>
-      </w:r>
-      <w:r>
-        <w:rPr>
-          <w:rStyle w:val="VerbatimChar"/>
-        </w:rPr>
-        <w:t xml:space="preserve">         0          1 </w:t>
-      </w:r>
-      <w:r>
-        <w:br/>
-      </w:r>
-      <w:r>
-        <w:rPr>
-          <w:rStyle w:val="VerbatimChar"/>
-        </w:rPr>
-        <w:t xml:space="preserve">0.91508205 0.08491795 </w:t>
-      </w:r>
-    </w:p>
-    <w:bookmarkEnd w:id="35"/>
-    <w:bookmarkStart w:id="36" w:name="preparing-modeling-variables"/>
-    <w:p>
-      <w:pPr>
-        <w:pStyle w:val="Heading2"/>
-      </w:pPr>
-      <w:r>
-        <w:t xml:space="preserve">3.4 Preparing Modeling Variables</w:t>
-      </w:r>
-    </w:p>
-    <w:p>
-      <w:pPr>
-        <w:pStyle w:val="FirstParagraph"/>
-      </w:pPr>
-      <w:r>
-        <w:t xml:space="preserve">Before fitting the logistics regression model, several variable were prepared and transformed</w:t>
-      </w:r>
-      <w:r>
-        <w:t xml:space="preserve"> </w:t>
-      </w:r>
-      <w:r>
-        <w:t xml:space="preserve">* Population served was filtered to exlcude systems reporting zero population. Additionally, it was log transofmed to account of the strong right skew observed in the raw population distribution.</w:t>
-      </w:r>
-      <w:r>
-        <w:t xml:space="preserve"> </w:t>
-      </w:r>
-      <w:r>
-        <w:t xml:space="preserve">* Rural status, violations, and water system type were coverted to categorical variables.</w:t>
-      </w:r>
-    </w:p>
-    <w:p>
-      <w:pPr>
-        <w:pStyle w:val="SourceCode"/>
-      </w:pPr>
-      <w:r>
-        <w:rPr>
-          <w:rStyle w:val="VerbatimChar"/>
-        </w:rPr>
-        <w:t xml:space="preserve">   Min. 1st Qu.  Median    Mean 3rd Qu.    Max. </w:t>
-      </w:r>
-      <w:r>
-        <w:br/>
-      </w:r>
-      <w:r>
-        <w:rPr>
-          <w:rStyle w:val="VerbatimChar"/>
-        </w:rPr>
-        <w:t xml:space="preserve">  0.000   3.912   4.605   4.994   5.667  13.902 </w:t>
-      </w:r>
-    </w:p>
-    <w:bookmarkEnd w:id="36"/>
-    <w:bookmarkStart w:id="37" w:name="fitting-the-regression-model"/>
-    <w:p>
-      <w:pPr>
-        <w:pStyle w:val="Heading2"/>
-      </w:pPr>
-      <w:r>
-        <w:t xml:space="preserve">3.5 Fitting the Regression Model</w:t>
-      </w:r>
-    </w:p>
-    <w:p>
-      <w:pPr>
-        <w:pStyle w:val="FirstParagraph"/>
-      </w:pPr>
-      <w:r>
-        <w:t xml:space="preserve">Next, we fit a multivariable logistic regression to evaluate whether rural systems are more likely to have at least one violation, adjusting for population served and system type. The results are summarized by obtaining odds ratios (OR) and 95% confidence intervals (CI):</w:t>
-      </w:r>
-      <w:r>
-        <w:t xml:space="preserve"> </w:t>
-      </w:r>
-      <w:r>
-        <w:t xml:space="preserve">* Rural systems (rural=1) had 1.84 times the odds of experiencing at least one violation (95% CI: 1.46, 2.33)</w:t>
-      </w:r>
-      <w:r>
-        <w:t xml:space="preserve"> </w:t>
-      </w:r>
-      <w:r>
-        <w:t xml:space="preserve">* Population served presented an odds ratio of 1.15 per unit increase (95% CI:1.08, 1.22) indicating that larger water systems tend to have slightly higher odds of recording a violation.</w:t>
-      </w:r>
-      <w:r>
-        <w:t xml:space="preserve"> </w:t>
-      </w:r>
-      <w:r>
-        <w:t xml:space="preserve">* Community water systems comparison (CWS)</w:t>
-      </w:r>
-      <w:r>
-        <w:t xml:space="preserve"> </w:t>
-      </w:r>
-      <w:r>
-        <w:t xml:space="preserve">* Non-transient non-community systems (NTNCWS) had lower odds (OR=0.37) of violations (95% CI: 0.21-0.61)</w:t>
-      </w:r>
-      <w:r>
-        <w:t xml:space="preserve"> </w:t>
-      </w:r>
-      <w:r>
-        <w:t xml:space="preserve">* Transient non-community systems (TNCWS)</w:t>
-      </w:r>
-      <w:r>
-        <w:t xml:space="preserve"> </w:t>
-      </w:r>
-      <w:r>
-        <w:t xml:space="preserve">similarly had lower odds (OR=0.51) of violations (95% CI:0.39-0.68)</w:t>
-      </w:r>
-    </w:p>
-    <w:p>
-      <w:pPr>
-        <w:pStyle w:val="BodyText"/>
-      </w:pPr>
-      <w:r>
-        <w:t xml:space="preserve">Overall, the model indicates that rural systems are at higher risk for drinking water violations when accounting for system type and the population served.</w:t>
-      </w:r>
-    </w:p>
-    <w:p>
-      <w:pPr>
-        <w:pStyle w:val="SourceCode"/>
-      </w:pPr>
-      <w:r>
-        <w:br/>
-      </w:r>
-      <w:r>
-        <w:rPr>
-          <w:rStyle w:val="VerbatimChar"/>
-        </w:rPr>
-        <w:t xml:space="preserve">Call:</w:t>
-      </w:r>
-      <w:r>
-        <w:br/>
-      </w:r>
-      <w:r>
-        <w:rPr>
-          <w:rStyle w:val="VerbatimChar"/>
-        </w:rPr>
-        <w:t xml:space="preserve">glm(formula = any_violation ~ rural + log_population + PWS_TYPE_CODE, </w:t>
-      </w:r>
-      <w:r>
-        <w:br/>
-      </w:r>
-      <w:r>
-        <w:rPr>
-          <w:rStyle w:val="VerbatimChar"/>
-        </w:rPr>
-        <w:t xml:space="preserve">    family = binomial, data = analysis_data)</w:t>
-      </w:r>
-      <w:r>
-        <w:br/>
-      </w:r>
-      <w:r>
-        <w:br/>
-      </w:r>
-      <w:r>
-        <w:rPr>
-          <w:rStyle w:val="VerbatimChar"/>
-        </w:rPr>
-        <w:t xml:space="preserve">Coefficients:</w:t>
-      </w:r>
-      <w:r>
-        <w:br/>
-      </w:r>
-      <w:r>
-        <w:rPr>
-          <w:rStyle w:val="VerbatimChar"/>
-        </w:rPr>
-        <w:t xml:space="preserve">                    Estimate Std. Error z value Pr(&gt;|z|)    </w:t>
-      </w:r>
-      <w:r>
-        <w:br/>
-      </w:r>
-      <w:r>
-        <w:rPr>
-          <w:rStyle w:val="VerbatimChar"/>
-        </w:rPr>
-        <w:t xml:space="preserve">(Intercept)         -3.11789    0.20861 -14.946  &lt; 2e-16 ***</w:t>
-      </w:r>
-      <w:r>
-        <w:br/>
-      </w:r>
-      <w:r>
-        <w:rPr>
-          <w:rStyle w:val="VerbatimChar"/>
-        </w:rPr>
-        <w:t xml:space="preserve">rural1               0.61152    0.11874   5.150 2.60e-07 ***</w:t>
-      </w:r>
-      <w:r>
-        <w:br/>
-      </w:r>
-      <w:r>
-        <w:rPr>
-          <w:rStyle w:val="VerbatimChar"/>
-        </w:rPr>
-        <w:t xml:space="preserve">log_population       0.13708    0.03167   4.328 1.50e-05 ***</w:t>
-      </w:r>
-      <w:r>
-        <w:br/>
-      </w:r>
-      <w:r>
-        <w:rPr>
-          <w:rStyle w:val="VerbatimChar"/>
-        </w:rPr>
-        <w:t xml:space="preserve">PWS_TYPE_CODENTNCWS -0.99210    0.27512  -3.606 0.000311 ***</w:t>
-      </w:r>
-      <w:r>
-        <w:br/>
-      </w:r>
-      <w:r>
-        <w:rPr>
-          <w:rStyle w:val="VerbatimChar"/>
-        </w:rPr>
-        <w:t xml:space="preserve">PWS_TYPE_CODETNCWS  -0.66427    0.14382  -4.619 3.86e-06 ***</w:t>
-      </w:r>
-      <w:r>
-        <w:br/>
-      </w:r>
-      <w:r>
-        <w:rPr>
-          <w:rStyle w:val="VerbatimChar"/>
-        </w:rPr>
-        <w:t xml:space="preserve">---</w:t>
-      </w:r>
-      <w:r>
-        <w:br/>
-      </w:r>
-      <w:r>
-        <w:rPr>
-          <w:rStyle w:val="VerbatimChar"/>
-        </w:rPr>
-        <w:t xml:space="preserve">Signif. codes:  0 '***' 0.001 '**' 0.01 '*' 0.05 '.' 0.1 ' ' 1</w:t>
-      </w:r>
-      <w:r>
-        <w:br/>
-      </w:r>
-      <w:r>
-        <w:br/>
-      </w:r>
-      <w:r>
-        <w:rPr>
-          <w:rStyle w:val="VerbatimChar"/>
-        </w:rPr>
-        <w:t xml:space="preserve">(Dispersion parameter for binomial family taken to be 1)</w:t>
-      </w:r>
-      <w:r>
-        <w:br/>
-      </w:r>
-      <w:r>
-        <w:br/>
-      </w:r>
-      <w:r>
-        <w:rPr>
-          <w:rStyle w:val="VerbatimChar"/>
-        </w:rPr>
-        <w:t xml:space="preserve">    Null deviance: 2217.1  on 3811  degrees of freedom</w:t>
-      </w:r>
-      <w:r>
-        <w:br/>
-      </w:r>
-      <w:r>
-        <w:rPr>
-          <w:rStyle w:val="VerbatimChar"/>
-        </w:rPr>
-        <w:t xml:space="preserve">Residual deviance: 2130.0  on 3807  degrees of freedom</w:t>
-      </w:r>
-      <w:r>
-        <w:br/>
-      </w:r>
-      <w:r>
-        <w:rPr>
-          <w:rStyle w:val="VerbatimChar"/>
-        </w:rPr>
-        <w:t xml:space="preserve">AIC: 2140</w:t>
-      </w:r>
-      <w:r>
-        <w:br/>
-      </w:r>
-      <w:r>
-        <w:br/>
-      </w:r>
-      <w:r>
-        <w:rPr>
-          <w:rStyle w:val="VerbatimChar"/>
-        </w:rPr>
-        <w:t xml:space="preserve">Number of Fisher Scoring iterations: 5</w:t>
-      </w:r>
-    </w:p>
-    <w:p>
-      <w:pPr>
-        <w:pStyle w:val="SourceCode"/>
-      </w:pPr>
-      <w:r>
-        <w:rPr>
-          <w:rStyle w:val="VerbatimChar"/>
-        </w:rPr>
-        <w:t xml:space="preserve">Waiting for profiling to be done...</w:t>
-      </w:r>
-    </w:p>
-    <w:p>
-      <w:pPr>
-        <w:pStyle w:val="SourceCode"/>
-      </w:pPr>
-      <w:r>
-        <w:rPr>
-          <w:rStyle w:val="VerbatimChar"/>
-        </w:rPr>
-        <w:t xml:space="preserve">                            OR      2.5 %     97.5 %</w:t>
-      </w:r>
-      <w:r>
-        <w:br/>
-      </w:r>
-      <w:r>
-        <w:rPr>
-          <w:rStyle w:val="VerbatimChar"/>
-        </w:rPr>
-        <w:t xml:space="preserve">(Intercept)         0.04425044 0.02930205 0.06641627</w:t>
-      </w:r>
-      <w:r>
-        <w:br/>
-      </w:r>
-      <w:r>
-        <w:rPr>
-          <w:rStyle w:val="VerbatimChar"/>
-        </w:rPr>
-        <w:t xml:space="preserve">rural1              1.84322732 1.46142054 2.32850746</w:t>
-      </w:r>
-      <w:r>
-        <w:br/>
-      </w:r>
-      <w:r>
-        <w:rPr>
-          <w:rStyle w:val="VerbatimChar"/>
-        </w:rPr>
-        <w:t xml:space="preserve">log_population      1.14691864 1.07704812 1.21957807</w:t>
-      </w:r>
-      <w:r>
-        <w:br/>
-      </w:r>
-      <w:r>
-        <w:rPr>
-          <w:rStyle w:val="VerbatimChar"/>
-        </w:rPr>
-        <w:t xml:space="preserve">PWS_TYPE_CODENTNCWS 0.37079578 0.20745130 0.61470036</w:t>
-      </w:r>
-      <w:r>
-        <w:br/>
-      </w:r>
-      <w:r>
-        <w:rPr>
-          <w:rStyle w:val="VerbatimChar"/>
-        </w:rPr>
-        <w:t xml:space="preserve">PWS_TYPE_CODETNCWS  0.51464888 0.38631860 0.67939056</w:t>
-      </w:r>
-    </w:p>
-    <w:p>
-      <w:pPr>
-        <w:pStyle w:val="SourceCode"/>
-      </w:pPr>
-      <w:r>
-        <w:br/>
-      </w:r>
-      <w:r>
-        <w:rPr>
-          <w:rStyle w:val="VerbatimChar"/>
-        </w:rPr>
-        <w:t xml:space="preserve">Call:</w:t>
-      </w:r>
-      <w:r>
-        <w:br/>
-      </w:r>
-      <w:r>
-        <w:rPr>
-          <w:rStyle w:val="VerbatimChar"/>
-        </w:rPr>
-        <w:t xml:space="preserve">glm(formula = any_violation ~ rural + log_population + PWS_TYPE_CODE, </w:t>
-      </w:r>
-      <w:r>
-        <w:br/>
-      </w:r>
-      <w:r>
-        <w:rPr>
-          <w:rStyle w:val="VerbatimChar"/>
-        </w:rPr>
-        <w:t xml:space="preserve">    family = binomial, data = analysis_data)</w:t>
-      </w:r>
-      <w:r>
-        <w:br/>
-      </w:r>
-      <w:r>
-        <w:br/>
-      </w:r>
-      <w:r>
-        <w:rPr>
-          <w:rStyle w:val="VerbatimChar"/>
-        </w:rPr>
-        <w:t xml:space="preserve">Coefficients:</w:t>
-      </w:r>
-      <w:r>
-        <w:br/>
-      </w:r>
-      <w:r>
-        <w:rPr>
-          <w:rStyle w:val="VerbatimChar"/>
-        </w:rPr>
-        <w:t xml:space="preserve">                    Estimate Std. Error z value Pr(&gt;|z|)    </w:t>
-      </w:r>
-      <w:r>
-        <w:br/>
-      </w:r>
-      <w:r>
-        <w:rPr>
-          <w:rStyle w:val="VerbatimChar"/>
-        </w:rPr>
-        <w:t xml:space="preserve">(Intercept)         -3.11789    0.20861 -14.946  &lt; 2e-16 ***</w:t>
-      </w:r>
-      <w:r>
-        <w:br/>
-      </w:r>
-      <w:r>
-        <w:rPr>
-          <w:rStyle w:val="VerbatimChar"/>
-        </w:rPr>
-        <w:t xml:space="preserve">rural1               0.61152    0.11874   5.150 2.60e-07 ***</w:t>
-      </w:r>
-      <w:r>
-        <w:br/>
-      </w:r>
-      <w:r>
-        <w:rPr>
-          <w:rStyle w:val="VerbatimChar"/>
-        </w:rPr>
-        <w:t xml:space="preserve">log_population       0.13708    0.03167   4.328 1.50e-05 ***</w:t>
-      </w:r>
-      <w:r>
-        <w:br/>
-      </w:r>
-      <w:r>
-        <w:rPr>
-          <w:rStyle w:val="VerbatimChar"/>
-        </w:rPr>
-        <w:t xml:space="preserve">PWS_TYPE_CODENTNCWS -0.99210    0.27512  -3.606 0.000311 ***</w:t>
-      </w:r>
-      <w:r>
-        <w:br/>
-      </w:r>
-      <w:r>
-        <w:rPr>
-          <w:rStyle w:val="VerbatimChar"/>
-        </w:rPr>
-        <w:t xml:space="preserve">PWS_TYPE_CODETNCWS  -0.66427    0.14382  -4.619 3.86e-06 ***</w:t>
-      </w:r>
-      <w:r>
-        <w:br/>
-      </w:r>
-      <w:r>
-        <w:rPr>
-          <w:rStyle w:val="VerbatimChar"/>
-        </w:rPr>
-        <w:t xml:space="preserve">---</w:t>
-      </w:r>
-      <w:r>
-        <w:br/>
-      </w:r>
-      <w:r>
-        <w:rPr>
-          <w:rStyle w:val="VerbatimChar"/>
-        </w:rPr>
-        <w:t xml:space="preserve">Signif. codes:  0 '***' 0.001 '**' 0.01 '*' 0.05 '.' 0.1 ' ' 1</w:t>
-      </w:r>
-      <w:r>
-        <w:br/>
-      </w:r>
-      <w:r>
-        <w:br/>
-      </w:r>
-      <w:r>
-        <w:rPr>
-          <w:rStyle w:val="VerbatimChar"/>
-        </w:rPr>
-        <w:t xml:space="preserve">(Dispersion parameter for binomial family taken to be 1)</w:t>
-      </w:r>
-      <w:r>
-        <w:br/>
-      </w:r>
-      <w:r>
-        <w:br/>
-      </w:r>
-      <w:r>
-        <w:rPr>
-          <w:rStyle w:val="VerbatimChar"/>
-        </w:rPr>
-        <w:t xml:space="preserve">    Null deviance: 2217.1  on 3811  degrees of freedom</w:t>
-      </w:r>
-      <w:r>
-        <w:br/>
-      </w:r>
-      <w:r>
-        <w:rPr>
-          <w:rStyle w:val="VerbatimChar"/>
-        </w:rPr>
-        <w:t xml:space="preserve">Residual deviance: 2130.0  on 3807  degrees of freedom</w:t>
-      </w:r>
-      <w:r>
-        <w:br/>
-      </w:r>
-      <w:r>
-        <w:rPr>
-          <w:rStyle w:val="VerbatimChar"/>
-        </w:rPr>
-        <w:t xml:space="preserve">AIC: 2140</w:t>
-      </w:r>
-      <w:r>
-        <w:br/>
-      </w:r>
-      <w:r>
-        <w:br/>
-      </w:r>
-      <w:r>
-        <w:rPr>
-          <w:rStyle w:val="VerbatimChar"/>
-        </w:rPr>
-        <w:t xml:space="preserve">Number of Fisher Scoring iterations: 5</w:t>
-      </w:r>
-    </w:p>
-    <w:bookmarkEnd w:id="37"/>
-    <w:bookmarkStart w:id="41" w:name="generating-a-logistic-regression-model"/>
-    <w:p>
-      <w:pPr>
-        <w:pStyle w:val="Heading2"/>
-      </w:pPr>
-      <w:r>
-        <w:t xml:space="preserve">3.6 Generating a Logistic Regression Model</w:t>
-      </w:r>
-    </w:p>
-    <w:p>
-      <w:pPr>
-        <w:pStyle w:val="FirstParagraph"/>
-      </w:pPr>
-      <w:r>
-        <w:t xml:space="preserve">To visualize the results of the logistic regression model, we create a forest plot displaying the odds ratios for each predictor. This allows for a clear comparison of the direction of associations between rural status, population served, system type, and the likelihood of having at least one drinking water violation.</w:t>
-      </w:r>
-    </w:p>
-    <w:p>
-      <w:pPr>
-        <w:pStyle w:val="BodyText"/>
-      </w:pPr>
-      <w:r>
-        <w:drawing>
-          <wp:inline>
-            <wp:extent cx="5334000" cy="4267200"/>
-            <wp:effectExtent b="0" l="0" r="0" t="0"/>
             <wp:docPr descr="" title="" id="39" name="Picture"/>
             <a:graphic>
               <a:graphicData uri="http://schemas.openxmlformats.org/drawingml/2006/picture">
                 <pic:pic>
                   <pic:nvPicPr>
-                    <pic:cNvPr descr="Manuscript_files/figure-docx/unnamed-chunk-20-1.png" id="40" name="Picture"/>
+                    <pic:cNvPr descr="Manuscript_files/figure-docx/unnamed-chunk-10-1.png" id="40" name="Picture"/>
                     <pic:cNvPicPr>
                       <a:picLocks noChangeArrowheads="1" noChangeAspect="1"/>
                     </pic:cNvPicPr>
@@ -2384,7 +1701,856 @@
       </w:r>
     </w:p>
     <w:bookmarkEnd w:id="41"/>
+    <w:bookmarkStart w:id="51" w:name="inferential-statistical-analysis-part-2"/>
+    <w:p>
+      <w:pPr>
+        <w:pStyle w:val="Heading1"/>
+      </w:pPr>
+      <w:r>
+        <w:t xml:space="preserve">6. Inferential Statistical Analysis( Part 2 )</w:t>
+      </w:r>
+    </w:p>
+    <w:p>
+      <w:pPr>
+        <w:pStyle w:val="FirstParagraph"/>
+      </w:pPr>
+      <w:r>
+        <w:t xml:space="preserve">Moving forward to formally evaluate whether rural public water systems in Georgia are more likely to experience drinking water violations compared to urban systems, a multivariable logistic regression model was fit. The outcome of interest was whether a system experienced at least one violation. The primary predictor of interest was rural versus urban classification. The model additionally adjusted for population served and water system type to account for potential confounding.</w:t>
+      </w:r>
+    </w:p>
+    <w:bookmarkStart w:id="42" w:name="creating-system-level-violation-counts"/>
+    <w:p>
+      <w:pPr>
+        <w:pStyle w:val="Heading2"/>
+      </w:pPr>
+      <w:r>
+        <w:t xml:space="preserve">6.1 Creating System-Level Violation Counts</w:t>
+      </w:r>
+    </w:p>
+    <w:p>
+      <w:pPr>
+        <w:pStyle w:val="FirstParagraph"/>
+      </w:pPr>
+      <w:r>
+        <w:t xml:space="preserve">This step aggregates violation records to the system level and merges them back into the Georgia water system dataset. Systems with no recorded violations are assigned a count of zero.</w:t>
+      </w:r>
+    </w:p>
     <w:bookmarkEnd w:id="42"/>
+    <w:bookmarkStart w:id="43" w:name="merging-rural-urban-classification"/>
+    <w:p>
+      <w:pPr>
+        <w:pStyle w:val="Heading2"/>
+      </w:pPr>
+      <w:r>
+        <w:t xml:space="preserve">6.2 Merging Rural-Urban Classification</w:t>
+      </w:r>
+    </w:p>
+    <w:p>
+      <w:pPr>
+        <w:pStyle w:val="FirstParagraph"/>
+      </w:pPr>
+      <w:r>
+        <w:t xml:space="preserve">This step merges the RUCA ZIP code classification dataset to the system-level dataset. Rural classification was defined using RUCA codes, where codes ≥ 4 were classified as rural and codes 1–3 were classified as urban.</w:t>
+      </w:r>
+    </w:p>
+    <w:p>
+      <w:pPr>
+        <w:pStyle w:val="SourceCode"/>
+      </w:pPr>
+      <w:r>
+        <w:rPr>
+          <w:rStyle w:val="VerbatimChar"/>
+        </w:rPr>
+        <w:t xml:space="preserve"># A tibble: 6 × 3</w:t>
+      </w:r>
+      <w:r>
+        <w:br/>
+      </w:r>
+      <w:r>
+        <w:rPr>
+          <w:rStyle w:val="VerbatimChar"/>
+        </w:rPr>
+        <w:t xml:space="preserve">  ZIP_CODE  PrimaryRUCA rural</w:t>
+      </w:r>
+      <w:r>
+        <w:br/>
+      </w:r>
+      <w:r>
+        <w:rPr>
+          <w:rStyle w:val="VerbatimChar"/>
+        </w:rPr>
+        <w:t xml:space="preserve">  &lt;chr&gt;           &lt;dbl&gt; &lt;dbl&gt;</w:t>
+      </w:r>
+      <w:r>
+        <w:br/>
+      </w:r>
+      <w:r>
+        <w:rPr>
+          <w:rStyle w:val="VerbatimChar"/>
+        </w:rPr>
+        <w:t xml:space="preserve">1 304585591          NA    NA</w:t>
+      </w:r>
+      <w:r>
+        <w:br/>
+      </w:r>
+      <w:r>
+        <w:rPr>
+          <w:rStyle w:val="VerbatimChar"/>
+        </w:rPr>
+        <w:t xml:space="preserve">2 30731              10     1</w:t>
+      </w:r>
+      <w:r>
+        <w:br/>
+      </w:r>
+      <w:r>
+        <w:rPr>
+          <w:rStyle w:val="VerbatimChar"/>
+        </w:rPr>
+        <w:t xml:space="preserve">3 317510000          NA    NA</w:t>
+      </w:r>
+      <w:r>
+        <w:br/>
+      </w:r>
+      <w:r>
+        <w:rPr>
+          <w:rStyle w:val="VerbatimChar"/>
+        </w:rPr>
+        <w:t xml:space="preserve">4 31751              NA    NA</w:t>
+      </w:r>
+      <w:r>
+        <w:br/>
+      </w:r>
+      <w:r>
+        <w:rPr>
+          <w:rStyle w:val="VerbatimChar"/>
+        </w:rPr>
+        <w:t xml:space="preserve">5 31751              NA    NA</w:t>
+      </w:r>
+      <w:r>
+        <w:br/>
+      </w:r>
+      <w:r>
+        <w:rPr>
+          <w:rStyle w:val="VerbatimChar"/>
+        </w:rPr>
+        <w:t xml:space="preserve">6 31751              NA    NA</w:t>
+      </w:r>
+    </w:p>
+    <w:p>
+      <w:pPr>
+        <w:pStyle w:val="SourceCode"/>
+      </w:pPr>
+      <w:r>
+        <w:br/>
+      </w:r>
+      <w:r>
+        <w:rPr>
+          <w:rStyle w:val="VerbatimChar"/>
+        </w:rPr>
+        <w:t xml:space="preserve">   0    1 &lt;NA&gt; </w:t>
+      </w:r>
+      <w:r>
+        <w:br/>
+      </w:r>
+      <w:r>
+        <w:rPr>
+          <w:rStyle w:val="VerbatimChar"/>
+        </w:rPr>
+        <w:t xml:space="preserve">2186 1653 1417 </w:t>
+      </w:r>
+    </w:p>
+    <w:p>
+      <w:pPr>
+        <w:pStyle w:val="FirstParagraph"/>
+      </w:pPr>
+      <w:r>
+        <w:t xml:space="preserve">Rural indicator (rural) was created using the PrimaryRUCA codes from the RUCA ZIPCode dataset. For ZIP codes in the water systems data that did not have a corresponding RUCA code, the rural value is NA. These NA values are currently kept in the dataset to indicate missing RUCA information. However, we will decided to remove them to ensure accurate rural-urban classification.</w:t>
+      </w:r>
+    </w:p>
+    <w:p>
+      <w:pPr>
+        <w:pStyle w:val="SourceCode"/>
+      </w:pPr>
+      <w:r>
+        <w:br/>
+      </w:r>
+      <w:r>
+        <w:rPr>
+          <w:rStyle w:val="VerbatimChar"/>
+        </w:rPr>
+        <w:t xml:space="preserve">   0    1 </w:t>
+      </w:r>
+      <w:r>
+        <w:br/>
+      </w:r>
+      <w:r>
+        <w:rPr>
+          <w:rStyle w:val="VerbatimChar"/>
+        </w:rPr>
+        <w:t xml:space="preserve">2186 1653 </w:t>
+      </w:r>
+    </w:p>
+    <w:p>
+      <w:pPr>
+        <w:pStyle w:val="SourceCode"/>
+      </w:pPr>
+      <w:r>
+        <w:rPr>
+          <w:rStyle w:val="VerbatimChar"/>
+        </w:rPr>
+        <w:t xml:space="preserve">[1] 3839</w:t>
+      </w:r>
+    </w:p>
+    <w:bookmarkEnd w:id="43"/>
+    <w:bookmarkStart w:id="44" w:name="creating-a-binary-outcome-system"/>
+    <w:p>
+      <w:pPr>
+        <w:pStyle w:val="Heading2"/>
+      </w:pPr>
+      <w:r>
+        <w:t xml:space="preserve">6.3 Creating A Binary Outcome System</w:t>
+      </w:r>
+    </w:p>
+    <w:p>
+      <w:pPr>
+        <w:pStyle w:val="FirstParagraph"/>
+      </w:pPr>
+      <w:r>
+        <w:t xml:space="preserve">We will create a binary outcome variable to indicate whether a water system had at least one recorded drinking water violation (1 = yes, 0 = no). Among the Georgia public water systems included in the sample, 8.5% experienced at least one recorded drinking water violation, while 91.5% had no recorded violations. This indicates that violations were relatively uncommon overall, though measurable subset of systems were affected.</w:t>
+      </w:r>
+    </w:p>
+    <w:p>
+      <w:pPr>
+        <w:pStyle w:val="SourceCode"/>
+      </w:pPr>
+      <w:r>
+        <w:br/>
+      </w:r>
+      <w:r>
+        <w:rPr>
+          <w:rStyle w:val="VerbatimChar"/>
+        </w:rPr>
+        <w:t xml:space="preserve">   0    1 </w:t>
+      </w:r>
+      <w:r>
+        <w:br/>
+      </w:r>
+      <w:r>
+        <w:rPr>
+          <w:rStyle w:val="VerbatimChar"/>
+        </w:rPr>
+        <w:t xml:space="preserve">3513  326 </w:t>
+      </w:r>
+    </w:p>
+    <w:p>
+      <w:pPr>
+        <w:pStyle w:val="SourceCode"/>
+      </w:pPr>
+      <w:r>
+        <w:br/>
+      </w:r>
+      <w:r>
+        <w:rPr>
+          <w:rStyle w:val="VerbatimChar"/>
+        </w:rPr>
+        <w:t xml:space="preserve">         0          1 </w:t>
+      </w:r>
+      <w:r>
+        <w:br/>
+      </w:r>
+      <w:r>
+        <w:rPr>
+          <w:rStyle w:val="VerbatimChar"/>
+        </w:rPr>
+        <w:t xml:space="preserve">0.91508205 0.08491795 </w:t>
+      </w:r>
+    </w:p>
+    <w:bookmarkEnd w:id="44"/>
+    <w:bookmarkStart w:id="45" w:name="preparing-modeling-variables"/>
+    <w:p>
+      <w:pPr>
+        <w:pStyle w:val="Heading2"/>
+      </w:pPr>
+      <w:r>
+        <w:t xml:space="preserve">6.4 Preparing Modeling Variables</w:t>
+      </w:r>
+    </w:p>
+    <w:p>
+      <w:pPr>
+        <w:pStyle w:val="FirstParagraph"/>
+      </w:pPr>
+      <w:r>
+        <w:t xml:space="preserve">Before fitting the logistics regression model, several variable were prepared and transformed</w:t>
+      </w:r>
+      <w:r>
+        <w:t xml:space="preserve"> </w:t>
+      </w:r>
+      <w:r>
+        <w:t xml:space="preserve">* Population served was filtered to exlcude systems reporting zero population. Additionally, it was log transofmed to account of the strong right skew observed in the raw population distribution.</w:t>
+      </w:r>
+      <w:r>
+        <w:t xml:space="preserve"> </w:t>
+      </w:r>
+      <w:r>
+        <w:t xml:space="preserve">* Rural status, violations, and water system type were coverted to categorical variables.</w:t>
+      </w:r>
+    </w:p>
+    <w:p>
+      <w:pPr>
+        <w:pStyle w:val="SourceCode"/>
+      </w:pPr>
+      <w:r>
+        <w:rPr>
+          <w:rStyle w:val="VerbatimChar"/>
+        </w:rPr>
+        <w:t xml:space="preserve">   Min. 1st Qu.  Median    Mean 3rd Qu.    Max. </w:t>
+      </w:r>
+      <w:r>
+        <w:br/>
+      </w:r>
+      <w:r>
+        <w:rPr>
+          <w:rStyle w:val="VerbatimChar"/>
+        </w:rPr>
+        <w:t xml:space="preserve">  0.000   3.912   4.605   4.994   5.667  13.902 </w:t>
+      </w:r>
+    </w:p>
+    <w:bookmarkEnd w:id="45"/>
+    <w:bookmarkStart w:id="46" w:name="fitting-the-regression-model"/>
+    <w:p>
+      <w:pPr>
+        <w:pStyle w:val="Heading2"/>
+      </w:pPr>
+      <w:r>
+        <w:t xml:space="preserve">6.5 Fitting the Regression Model</w:t>
+      </w:r>
+    </w:p>
+    <w:p>
+      <w:pPr>
+        <w:pStyle w:val="FirstParagraph"/>
+      </w:pPr>
+      <w:r>
+        <w:t xml:space="preserve">Next, we fit a multivariable logistic regression to evaluate whether rural systems are more likely to have at least one violation, adjusting for population served and system type. The results are summarized by obtaining odds ratios (OR) and 95% confidence intervals (CI):</w:t>
+      </w:r>
+      <w:r>
+        <w:t xml:space="preserve"> </w:t>
+      </w:r>
+      <w:r>
+        <w:t xml:space="preserve">* Rural systems (rural=1) had 1.84 times the odds of experiencing at least one violation (95% CI: 1.46, 2.33)</w:t>
+      </w:r>
+      <w:r>
+        <w:t xml:space="preserve"> </w:t>
+      </w:r>
+      <w:r>
+        <w:t xml:space="preserve">* Population served presented an odds ratio of 1.15 per unit increase (95% CI:1.08, 1.22) indicating that larger water systems tend to have slightly higher odds of recording a violation.</w:t>
+      </w:r>
+      <w:r>
+        <w:t xml:space="preserve"> </w:t>
+      </w:r>
+      <w:r>
+        <w:t xml:space="preserve">* Community water systems comparison (CWS)</w:t>
+      </w:r>
+      <w:r>
+        <w:t xml:space="preserve"> </w:t>
+      </w:r>
+      <w:r>
+        <w:t xml:space="preserve">* Non-transient non-community systems (NTNCWS) had lower odds (OR=0.37) of violations (95% CI: 0.21-0.61)</w:t>
+      </w:r>
+      <w:r>
+        <w:t xml:space="preserve"> </w:t>
+      </w:r>
+      <w:r>
+        <w:t xml:space="preserve">* Transient non-community systems (TNCWS)</w:t>
+      </w:r>
+      <w:r>
+        <w:t xml:space="preserve"> </w:t>
+      </w:r>
+      <w:r>
+        <w:t xml:space="preserve">similarly had lower odds (OR=0.51) of violations (95% CI:0.39-0.68)</w:t>
+      </w:r>
+    </w:p>
+    <w:p>
+      <w:pPr>
+        <w:pStyle w:val="BodyText"/>
+      </w:pPr>
+      <w:r>
+        <w:t xml:space="preserve">Overall, the model indicates that rural systems are at higher risk for drinking water violations when accounting for system type and the population served.</w:t>
+      </w:r>
+    </w:p>
+    <w:p>
+      <w:pPr>
+        <w:pStyle w:val="SourceCode"/>
+      </w:pPr>
+      <w:r>
+        <w:br/>
+      </w:r>
+      <w:r>
+        <w:rPr>
+          <w:rStyle w:val="VerbatimChar"/>
+        </w:rPr>
+        <w:t xml:space="preserve">Call:</w:t>
+      </w:r>
+      <w:r>
+        <w:br/>
+      </w:r>
+      <w:r>
+        <w:rPr>
+          <w:rStyle w:val="VerbatimChar"/>
+        </w:rPr>
+        <w:t xml:space="preserve">glm(formula = any_violation ~ rural + log_population + PWS_TYPE_CODE, </w:t>
+      </w:r>
+      <w:r>
+        <w:br/>
+      </w:r>
+      <w:r>
+        <w:rPr>
+          <w:rStyle w:val="VerbatimChar"/>
+        </w:rPr>
+        <w:t xml:space="preserve">    family = binomial, data = analysis_data)</w:t>
+      </w:r>
+      <w:r>
+        <w:br/>
+      </w:r>
+      <w:r>
+        <w:br/>
+      </w:r>
+      <w:r>
+        <w:rPr>
+          <w:rStyle w:val="VerbatimChar"/>
+        </w:rPr>
+        <w:t xml:space="preserve">Coefficients:</w:t>
+      </w:r>
+      <w:r>
+        <w:br/>
+      </w:r>
+      <w:r>
+        <w:rPr>
+          <w:rStyle w:val="VerbatimChar"/>
+        </w:rPr>
+        <w:t xml:space="preserve">                    Estimate Std. Error z value Pr(&gt;|z|)    </w:t>
+      </w:r>
+      <w:r>
+        <w:br/>
+      </w:r>
+      <w:r>
+        <w:rPr>
+          <w:rStyle w:val="VerbatimChar"/>
+        </w:rPr>
+        <w:t xml:space="preserve">(Intercept)         -3.11789    0.20861 -14.946  &lt; 2e-16 ***</w:t>
+      </w:r>
+      <w:r>
+        <w:br/>
+      </w:r>
+      <w:r>
+        <w:rPr>
+          <w:rStyle w:val="VerbatimChar"/>
+        </w:rPr>
+        <w:t xml:space="preserve">rural1               0.61152    0.11874   5.150 2.60e-07 ***</w:t>
+      </w:r>
+      <w:r>
+        <w:br/>
+      </w:r>
+      <w:r>
+        <w:rPr>
+          <w:rStyle w:val="VerbatimChar"/>
+        </w:rPr>
+        <w:t xml:space="preserve">log_population       0.13708    0.03167   4.328 1.50e-05 ***</w:t>
+      </w:r>
+      <w:r>
+        <w:br/>
+      </w:r>
+      <w:r>
+        <w:rPr>
+          <w:rStyle w:val="VerbatimChar"/>
+        </w:rPr>
+        <w:t xml:space="preserve">PWS_TYPE_CODENTNCWS -0.99210    0.27512  -3.606 0.000311 ***</w:t>
+      </w:r>
+      <w:r>
+        <w:br/>
+      </w:r>
+      <w:r>
+        <w:rPr>
+          <w:rStyle w:val="VerbatimChar"/>
+        </w:rPr>
+        <w:t xml:space="preserve">PWS_TYPE_CODETNCWS  -0.66427    0.14382  -4.619 3.86e-06 ***</w:t>
+      </w:r>
+      <w:r>
+        <w:br/>
+      </w:r>
+      <w:r>
+        <w:rPr>
+          <w:rStyle w:val="VerbatimChar"/>
+        </w:rPr>
+        <w:t xml:space="preserve">---</w:t>
+      </w:r>
+      <w:r>
+        <w:br/>
+      </w:r>
+      <w:r>
+        <w:rPr>
+          <w:rStyle w:val="VerbatimChar"/>
+        </w:rPr>
+        <w:t xml:space="preserve">Signif. codes:  0 '***' 0.001 '**' 0.01 '*' 0.05 '.' 0.1 ' ' 1</w:t>
+      </w:r>
+      <w:r>
+        <w:br/>
+      </w:r>
+      <w:r>
+        <w:br/>
+      </w:r>
+      <w:r>
+        <w:rPr>
+          <w:rStyle w:val="VerbatimChar"/>
+        </w:rPr>
+        <w:t xml:space="preserve">(Dispersion parameter for binomial family taken to be 1)</w:t>
+      </w:r>
+      <w:r>
+        <w:br/>
+      </w:r>
+      <w:r>
+        <w:br/>
+      </w:r>
+      <w:r>
+        <w:rPr>
+          <w:rStyle w:val="VerbatimChar"/>
+        </w:rPr>
+        <w:t xml:space="preserve">    Null deviance: 2217.1  on 3811  degrees of freedom</w:t>
+      </w:r>
+      <w:r>
+        <w:br/>
+      </w:r>
+      <w:r>
+        <w:rPr>
+          <w:rStyle w:val="VerbatimChar"/>
+        </w:rPr>
+        <w:t xml:space="preserve">Residual deviance: 2130.0  on 3807  degrees of freedom</w:t>
+      </w:r>
+      <w:r>
+        <w:br/>
+      </w:r>
+      <w:r>
+        <w:rPr>
+          <w:rStyle w:val="VerbatimChar"/>
+        </w:rPr>
+        <w:t xml:space="preserve">AIC: 2140</w:t>
+      </w:r>
+      <w:r>
+        <w:br/>
+      </w:r>
+      <w:r>
+        <w:br/>
+      </w:r>
+      <w:r>
+        <w:rPr>
+          <w:rStyle w:val="VerbatimChar"/>
+        </w:rPr>
+        <w:t xml:space="preserve">Number of Fisher Scoring iterations: 5</w:t>
+      </w:r>
+    </w:p>
+    <w:p>
+      <w:pPr>
+        <w:pStyle w:val="SourceCode"/>
+      </w:pPr>
+      <w:r>
+        <w:rPr>
+          <w:rStyle w:val="VerbatimChar"/>
+        </w:rPr>
+        <w:t xml:space="preserve">Waiting for profiling to be done...</w:t>
+      </w:r>
+    </w:p>
+    <w:p>
+      <w:pPr>
+        <w:pStyle w:val="SourceCode"/>
+      </w:pPr>
+      <w:r>
+        <w:rPr>
+          <w:rStyle w:val="VerbatimChar"/>
+        </w:rPr>
+        <w:t xml:space="preserve">                            OR      2.5 %     97.5 %</w:t>
+      </w:r>
+      <w:r>
+        <w:br/>
+      </w:r>
+      <w:r>
+        <w:rPr>
+          <w:rStyle w:val="VerbatimChar"/>
+        </w:rPr>
+        <w:t xml:space="preserve">(Intercept)         0.04425044 0.02930205 0.06641627</w:t>
+      </w:r>
+      <w:r>
+        <w:br/>
+      </w:r>
+      <w:r>
+        <w:rPr>
+          <w:rStyle w:val="VerbatimChar"/>
+        </w:rPr>
+        <w:t xml:space="preserve">rural1              1.84322732 1.46142054 2.32850746</w:t>
+      </w:r>
+      <w:r>
+        <w:br/>
+      </w:r>
+      <w:r>
+        <w:rPr>
+          <w:rStyle w:val="VerbatimChar"/>
+        </w:rPr>
+        <w:t xml:space="preserve">log_population      1.14691864 1.07704812 1.21957807</w:t>
+      </w:r>
+      <w:r>
+        <w:br/>
+      </w:r>
+      <w:r>
+        <w:rPr>
+          <w:rStyle w:val="VerbatimChar"/>
+        </w:rPr>
+        <w:t xml:space="preserve">PWS_TYPE_CODENTNCWS 0.37079578 0.20745130 0.61470036</w:t>
+      </w:r>
+      <w:r>
+        <w:br/>
+      </w:r>
+      <w:r>
+        <w:rPr>
+          <w:rStyle w:val="VerbatimChar"/>
+        </w:rPr>
+        <w:t xml:space="preserve">PWS_TYPE_CODETNCWS  0.51464888 0.38631860 0.67939056</w:t>
+      </w:r>
+    </w:p>
+    <w:p>
+      <w:pPr>
+        <w:pStyle w:val="SourceCode"/>
+      </w:pPr>
+      <w:r>
+        <w:br/>
+      </w:r>
+      <w:r>
+        <w:rPr>
+          <w:rStyle w:val="VerbatimChar"/>
+        </w:rPr>
+        <w:t xml:space="preserve">Call:</w:t>
+      </w:r>
+      <w:r>
+        <w:br/>
+      </w:r>
+      <w:r>
+        <w:rPr>
+          <w:rStyle w:val="VerbatimChar"/>
+        </w:rPr>
+        <w:t xml:space="preserve">glm(formula = any_violation ~ rural + log_population + PWS_TYPE_CODE, </w:t>
+      </w:r>
+      <w:r>
+        <w:br/>
+      </w:r>
+      <w:r>
+        <w:rPr>
+          <w:rStyle w:val="VerbatimChar"/>
+        </w:rPr>
+        <w:t xml:space="preserve">    family = binomial, data = analysis_data)</w:t>
+      </w:r>
+      <w:r>
+        <w:br/>
+      </w:r>
+      <w:r>
+        <w:br/>
+      </w:r>
+      <w:r>
+        <w:rPr>
+          <w:rStyle w:val="VerbatimChar"/>
+        </w:rPr>
+        <w:t xml:space="preserve">Coefficients:</w:t>
+      </w:r>
+      <w:r>
+        <w:br/>
+      </w:r>
+      <w:r>
+        <w:rPr>
+          <w:rStyle w:val="VerbatimChar"/>
+        </w:rPr>
+        <w:t xml:space="preserve">                    Estimate Std. Error z value Pr(&gt;|z|)    </w:t>
+      </w:r>
+      <w:r>
+        <w:br/>
+      </w:r>
+      <w:r>
+        <w:rPr>
+          <w:rStyle w:val="VerbatimChar"/>
+        </w:rPr>
+        <w:t xml:space="preserve">(Intercept)         -3.11789    0.20861 -14.946  &lt; 2e-16 ***</w:t>
+      </w:r>
+      <w:r>
+        <w:br/>
+      </w:r>
+      <w:r>
+        <w:rPr>
+          <w:rStyle w:val="VerbatimChar"/>
+        </w:rPr>
+        <w:t xml:space="preserve">rural1               0.61152    0.11874   5.150 2.60e-07 ***</w:t>
+      </w:r>
+      <w:r>
+        <w:br/>
+      </w:r>
+      <w:r>
+        <w:rPr>
+          <w:rStyle w:val="VerbatimChar"/>
+        </w:rPr>
+        <w:t xml:space="preserve">log_population       0.13708    0.03167   4.328 1.50e-05 ***</w:t>
+      </w:r>
+      <w:r>
+        <w:br/>
+      </w:r>
+      <w:r>
+        <w:rPr>
+          <w:rStyle w:val="VerbatimChar"/>
+        </w:rPr>
+        <w:t xml:space="preserve">PWS_TYPE_CODENTNCWS -0.99210    0.27512  -3.606 0.000311 ***</w:t>
+      </w:r>
+      <w:r>
+        <w:br/>
+      </w:r>
+      <w:r>
+        <w:rPr>
+          <w:rStyle w:val="VerbatimChar"/>
+        </w:rPr>
+        <w:t xml:space="preserve">PWS_TYPE_CODETNCWS  -0.66427    0.14382  -4.619 3.86e-06 ***</w:t>
+      </w:r>
+      <w:r>
+        <w:br/>
+      </w:r>
+      <w:r>
+        <w:rPr>
+          <w:rStyle w:val="VerbatimChar"/>
+        </w:rPr>
+        <w:t xml:space="preserve">---</w:t>
+      </w:r>
+      <w:r>
+        <w:br/>
+      </w:r>
+      <w:r>
+        <w:rPr>
+          <w:rStyle w:val="VerbatimChar"/>
+        </w:rPr>
+        <w:t xml:space="preserve">Signif. codes:  0 '***' 0.001 '**' 0.01 '*' 0.05 '.' 0.1 ' ' 1</w:t>
+      </w:r>
+      <w:r>
+        <w:br/>
+      </w:r>
+      <w:r>
+        <w:br/>
+      </w:r>
+      <w:r>
+        <w:rPr>
+          <w:rStyle w:val="VerbatimChar"/>
+        </w:rPr>
+        <w:t xml:space="preserve">(Dispersion parameter for binomial family taken to be 1)</w:t>
+      </w:r>
+      <w:r>
+        <w:br/>
+      </w:r>
+      <w:r>
+        <w:br/>
+      </w:r>
+      <w:r>
+        <w:rPr>
+          <w:rStyle w:val="VerbatimChar"/>
+        </w:rPr>
+        <w:t xml:space="preserve">    Null deviance: 2217.1  on 3811  degrees of freedom</w:t>
+      </w:r>
+      <w:r>
+        <w:br/>
+      </w:r>
+      <w:r>
+        <w:rPr>
+          <w:rStyle w:val="VerbatimChar"/>
+        </w:rPr>
+        <w:t xml:space="preserve">Residual deviance: 2130.0  on 3807  degrees of freedom</w:t>
+      </w:r>
+      <w:r>
+        <w:br/>
+      </w:r>
+      <w:r>
+        <w:rPr>
+          <w:rStyle w:val="VerbatimChar"/>
+        </w:rPr>
+        <w:t xml:space="preserve">AIC: 2140</w:t>
+      </w:r>
+      <w:r>
+        <w:br/>
+      </w:r>
+      <w:r>
+        <w:br/>
+      </w:r>
+      <w:r>
+        <w:rPr>
+          <w:rStyle w:val="VerbatimChar"/>
+        </w:rPr>
+        <w:t xml:space="preserve">Number of Fisher Scoring iterations: 5</w:t>
+      </w:r>
+    </w:p>
+    <w:bookmarkEnd w:id="46"/>
+    <w:bookmarkStart w:id="50" w:name="generating-a-logistic-regression-model"/>
+    <w:p>
+      <w:pPr>
+        <w:pStyle w:val="Heading2"/>
+      </w:pPr>
+      <w:r>
+        <w:t xml:space="preserve">6.6 Generating a Logistic Regression Model</w:t>
+      </w:r>
+    </w:p>
+    <w:p>
+      <w:pPr>
+        <w:pStyle w:val="FirstParagraph"/>
+      </w:pPr>
+      <w:r>
+        <w:t xml:space="preserve">To visualize the results of the logistic regression model, we create a forest plot displaying the odds ratios for each predictor. This allows for a clear comparison of the direction of associations between rural status, population served, system type, and the likelihood of having at least one drinking water violation.</w:t>
+      </w:r>
+    </w:p>
+    <w:p>
+      <w:pPr>
+        <w:pStyle w:val="BodyText"/>
+      </w:pPr>
+      <w:r>
+        <w:drawing>
+          <wp:inline>
+            <wp:extent cx="5334000" cy="4267200"/>
+            <wp:effectExtent b="0" l="0" r="0" t="0"/>
+            <wp:docPr descr="" title="" id="48" name="Picture"/>
+            <a:graphic>
+              <a:graphicData uri="http://schemas.openxmlformats.org/drawingml/2006/picture">
+                <pic:pic>
+                  <pic:nvPicPr>
+                    <pic:cNvPr descr="Manuscript_files/figure-docx/unnamed-chunk-20-1.png" id="49" name="Picture"/>
+                    <pic:cNvPicPr>
+                      <a:picLocks noChangeArrowheads="1" noChangeAspect="1"/>
+                    </pic:cNvPicPr>
+                  </pic:nvPicPr>
+                  <pic:blipFill>
+                    <a:blip r:embed="rId47"/>
+                    <a:stretch>
+                      <a:fillRect/>
+                    </a:stretch>
+                  </pic:blipFill>
+                  <pic:spPr bwMode="auto">
+                    <a:xfrm>
+                      <a:off x="0" y="0"/>
+                      <a:ext cx="5334000" cy="4267200"/>
+                    </a:xfrm>
+                    <a:prstGeom prst="rect">
+                      <a:avLst/>
+                    </a:prstGeom>
+                    <a:noFill/>
+                    <a:ln w="9525">
+                      <a:noFill/>
+                      <a:headEnd/>
+                      <a:tailEnd/>
+                    </a:ln>
+                  </pic:spPr>
+                </pic:pic>
+              </a:graphicData>
+            </a:graphic>
+          </wp:inline>
+        </w:drawing>
+      </w:r>
+    </w:p>
+    <w:bookmarkEnd w:id="50"/>
+    <w:bookmarkEnd w:id="51"/>
     <w:sectPr>
       <w:footnotePr>
         <w:numRestart w:val="eachSect"/>
@@ -2495,8 +2661,114 @@
       </w:pPr>
     </w:lvl>
   </w:abstractNum>
+  <w:abstractNum w:abstractNumId="991">
+    <w:nsid w:val="0000A991"/>
+    <w:multiLevelType w:val="multilevel"/>
+    <w:lvl w:ilvl="0">
+      <w:numFmt w:val="bullet"/>
+      <w:lvlText w:val=""/>
+      <w:lvlJc w:val="left"/>
+      <w:pPr>
+        <w:ind w:left="720" w:hanging="360"/>
+      </w:pPr>
+      <w:rPr>
+        <w:rFonts w:ascii="Symbol" w:hAnsi="Symbol" w:cs="Symbol" w:hint="default"/>
+      </w:rPr>
+    </w:lvl>
+    <w:lvl w:ilvl="1">
+      <w:numFmt w:val="bullet"/>
+      <w:lvlText w:val="o"/>
+      <w:lvlJc w:val="left"/>
+      <w:pPr>
+        <w:ind w:left="1440" w:hanging="360"/>
+      </w:pPr>
+      <w:rPr>
+        <w:rFonts w:ascii="Courier New" w:hAnsi="Courier New" w:cs="Courier New" w:hint="default"/>
+      </w:rPr>
+    </w:lvl>
+    <w:lvl w:ilvl="2">
+      <w:numFmt w:val="bullet"/>
+      <w:lvlText w:val=""/>
+      <w:lvlJc w:val="left"/>
+      <w:pPr>
+        <w:ind w:left="2160" w:hanging="360"/>
+      </w:pPr>
+      <w:rPr>
+        <w:rFonts w:ascii="Wingdings" w:hAnsi="Wingdings" w:cs="Wingdings" w:hint="default"/>
+      </w:rPr>
+    </w:lvl>
+    <w:lvl w:ilvl="3">
+      <w:numFmt w:val="bullet"/>
+      <w:lvlText w:val=""/>
+      <w:lvlJc w:val="left"/>
+      <w:pPr>
+        <w:ind w:left="2880" w:hanging="360"/>
+      </w:pPr>
+      <w:rPr>
+        <w:rFonts w:ascii="Symbol" w:hAnsi="Symbol" w:cs="Symbol" w:hint="default"/>
+      </w:rPr>
+    </w:lvl>
+    <w:lvl w:ilvl="4">
+      <w:numFmt w:val="bullet"/>
+      <w:lvlText w:val="o"/>
+      <w:lvlJc w:val="left"/>
+      <w:pPr>
+        <w:ind w:left="3600" w:hanging="360"/>
+      </w:pPr>
+      <w:rPr>
+        <w:rFonts w:ascii="Courier New" w:hAnsi="Courier New" w:cs="Courier New" w:hint="default"/>
+      </w:rPr>
+    </w:lvl>
+    <w:lvl w:ilvl="5">
+      <w:numFmt w:val="bullet"/>
+      <w:lvlText w:val=""/>
+      <w:lvlJc w:val="left"/>
+      <w:pPr>
+        <w:ind w:left="4320" w:hanging="360"/>
+      </w:pPr>
+      <w:rPr>
+        <w:rFonts w:ascii="Wingdings" w:hAnsi="Wingdings" w:cs="Wingdings" w:hint="default"/>
+      </w:rPr>
+    </w:lvl>
+    <w:lvl w:ilvl="6">
+      <w:numFmt w:val="bullet"/>
+      <w:lvlText w:val=""/>
+      <w:lvlJc w:val="left"/>
+      <w:pPr>
+        <w:ind w:left="5040" w:hanging="360"/>
+      </w:pPr>
+      <w:rPr>
+        <w:rFonts w:ascii="Symbol" w:hAnsi="Symbol" w:cs="Symbol" w:hint="default"/>
+      </w:rPr>
+    </w:lvl>
+    <w:lvl w:ilvl="7">
+      <w:numFmt w:val="bullet"/>
+      <w:lvlText w:val="o"/>
+      <w:lvlJc w:val="left"/>
+      <w:pPr>
+        <w:ind w:left="5760" w:hanging="360"/>
+      </w:pPr>
+      <w:rPr>
+        <w:rFonts w:ascii="Courier New" w:hAnsi="Courier New" w:cs="Courier New" w:hint="default"/>
+      </w:rPr>
+    </w:lvl>
+    <w:lvl w:ilvl="8">
+      <w:numFmt w:val="bullet"/>
+      <w:lvlText w:val=""/>
+      <w:lvlJc w:val="left"/>
+      <w:pPr>
+        <w:ind w:left="6480" w:hanging="360"/>
+      </w:pPr>
+      <w:rPr>
+        <w:rFonts w:ascii="Wingdings" w:hAnsi="Wingdings" w:cs="Wingdings" w:hint="default"/>
+      </w:rPr>
+    </w:lvl>
+  </w:abstractNum>
   <w:num w:numId="1000">
     <w:abstractNumId w:val="990"/>
+  </w:num>
+  <w:num w:numId="1001">
+    <w:abstractNumId w:val="991"/>
   </w:num>
 </w:numbering>
 </file>

--- a/products/manuscript/Manuscript.docx
+++ b/products/manuscript/Manuscript.docx
@@ -27,8 +27,40 @@
         <w:t xml:space="preserve">1. Abstract</w:t>
       </w:r>
     </w:p>
+    <w:p>
+      <w:pPr>
+        <w:pStyle w:val="FirstParagraph"/>
+      </w:pPr>
+      <w:r>
+        <w:t xml:space="preserve">Access to safe drinking water is a critical public health priority, yet disparities in regulatory compliance persist across geographic regions in the United States. This study examined whether rural public water systems in Georgia are more likely to experience drinking water quality violations compared to urban systems. Data were obtained from the Environmental Protection Agency’s Safe Drinking Water Information System (SDWIS) and linked with Rural–Urban Commuting Area (RUCA) codes to classify systems as rural or urban. The study population included 5,256 public water systems across Georgia.</w:t>
+      </w:r>
+    </w:p>
+    <w:p>
+      <w:pPr>
+        <w:pStyle w:val="BodyText"/>
+      </w:pPr>
+      <w:r>
+        <w:t xml:space="preserve">The primary outcome was the occurrence of at least one recorded drinking water violation per system. Multivariable logistic regression was used to estimate the association between rural status and violation occurrence, adjusting for system type and population served (log-transformed).</w:t>
+      </w:r>
+    </w:p>
+    <w:p>
+      <w:pPr>
+        <w:pStyle w:val="BodyText"/>
+      </w:pPr>
+      <w:r>
+        <w:t xml:space="preserve">Overall, 8.5% of systems experienced at least one violation. Rural systems had significantly higher odds of violations compared to urban systems (OR = 1.84, 95% CI: 1.46–2.33). Larger systems were also associated with slightly increased odds of violations (OR = 1.15, 95% CI: 1.08–1.22), while non-community systems had lower odds relative to community water systems. Model performance was modest (AUC = 0.63), indicating limited ability to predict violations.</w:t>
+      </w:r>
+    </w:p>
+    <w:p>
+      <w:pPr>
+        <w:pStyle w:val="BodyText"/>
+      </w:pPr>
+      <w:r>
+        <w:t xml:space="preserve">These findings suggest that rural water systems in Georgia face greater challenges in maintaining compliance with drinking water regulations. Targeted interventions addressing structural and resource constraints in rural systems may be necessary to reduce disparities and improve equitable access to safe drinking water.</w:t>
+      </w:r>
+    </w:p>
     <w:bookmarkEnd w:id="20"/>
-    <w:bookmarkStart w:id="23" w:name="introduction"/>
+    <w:bookmarkStart w:id="22" w:name="introduction"/>
     <w:p>
       <w:pPr>
         <w:pStyle w:val="Heading1"/>
@@ -37,13 +69,104 @@
         <w:t xml:space="preserve">2. Introduction</w:t>
       </w:r>
     </w:p>
-    <w:bookmarkStart w:id="21" w:name="background"/>
+    <w:p>
+      <w:pPr>
+        <w:pStyle w:val="FirstParagraph"/>
+      </w:pPr>
+      <w:r>
+        <w:t xml:space="preserve">Access to safe drinking water is a fundamental public health priority in the United States</w:t>
+      </w:r>
+      <w:r>
+        <w:t xml:space="preserve"> </w:t>
+      </w:r>
+      <w:r>
+        <w:t xml:space="preserve">(</w:t>
+      </w:r>
+      <w:r>
+        <w:rPr>
+          <w:b/>
+          <w:bCs/>
+        </w:rPr>
+        <w:t xml:space="preserve">noauthor_drinking_water_2023?</w:t>
+      </w:r>
+      <w:r>
+        <w:t xml:space="preserve">)</w:t>
+      </w:r>
+      <w:r>
+        <w:t xml:space="preserve">. Public water systems are regulated under the Safe Drinking Water Act to ensure compliance with health-based standards, however, disparities in water quality outcomes persist across geographic regions. Exposure to contaminted drinking water has been associated with a range of adverse health outcomes, including infectious disease and long-term chronic conditions</w:t>
+      </w:r>
+      <w:r>
+        <w:t xml:space="preserve">(</w:t>
+      </w:r>
+      <w:r>
+        <w:rPr>
+          <w:b/>
+          <w:bCs/>
+        </w:rPr>
+        <w:t xml:space="preserve">noauthor_drinking_nodate?</w:t>
+      </w:r>
+      <w:r>
+        <w:t xml:space="preserve">)</w:t>
+      </w:r>
+      <w:r>
+        <w:t xml:space="preserve">.</w:t>
+      </w:r>
+    </w:p>
+    <w:p>
+      <w:pPr>
+        <w:pStyle w:val="BodyText"/>
+      </w:pPr>
+      <w:r>
+        <w:t xml:space="preserve">Emergine evidence suggests that these disparities are not uniformly distributed, with certain populations experiencing a disproportionate burden of drinking water violations. Prior research has documented significant geographic and sociodemographic variation in violation patterns, with rural communities and smaller water systems often facing elevated risks of noncompliance</w:t>
+      </w:r>
+      <w:r>
+        <w:t xml:space="preserve"> </w:t>
+      </w:r>
+      <w:r>
+        <w:t xml:space="preserve">(</w:t>
+      </w:r>
+      <w:r>
+        <w:rPr>
+          <w:b/>
+          <w:bCs/>
+        </w:rPr>
+        <w:t xml:space="preserve">allaire_national_2018?</w:t>
+      </w:r>
+      <w:r>
+        <w:t xml:space="preserve">;</w:t>
+      </w:r>
+      <w:r>
+        <w:t xml:space="preserve"> </w:t>
+      </w:r>
+      <w:r>
+        <w:rPr>
+          <w:b/>
+          <w:bCs/>
+        </w:rPr>
+        <w:t xml:space="preserve">mcdonald_drinking_2018?</w:t>
+      </w:r>
+      <w:r>
+        <w:t xml:space="preserve">)</w:t>
+      </w:r>
+      <w:r>
+        <w:t xml:space="preserve">. These disparities are thought to be driven by structural factors, including aging infrastructure, limited financial and technical capacity, reduced economies of scale, and challenges in regulatory oversight.</w:t>
+      </w:r>
+    </w:p>
+    <w:p>
+      <w:pPr>
+        <w:pStyle w:val="BodyText"/>
+      </w:pPr>
+      <w:r>
+        <w:t xml:space="preserve">In Georgia, public water systems serve a diverse population across densely populated urban centers and sparsely populated rural areas. Rural systems, in particular, may face constraints that affect their ability to maintain consistent compliance with drinking water regulations. Despite national-level evidence of disparities, less is known about how these patterns manifest at the state level. Examining rural–urban differences in drinking water violations within Georgia is therefore critical for identifying vulnerable systems, informing targeted policy and regulatory interventions, and advancing efforts to ensure equitable access to safe drinking water.</w:t>
+      </w:r>
+    </w:p>
+    <w:bookmarkStart w:id="21" w:name="research-question"/>
     <w:p>
       <w:pPr>
         <w:pStyle w:val="Heading2"/>
       </w:pPr>
       <w:r>
-        <w:t xml:space="preserve">2.1 Background</w:t>
+        <w:t xml:space="preserve">2.1 Research Question</w:t>
       </w:r>
     </w:p>
     <w:p>
@@ -51,44 +174,83 @@
         <w:pStyle w:val="FirstParagraph"/>
       </w:pPr>
       <w:r>
-        <w:t xml:space="preserve">Access to safe drinking water is a fundamental public health priority in the United States</w:t>
+        <w:t xml:space="preserve">This analysis evaluated whether rural public water systems in Georgia are more likely to experience drinking water quality violations compared to urban water systems. The primary outcome of interest was the occurrence of at least one drinking water violation per system. The primary predictor was rural versus urban classification of the water system’s service area. Additional system-level factors, including population served and system type, are considered as potential confounders.</w:t>
+      </w:r>
+    </w:p>
+    <w:bookmarkEnd w:id="21"/>
+    <w:bookmarkEnd w:id="22"/>
+    <w:bookmarkStart w:id="29" w:name="methods"/>
+    <w:p>
+      <w:pPr>
+        <w:pStyle w:val="Heading1"/>
+      </w:pPr>
+      <w:r>
+        <w:t xml:space="preserve">3. Methods</w:t>
+      </w:r>
+    </w:p>
+    <w:bookmarkStart w:id="23" w:name="data-source"/>
+    <w:p>
+      <w:pPr>
+        <w:pStyle w:val="Heading2"/>
+      </w:pPr>
+      <w:r>
+        <w:t xml:space="preserve">3.1 Data Source</w:t>
+      </w:r>
+    </w:p>
+    <w:p>
+      <w:pPr>
+        <w:pStyle w:val="FirstParagraph"/>
+      </w:pPr>
+      <w:r>
+        <w:t xml:space="preserve">The primary data source is the Safe Drinking Information System (SDWIS), maintained by the Environmental Protection Agency (EPA)</w:t>
+      </w:r>
+      <w:r>
+        <w:t xml:space="preserve"> </w:t>
+      </w:r>
+      <w:r>
+        <w:t xml:space="preserve">(</w:t>
       </w:r>
       <w:r>
         <w:rPr>
-          <w:vertAlign w:val="superscript"/>
+          <w:b/>
+          <w:bCs/>
         </w:rPr>
-        <w:t xml:space="preserve">1</w:t>
-      </w:r>
-      <w:r>
-        <w:t xml:space="preserve">. While most public water systems comply with federal and state regulations, disparities exist in water quality outcomes across georgraphic regions. Rural communities often face unique challenges, including limited infrastructure, smaller economies of scale, and reduced regulatory oversight, which may contribute to increased risk of drinking water violations</w:t>
+        <w:t xml:space="preserve">noauthor_sdwa_nodate?</w:t>
+      </w:r>
+      <w:r>
+        <w:t xml:space="preserve">)</w:t>
+      </w:r>
+      <w:r>
+        <w:t xml:space="preserve">. SDWIS collected information from public water systems and state primacy agencies, including characteristics, populations served, ownership type, geographic location, and violation records. Two SDWIS datasets were used: one containing water information and the other documenting violation-level records. Rural-urban classification was assigned using the 2010 RUCA ZIP code dataset obtained from the University of Washington WWAMI Rural Health Research Center</w:t>
+      </w:r>
+      <w:r>
+        <w:t xml:space="preserve"> </w:t>
+      </w:r>
+      <w:r>
+        <w:t xml:space="preserve">(</w:t>
       </w:r>
       <w:r>
         <w:rPr>
-          <w:vertAlign w:val="superscript"/>
+          <w:b/>
+          <w:bCs/>
         </w:rPr>
-        <w:t xml:space="preserve">2,3</w:t>
-      </w:r>
-      <w:r>
-        <w:t xml:space="preserve">. In Georgia, the distribution of public water systems spans urban centers as well as rural areas with small and isolated populations. Understanding whether rural water systems are more likely to experience violations compared to urban systems is critical for identifying areas in need of additional support, inform regulatory priorities, and guding interventions to ensure equitable access to safe drinking water</w:t>
-      </w:r>
-      <w:r>
-        <w:rPr>
-          <w:vertAlign w:val="superscript"/>
-        </w:rPr>
-        <w:t xml:space="preserve">4</w:t>
+        <w:t xml:space="preserve">noauthor_rural_nodate?</w:t>
+      </w:r>
+      <w:r>
+        <w:t xml:space="preserve">)</w:t>
       </w:r>
       <w:r>
         <w:t xml:space="preserve">.</w:t>
       </w:r>
     </w:p>
-    <w:bookmarkEnd w:id="21"/>
-    <w:bookmarkStart w:id="22" w:name="research-question"/>
+    <w:bookmarkEnd w:id="23"/>
+    <w:bookmarkStart w:id="24" w:name="study-population"/>
     <w:p>
       <w:pPr>
         <w:pStyle w:val="Heading2"/>
       </w:pPr>
       <w:r>
-        <w:t xml:space="preserve">2.2 Research Question</w:t>
+        <w:t xml:space="preserve">3.2 Study Population</w:t>
       </w:r>
     </w:p>
     <w:p>
@@ -96,27 +258,17 @@
         <w:pStyle w:val="FirstParagraph"/>
       </w:pPr>
       <w:r>
-        <w:t xml:space="preserve">This analysis evaluated whether rural public water systems in Georgia are more likely to experience drinking water quality violations compared to urban water systems. The primary outcome of interest was the occurrence of at least one drinking water violation per system. The primary predictor was rural versus urban classification of the water system’s service area. Additional system-level factors, including population served and system type, are considered as potential confounders.</w:t>
-      </w:r>
-    </w:p>
-    <w:bookmarkEnd w:id="22"/>
-    <w:bookmarkEnd w:id="23"/>
-    <w:bookmarkStart w:id="30" w:name="methods"/>
-    <w:p>
-      <w:pPr>
-        <w:pStyle w:val="Heading1"/>
-      </w:pPr>
-      <w:r>
-        <w:t xml:space="preserve">3. Methods</w:t>
-      </w:r>
-    </w:p>
-    <w:bookmarkStart w:id="24" w:name="data-source"/>
+        <w:t xml:space="preserve">The study population consisted of public water systems located in Georgia. Systems were identified using the Safe Drinking Water Information System (SDWIS) database maintained by the Environmental Protection Agency. After restricting the data to systems located in Georgia, a total of 5,256 public water systems were included in the analysis. These systems were categorized by water system type, including community water systems, transient non-community water systems, and non-transient non-community water systems.</w:t>
+      </w:r>
+    </w:p>
+    <w:bookmarkEnd w:id="24"/>
+    <w:bookmarkStart w:id="25" w:name="outcome-and-predictor-variable"/>
     <w:p>
       <w:pPr>
         <w:pStyle w:val="Heading2"/>
       </w:pPr>
       <w:r>
-        <w:t xml:space="preserve">3.1 Data Source</w:t>
+        <w:t xml:space="preserve">3.3 Outcome and Predictor Variable</w:t>
       </w:r>
     </w:p>
     <w:p>
@@ -124,17 +276,63 @@
         <w:pStyle w:val="FirstParagraph"/>
       </w:pPr>
       <w:r>
-        <w:t xml:space="preserve">The primary data source is the Safe Drinking Information System (SDWIS), maintained by the Environmental Protection Agency (EPA). SDWIS collected information from public water systems and state primacy agencies, including characteristics, populations served, ownership type, geographic location, and violation records. Two SDWIS datasets were used: one containing water information and the other documenting violation-level records. Rural-urban classification was assigned using the 2010 RUCA ZIP code dataset.</w:t>
-      </w:r>
-    </w:p>
-    <w:bookmarkEnd w:id="24"/>
-    <w:bookmarkStart w:id="25" w:name="study-population"/>
+        <w:t xml:space="preserve">Outcome:</w:t>
+      </w:r>
+      <w:r>
+        <w:t xml:space="preserve"> </w:t>
+      </w:r>
+      <w:r>
+        <w:t xml:space="preserve">The primary outcome was whether a public water system in Georgia experienced at least one recorded drinking water quality violation.</w:t>
+      </w:r>
+    </w:p>
+    <w:p>
+      <w:pPr>
+        <w:pStyle w:val="BodyText"/>
+      </w:pPr>
+      <w:r>
+        <w:t xml:space="preserve">Primary Predictor:</w:t>
+      </w:r>
+      <w:r>
+        <w:t xml:space="preserve"> </w:t>
+      </w:r>
+      <w:r>
+        <w:t xml:space="preserve">The primary predictor was the rural versus urban classification of the water system’s service area. Rural–urban status was assigned using Rural–Urban Commuting Area (RUCA) ZIP code classifications.</w:t>
+      </w:r>
+      <w:r>
+        <w:t xml:space="preserve"> </w:t>
+      </w:r>
+      <w:r>
+        <w:t xml:space="preserve">* RUCA Codes ≥ 4 were defined as rural areas</w:t>
+      </w:r>
+      <w:r>
+        <w:t xml:space="preserve"> </w:t>
+      </w:r>
+      <w:r>
+        <w:t xml:space="preserve">* RUCA Codes 1-3 were defined as urban</w:t>
+      </w:r>
+    </w:p>
+    <w:p>
+      <w:pPr>
+        <w:pStyle w:val="BodyText"/>
+      </w:pPr>
+      <w:r>
+        <w:t xml:space="preserve">Covariates:</w:t>
+      </w:r>
+      <w:r>
+        <w:t xml:space="preserve"> </w:t>
+      </w:r>
+      <w:r>
+        <w:t xml:space="preserve">Additional covariates included water system type (community, transient non-community, or non-transient non-community) and the population served. Population served was log-transformed to account for the highly skewed distribution of system size.</w:t>
+      </w:r>
+    </w:p>
+    <w:bookmarkEnd w:id="25"/>
+    <w:bookmarkStart w:id="26" w:name="statistical-analysis"/>
     <w:p>
       <w:pPr>
         <w:pStyle w:val="Heading2"/>
       </w:pPr>
       <w:r>
-        <w:t xml:space="preserve">3.2 Study Population</w:t>
+        <w:t xml:space="preserve">3.4 Statistical Analysis</w:t>
       </w:r>
     </w:p>
     <w:p>
@@ -142,17 +340,33 @@
         <w:pStyle w:val="FirstParagraph"/>
       </w:pPr>
       <w:r>
-        <w:t xml:space="preserve">The study population consisted of public water systems located in Georgia. Systems were identified using the Safe Drinking Water Information System (SDWIS) database maintained by the Environmental Protection Agency. After restricting the data to systems located in Georgia, a total of 5,256 public water systems were included in the analysis. These systems were categorized by water system type, including community water systems, transient non-community water systems, and non-transient non-community water systems.</w:t>
-      </w:r>
-    </w:p>
-    <w:bookmarkEnd w:id="25"/>
-    <w:bookmarkStart w:id="26" w:name="outcome-and-predictor-variable"/>
+        <w:t xml:space="preserve">Descriptive statistics were used to summarize characteristics of the public water systems included in the study population. These summaries included counts of water systems by system type and distributional characteristics of the population served.</w:t>
+      </w:r>
+    </w:p>
+    <w:p>
+      <w:pPr>
+        <w:pStyle w:val="BodyText"/>
+      </w:pPr>
+      <w:r>
+        <w:t xml:space="preserve">Exploratory data analysis was conducted to examine patterns in the distribution of drinking water violations and system characteristics. Visualizations were used to evaluate variation in system size and to explore potential differences between rural and urban systems.</w:t>
+      </w:r>
+    </w:p>
+    <w:p>
+      <w:pPr>
+        <w:pStyle w:val="BodyText"/>
+      </w:pPr>
+      <w:r>
+        <w:t xml:space="preserve">To evaluate the association between rural status and the likelihood of experiencing a drinking water violation, a multivariable logistic regression model was fit. The model estimated the odds of experiencing at least one violation while adjusting for water system type and the log-transformed population served. Model results were summarized using odds ratios (OR) and corresponding 95% confidence intervals (CI).</w:t>
+      </w:r>
+    </w:p>
+    <w:bookmarkEnd w:id="26"/>
+    <w:bookmarkStart w:id="27" w:name="description-of-data-and-data-source"/>
     <w:p>
       <w:pPr>
         <w:pStyle w:val="Heading2"/>
       </w:pPr>
       <w:r>
-        <w:t xml:space="preserve">3.3 Outcome and Predictor Variable</w:t>
+        <w:t xml:space="preserve">3.5 Description of data and data source</w:t>
       </w:r>
     </w:p>
     <w:p>
@@ -160,13 +374,7 @@
         <w:pStyle w:val="FirstParagraph"/>
       </w:pPr>
       <w:r>
-        <w:t xml:space="preserve">Outcome:</w:t>
-      </w:r>
-      <w:r>
-        <w:t xml:space="preserve"> </w:t>
-      </w:r>
-      <w:r>
-        <w:t xml:space="preserve">The primary outcome was whether a public water system in Georgia experienced at least one recorded drinking water quality violation.</w:t>
+        <w:t xml:space="preserve">The primary data source for this project is the Safe Drinking Water Information System (SDWIS) maintained by the Environmental Protection Agency (EPA). SDWIS is a national database maintained by the EPA to monitor compliance with the Safe Drinking Water Act. The data were collected through reports submitted by public water systems and state primacy agencies, including detailed information on water system characteristics and drinking water violations.</w:t>
       </w:r>
     </w:p>
     <w:p>
@@ -174,25 +382,25 @@
         <w:pStyle w:val="BodyText"/>
       </w:pPr>
       <w:r>
-        <w:t xml:space="preserve">Primary Predictor:</w:t>
-      </w:r>
-      <w:r>
-        <w:t xml:space="preserve"> </w:t>
-      </w:r>
-      <w:r>
-        <w:t xml:space="preserve">The primary predictor was the rural versus urban classification of the water system’s service area. Rural–urban status was assigned using Rural–Urban Commuting Area (RUCA) ZIP code classifications.</w:t>
-      </w:r>
-      <w:r>
-        <w:t xml:space="preserve"> </w:t>
-      </w:r>
-      <w:r>
-        <w:t xml:space="preserve">* RUCA Codes ≥ 4 were defined as rural areas</w:t>
-      </w:r>
-      <w:r>
-        <w:t xml:space="preserve"> </w:t>
-      </w:r>
-      <w:r>
-        <w:t xml:space="preserve">* RUCA Codes 1-3 were defined as urban</w:t>
+        <w:t xml:space="preserve">Two primary SDWIS datasets were used: the first contains water system-level information including system identification numbers, system type, population served, geographic location, and ownership characteristics. The second dataset includes violation level records, documenting containment, violation type and dates.</w:t>
+      </w:r>
+    </w:p>
+    <w:bookmarkEnd w:id="27"/>
+    <w:bookmarkStart w:id="28" w:name="questionshypotheses-to-be-addressed"/>
+    <w:p>
+      <w:pPr>
+        <w:pStyle w:val="Heading2"/>
+      </w:pPr>
+      <w:r>
+        <w:t xml:space="preserve">3.6 Questions/Hypotheses to be addressed</w:t>
+      </w:r>
+    </w:p>
+    <w:p>
+      <w:pPr>
+        <w:pStyle w:val="FirstParagraph"/>
+      </w:pPr>
+      <w:r>
+        <w:t xml:space="preserve">The primary research question for this project is:</w:t>
       </w:r>
     </w:p>
     <w:p>
@@ -200,103 +408,11 @@
         <w:pStyle w:val="BodyText"/>
       </w:pPr>
       <w:r>
-        <w:t xml:space="preserve">Covariates:</w:t>
-      </w:r>
-      <w:r>
-        <w:t xml:space="preserve"> </w:t>
-      </w:r>
-      <w:r>
-        <w:t xml:space="preserve">Additional covariates included water system type (community, transient non-community, or non-transient non-community) and the population served. Population served was log-transformed to account for the highly skewed distribution of system size.</w:t>
-      </w:r>
-    </w:p>
-    <w:bookmarkEnd w:id="26"/>
-    <w:bookmarkStart w:id="27" w:name="statistical-analysis"/>
-    <w:p>
-      <w:pPr>
-        <w:pStyle w:val="Heading2"/>
-      </w:pPr>
-      <w:r>
-        <w:t xml:space="preserve">3.4 Statistical Analysis</w:t>
-      </w:r>
-    </w:p>
-    <w:p>
-      <w:pPr>
-        <w:pStyle w:val="FirstParagraph"/>
-      </w:pPr>
-      <w:r>
-        <w:t xml:space="preserve">Descriptive statistics were used to summarize characteristics of the public water systems included in the study population. These summaries included counts of water systems by system type and distributional characteristics of the population served.</w:t>
-      </w:r>
-    </w:p>
-    <w:p>
-      <w:pPr>
-        <w:pStyle w:val="BodyText"/>
-      </w:pPr>
-      <w:r>
-        <w:t xml:space="preserve">Exploratory data analysis was conducted to examine patterns in the distribution of drinking water violations and system characteristics. Visualizations were used to evaluate variation in system size and to explore potential differences between rural and urban systems.</w:t>
-      </w:r>
-    </w:p>
-    <w:p>
-      <w:pPr>
-        <w:pStyle w:val="BodyText"/>
-      </w:pPr>
-      <w:r>
-        <w:t xml:space="preserve">To evaluate the association between rural status and the likelihood of experiencing a drinking water violation, a multivariable logistic regression model was fit. The model estimated the odds of experiencing at least one violation while adjusting for water system type and the log-transformed population served. Model results were summarized using odds ratios (OR) and corresponding 95% confidence intervals (CI).</w:t>
-      </w:r>
-    </w:p>
-    <w:bookmarkEnd w:id="27"/>
-    <w:bookmarkStart w:id="28" w:name="description-of-data-and-data-source"/>
-    <w:p>
-      <w:pPr>
-        <w:pStyle w:val="Heading2"/>
-      </w:pPr>
-      <w:r>
-        <w:t xml:space="preserve">3.5 Description of data and data source</w:t>
-      </w:r>
-    </w:p>
-    <w:p>
-      <w:pPr>
-        <w:pStyle w:val="FirstParagraph"/>
-      </w:pPr>
-      <w:r>
-        <w:t xml:space="preserve">The primary data source for this project is the Safe Drinking Water Information System (SDWIS) maintained by the Environmental Protection Agency (EPA). SDWIS is a national database maintained by the EPA to monitor compliance with the Safe Drinking Water Act. The data were collected through reports submitted by public water systems and state primacy agencies, including detailed information on water system characteristics and drinking water violations.</w:t>
-      </w:r>
-    </w:p>
-    <w:p>
-      <w:pPr>
-        <w:pStyle w:val="BodyText"/>
-      </w:pPr>
-      <w:r>
-        <w:t xml:space="preserve">Two primary SDWIS datasets were used: the first contains water system-level information including system identification numbers, system type, population served, geographic location, and ownership characteristics. The second dataset includes violation level records, documenting containment, violation type and dates.</w:t>
+        <w:t xml:space="preserve">Are rural public water systems in Georgia more likely to experience drinking water quality violations compared to urban water systems? The outcome of interest is the occurrence of drinking water quality violations (either as a binary indicator or collective count of violations per system). The primary predictor of interest is rural versus urban area classification of the water system’s service area. The analysis explored patterns in violation frequency and distribution across rural and urban systems and assesses whether disparities persist after accounting for system and community characteristics.</w:t>
       </w:r>
     </w:p>
     <w:bookmarkEnd w:id="28"/>
-    <w:bookmarkStart w:id="29" w:name="questionshypotheses-to-be-addressed"/>
-    <w:p>
-      <w:pPr>
-        <w:pStyle w:val="Heading2"/>
-      </w:pPr>
-      <w:r>
-        <w:t xml:space="preserve">3.6 Questions/Hypotheses to be addressed</w:t>
-      </w:r>
-    </w:p>
-    <w:p>
-      <w:pPr>
-        <w:pStyle w:val="FirstParagraph"/>
-      </w:pPr>
-      <w:r>
-        <w:t xml:space="preserve">The primary research question for this project is:</w:t>
-      </w:r>
-    </w:p>
-    <w:p>
-      <w:pPr>
-        <w:pStyle w:val="BodyText"/>
-      </w:pPr>
-      <w:r>
-        <w:t xml:space="preserve">Are rural public water systems in Georgia more likely to experience drinking water quality violations compared to urban water systems? The outcome of interest is the occurrence of drinking water quality violations (either as a binary indicator or collective count of violations per system). The primary predictor of interest is rural versus urban area classification of the water system’s service area. The analysis explored patterns in violation frequency and distribution across rural and urban systems and assesses whether disparities persist after accounting for system and community characteristics.</w:t>
-      </w:r>
-    </w:p>
     <w:bookmarkEnd w:id="29"/>
-    <w:bookmarkEnd w:id="30"/>
     <w:bookmarkStart w:id="50" w:name="results"/>
     <w:p>
       <w:pPr>
@@ -331,18 +447,18 @@
           <wp:inline>
             <wp:extent cx="5334000" cy="3556000"/>
             <wp:effectExtent b="0" l="0" r="0" t="0"/>
-            <wp:docPr descr="" title="" id="32" name="Picture"/>
+            <wp:docPr descr="" title="" id="31" name="Picture"/>
             <a:graphic>
               <a:graphicData uri="http://schemas.openxmlformats.org/drawingml/2006/picture">
                 <pic:pic>
                   <pic:nvPicPr>
-                    <pic:cNvPr descr="Manuscript_files/figure-docx/unnamed-chunk-4-1.png" id="33" name="Picture"/>
+                    <pic:cNvPr descr="Manuscript_files/figure-docx/unnamed-chunk-4-1.png" id="32" name="Picture"/>
                     <pic:cNvPicPr>
                       <a:picLocks noChangeArrowheads="1" noChangeAspect="1"/>
                     </pic:cNvPicPr>
                   </pic:nvPicPr>
                   <pic:blipFill>
-                    <a:blip r:embed="rId31"/>
+                    <a:blip r:embed="rId30"/>
                     <a:stretch>
                       <a:fillRect/>
                     </a:stretch>
@@ -386,18 +502,18 @@
           <wp:inline>
             <wp:extent cx="5334000" cy="3556000"/>
             <wp:effectExtent b="0" l="0" r="0" t="0"/>
-            <wp:docPr descr="" title="" id="35" name="Picture"/>
+            <wp:docPr descr="" title="" id="34" name="Picture"/>
             <a:graphic>
               <a:graphicData uri="http://schemas.openxmlformats.org/drawingml/2006/picture">
                 <pic:pic>
                   <pic:nvPicPr>
-                    <pic:cNvPr descr="Manuscript_files/figure-docx/unnamed-chunk-7-1.png" id="36" name="Picture"/>
+                    <pic:cNvPr descr="Manuscript_files/figure-docx/unnamed-chunk-7-1.png" id="35" name="Picture"/>
                     <pic:cNvPicPr>
                       <a:picLocks noChangeArrowheads="1" noChangeAspect="1"/>
                     </pic:cNvPicPr>
                   </pic:nvPicPr>
                   <pic:blipFill>
-                    <a:blip r:embed="rId34"/>
+                    <a:blip r:embed="rId33"/>
                     <a:stretch>
                       <a:fillRect/>
                     </a:stretch>
@@ -1002,18 +1118,18 @@
           <wp:inline>
             <wp:extent cx="5334000" cy="3556000"/>
             <wp:effectExtent b="0" l="0" r="0" t="0"/>
-            <wp:docPr descr="" title="" id="38" name="Picture"/>
+            <wp:docPr descr="" title="" id="37" name="Picture"/>
             <a:graphic>
               <a:graphicData uri="http://schemas.openxmlformats.org/drawingml/2006/picture">
                 <pic:pic>
                   <pic:nvPicPr>
-                    <pic:cNvPr descr="Manuscript_files/figure-docx/unnamed-chunk-10-1.png" id="39" name="Picture"/>
+                    <pic:cNvPr descr="Manuscript_files/figure-docx/unnamed-chunk-10-1.png" id="38" name="Picture"/>
                     <pic:cNvPicPr>
                       <a:picLocks noChangeArrowheads="1" noChangeAspect="1"/>
                     </pic:cNvPicPr>
                   </pic:nvPicPr>
                   <pic:blipFill>
-                    <a:blip r:embed="rId37"/>
+                    <a:blip r:embed="rId36"/>
                     <a:stretch>
                       <a:fillRect/>
                     </a:stretch>
@@ -1048,7 +1164,7 @@
         <w:t xml:space="preserve">The majority of public water systems had no recorded drinking water violations. However, a smaller subset of systems experienced one or more violations, indicating that violations were relatively uncommon overall but still present across multiple systems.</w:t>
       </w:r>
     </w:p>
-    <w:bookmarkStart w:id="40" w:name="inferential-analysis"/>
+    <w:bookmarkStart w:id="39" w:name="inferential-analysis"/>
     <w:p>
       <w:pPr>
         <w:pStyle w:val="Heading2"/>
@@ -1065,26 +1181,26 @@
         <w:t xml:space="preserve">Moving forward to formally evaluate whether rural public water systems in Georgia are more likely to experience drinking water violations compared to urban systems, a multivariable logistic regression model was fit. The outcome of interest was whether a system experienced at least one violation. The primary predictor of interest was rural versus urban classification. The model additionally adjusted for population served and water system type to account for potential confounding.</w:t>
       </w:r>
     </w:p>
+    <w:bookmarkEnd w:id="39"/>
+    <w:bookmarkStart w:id="40" w:name="creating-system-level-violation-counts"/>
+    <w:p>
+      <w:pPr>
+        <w:pStyle w:val="Heading2"/>
+      </w:pPr>
+      <w:r>
+        <w:t xml:space="preserve">4.2 Creating System-Level Violation Counts</w:t>
+      </w:r>
+    </w:p>
+    <w:p>
+      <w:pPr>
+        <w:pStyle w:val="FirstParagraph"/>
+      </w:pPr>
+      <w:r>
+        <w:t xml:space="preserve">System-level violation counts were calculated. Among Georgia public water systems, 8.5% had at least one recorded violation, while 91.5% had none.</w:t>
+      </w:r>
+    </w:p>
     <w:bookmarkEnd w:id="40"/>
-    <w:bookmarkStart w:id="41" w:name="creating-system-level-violation-counts"/>
-    <w:p>
-      <w:pPr>
-        <w:pStyle w:val="Heading2"/>
-      </w:pPr>
-      <w:r>
-        <w:t xml:space="preserve">4.2 Creating System-Level Violation Counts</w:t>
-      </w:r>
-    </w:p>
-    <w:p>
-      <w:pPr>
-        <w:pStyle w:val="FirstParagraph"/>
-      </w:pPr>
-      <w:r>
-        <w:t xml:space="preserve">System-level violation counts were calculated. Among Georgia public water systems, 8.5% had at least one recorded violation, while 91.5% had none.</w:t>
-      </w:r>
-    </w:p>
-    <w:bookmarkEnd w:id="41"/>
-    <w:bookmarkStart w:id="42" w:name="merging-rural-urban-classification"/>
+    <w:bookmarkStart w:id="41" w:name="merging-rural-urban-classification"/>
     <w:p>
       <w:pPr>
         <w:pStyle w:val="Heading2"/>
@@ -1560,8 +1676,8 @@
         <w:t xml:space="preserve">[1] 3839</w:t>
       </w:r>
     </w:p>
-    <w:bookmarkEnd w:id="42"/>
-    <w:bookmarkStart w:id="43" w:name="creating-a-binary-outcome-system"/>
+    <w:bookmarkEnd w:id="41"/>
+    <w:bookmarkStart w:id="42" w:name="creating-a-binary-outcome-system"/>
     <w:p>
       <w:pPr>
         <w:pStyle w:val="Heading2"/>
@@ -1624,8 +1740,8 @@
         <w:t xml:space="preserve">0.91508205 0.08491795 </w:t>
       </w:r>
     </w:p>
-    <w:bookmarkEnd w:id="43"/>
-    <w:bookmarkStart w:id="44" w:name="preparing-modeling-variables"/>
+    <w:bookmarkEnd w:id="42"/>
+    <w:bookmarkStart w:id="43" w:name="preparing-modeling-variables"/>
     <w:p>
       <w:pPr>
         <w:pStyle w:val="Heading2"/>
@@ -1662,8 +1778,8 @@
         <w:t xml:space="preserve">  0.000   3.912   4.605   4.994   5.667  13.902 </w:t>
       </w:r>
     </w:p>
-    <w:bookmarkEnd w:id="44"/>
-    <w:bookmarkStart w:id="45" w:name="logistic-regression"/>
+    <w:bookmarkEnd w:id="43"/>
+    <w:bookmarkStart w:id="47" w:name="logistic-regression"/>
     <w:p>
       <w:pPr>
         <w:pStyle w:val="Heading2"/>
@@ -2024,22 +2140,12 @@
         </w:tc>
       </w:tr>
     </w:tbl>
-    <w:bookmarkEnd w:id="45"/>
-    <w:bookmarkStart w:id="49" w:name="generating-a-logistic-regression-model"/>
-    <w:p>
-      <w:pPr>
-        <w:pStyle w:val="Heading2"/>
-      </w:pPr>
-      <w:r>
-        <w:t xml:space="preserve">4.7 Generating a Logistic Regression Model</w:t>
-      </w:r>
-    </w:p>
-    <w:p>
-      <w:pPr>
-        <w:pStyle w:val="FirstParagraph"/>
-      </w:pPr>
-      <w:r>
-        <w:t xml:space="preserve">Figure _ displays odds ratios and 95% confidence intervals from the multivariable logistic regression, showing assocaitions between rural status, population served, water system type, and violation likelihood.</w:t>
+    <w:p>
+      <w:pPr>
+        <w:pStyle w:val="BodyText"/>
+      </w:pPr>
+      <w:r>
+        <w:t xml:space="preserve">Figure _ displays odds ratios and 95% confidence intervals from the multivariable logistic regression, showing associations between rural status, population served, water system type, and violation likelihood.</w:t>
       </w:r>
     </w:p>
     <w:p>
@@ -2051,18 +2157,18 @@
           <wp:inline>
             <wp:extent cx="5334000" cy="3200400"/>
             <wp:effectExtent b="0" l="0" r="0" t="0"/>
-            <wp:docPr descr="" title="" id="47" name="Picture"/>
+            <wp:docPr descr="" title="" id="45" name="Picture"/>
             <a:graphic>
               <a:graphicData uri="http://schemas.openxmlformats.org/drawingml/2006/picture">
                 <pic:pic>
                   <pic:nvPicPr>
-                    <pic:cNvPr descr="Manuscript_files/figure-docx/unnamed-chunk-20-1.png" id="48" name="Picture"/>
+                    <pic:cNvPr descr="Manuscript_files/figure-docx/unnamed-chunk-20-1.png" id="46" name="Picture"/>
                     <pic:cNvPicPr>
                       <a:picLocks noChangeArrowheads="1" noChangeAspect="1"/>
                     </pic:cNvPicPr>
                   </pic:nvPicPr>
                   <pic:blipFill>
-                    <a:blip r:embed="rId46"/>
+                    <a:blip r:embed="rId44"/>
                     <a:stretch>
                       <a:fillRect/>
                     </a:stretch>
@@ -2089,6 +2195,175 @@
         </w:drawing>
       </w:r>
     </w:p>
+    <w:bookmarkEnd w:id="47"/>
+    <w:bookmarkStart w:id="48" w:name="model-performance-section"/>
+    <w:p>
+      <w:pPr>
+        <w:pStyle w:val="Heading2"/>
+      </w:pPr>
+      <w:r>
+        <w:t xml:space="preserve">4.7 Model Performance Section</w:t>
+      </w:r>
+    </w:p>
+    <w:p>
+      <w:pPr>
+        <w:pStyle w:val="FirstParagraph"/>
+      </w:pPr>
+      <w:r>
+        <w:t xml:space="preserve">The logistic regression model was evaluated using a 70/30 train-test split to assess its performance on unseen data. On the held-out test dataset, the model achieved a classification accuracy of 91.4%. However, this high level of accuracy is largely driven by class imbalance in the outcome, as approximately 91.5% of public water systems in the dataset did not experience any drinking water violations. As a result, overall accuracy primarily reflects correct classification of the majority class rather than strong predictive performance for identifying systems that experience violations.</w:t>
+      </w:r>
+    </w:p>
+    <w:p>
+      <w:pPr>
+        <w:pStyle w:val="SourceCode"/>
+      </w:pPr>
+      <w:r>
+        <w:rPr>
+          <w:rStyle w:val="VerbatimChar"/>
+        </w:rPr>
+        <w:t xml:space="preserve">[1] 0.9143357</w:t>
+      </w:r>
+    </w:p>
+    <w:p>
+      <w:pPr>
+        <w:pStyle w:val="FirstParagraph"/>
+      </w:pPr>
+      <w:r>
+        <w:t xml:space="preserve">To better assess the model’s ability to distinguish between systems with and without drinking water violations, the area under the receiver operating characteristic curve (AUC) was calculated. The model achieved an AUC of 0.63, indicating modest discriminatory ability. While this performance is better than random classification, it suggests limited effectiveness in separating systems that experience violations from those that do not. Overall, the results indicate that the model captures some signal associated with violation risk, but predictive performance is constrained, likely due to unmeasured factors influencing drinking water violations.</w:t>
+      </w:r>
+    </w:p>
+    <w:bookmarkEnd w:id="48"/>
+    <w:bookmarkStart w:id="49" w:name="Xf67e8339226e1e8a77691ee8036eefc5c18609c"/>
+    <w:p>
+      <w:pPr>
+        <w:pStyle w:val="Heading2"/>
+      </w:pPr>
+      <w:r>
+        <w:t xml:space="preserve">4.8 Calibration and Confusion Matrix Assessment</w:t>
+      </w:r>
+    </w:p>
+    <w:p>
+      <w:pPr>
+        <w:pStyle w:val="FirstParagraph"/>
+      </w:pPr>
+      <w:r>
+        <w:t xml:space="preserve">To further evaluate model performance, a confusion matrix was examined at a fixed classification threshold of 0.5 to assess sensitivity and specificity. Given the strong class imbalance in the outcome, additional emphasis was placed on the model’s ability to correctly identify systems experiencing at least one violation (sensitivity), rather than overall accuracy alone. The results indicate that while the model performs well in identifying non-violation cases, its sensitivity for detecting violation-prone systems is comparatively lower, consistent with the moderate AUC observed.</w:t>
+      </w:r>
+    </w:p>
+    <w:p>
+      <w:pPr>
+        <w:pStyle w:val="SourceCode"/>
+      </w:pPr>
+      <w:r>
+        <w:rPr>
+          <w:rStyle w:val="VerbatimChar"/>
+        </w:rPr>
+        <w:t xml:space="preserve">         Actual</w:t>
+      </w:r>
+      <w:r>
+        <w:br/>
+      </w:r>
+      <w:r>
+        <w:rPr>
+          <w:rStyle w:val="VerbatimChar"/>
+        </w:rPr>
+        <w:t xml:space="preserve">Predicted    0    1</w:t>
+      </w:r>
+      <w:r>
+        <w:br/>
+      </w:r>
+      <w:r>
+        <w:rPr>
+          <w:rStyle w:val="VerbatimChar"/>
+        </w:rPr>
+        <w:t xml:space="preserve">        0 1046   98</w:t>
+      </w:r>
+    </w:p>
+    <w:p>
+      <w:pPr>
+        <w:pStyle w:val="SourceCode"/>
+      </w:pPr>
+      <w:r>
+        <w:rPr>
+          <w:rStyle w:val="VerbatimChar"/>
+        </w:rPr>
+        <w:t xml:space="preserve">[1] 0</w:t>
+      </w:r>
+    </w:p>
+    <w:p>
+      <w:pPr>
+        <w:pStyle w:val="SourceCode"/>
+      </w:pPr>
+      <w:r>
+        <w:rPr>
+          <w:rStyle w:val="VerbatimChar"/>
+        </w:rPr>
+        <w:t xml:space="preserve">[1] 1</w:t>
+      </w:r>
+    </w:p>
+    <w:p>
+      <w:pPr>
+        <w:pStyle w:val="FirstParagraph"/>
+      </w:pPr>
+      <w:r>
+        <w:t xml:space="preserve">Sensitivity and specificity provide additional insight into model behavior beyond overall accuracy. The model demonstrates higher specificity than sensitivity, indicating it is better at correctly identifying systems without violations than correctly detecting systems that do experience violations. This pattern is expected given the imbalance in the outcome distribution and suggests that additional modeling strategies or feature engineering may be needed to improve detection of higher-risk systems.</w:t>
+      </w:r>
+    </w:p>
+    <w:p>
+      <w:pPr>
+        <w:pStyle w:val="SourceCode"/>
+      </w:pPr>
+      <w:r>
+        <w:br/>
+      </w:r>
+      <w:r>
+        <w:rPr>
+          <w:rStyle w:val="VerbatimChar"/>
+        </w:rPr>
+        <w:t xml:space="preserve">Call:</w:t>
+      </w:r>
+      <w:r>
+        <w:br/>
+      </w:r>
+      <w:r>
+        <w:rPr>
+          <w:rStyle w:val="VerbatimChar"/>
+        </w:rPr>
+        <w:t xml:space="preserve">roc.default(response = test$any_violation, predictor = test$pred)</w:t>
+      </w:r>
+      <w:r>
+        <w:br/>
+      </w:r>
+      <w:r>
+        <w:br/>
+      </w:r>
+      <w:r>
+        <w:rPr>
+          <w:rStyle w:val="VerbatimChar"/>
+        </w:rPr>
+        <w:t xml:space="preserve">Data: test$pred in 1046 controls (test$any_violation 0) &lt; 98 cases (test$any_violation 1).</w:t>
+      </w:r>
+      <w:r>
+        <w:br/>
+      </w:r>
+      <w:r>
+        <w:rPr>
+          <w:rStyle w:val="VerbatimChar"/>
+        </w:rPr>
+        <w:t xml:space="preserve">Area under the curve: 0.6332</w:t>
+      </w:r>
+    </w:p>
+    <w:p>
+      <w:pPr>
+        <w:pStyle w:val="SourceCode"/>
+      </w:pPr>
+      <w:r>
+        <w:rPr>
+          <w:rStyle w:val="VerbatimChar"/>
+        </w:rPr>
+        <w:t xml:space="preserve">Area under the curve: 0.6332</w:t>
+      </w:r>
+    </w:p>
     <w:bookmarkEnd w:id="49"/>
     <w:bookmarkEnd w:id="50"/>
     <w:bookmarkStart w:id="51" w:name="discussion"/>
@@ -2098,6 +2373,46 @@
       </w:pPr>
       <w:r>
         <w:t xml:space="preserve">5. Discussion</w:t>
+      </w:r>
+    </w:p>
+    <w:p>
+      <w:pPr>
+        <w:pStyle w:val="FirstParagraph"/>
+      </w:pPr>
+      <w:r>
+        <w:t xml:space="preserve">The analysis found that rural public water systems in Georgia had greater odds of experiencing drinking water violations compared to urban systems, even after adjusting for system size and water system type. These findings are consistent with prior research suggesting rural systems face structural challenges that may limit their ability to maintain regulatory compliance. Smaller tax bases, aging infrastructure, and limited capacity may contribute to these disparities, placing rural communities at increased risk of exposure to unsafe drinking water.</w:t>
+      </w:r>
+    </w:p>
+    <w:p>
+      <w:pPr>
+        <w:pStyle w:val="BodyText"/>
+      </w:pPr>
+      <w:r>
+        <w:t xml:space="preserve">In addition to rural-uran differences, system-level characteristics also have an important role. Larger systems demonstrated higher odds of violations, which may reflect increase regulatory scrutiny or more complex operational demands. Conversely, non-community water systems exhibited lower odds of violations compared to community systems, potentially due to differences in regulatoray requirements or patterns of water use.</w:t>
+      </w:r>
+    </w:p>
+    <w:p>
+      <w:pPr>
+        <w:pStyle w:val="BodyText"/>
+      </w:pPr>
+      <w:r>
+        <w:t xml:space="preserve">Despite identifying significant associations, the predictive performance of the models was modest, with an AUC of 0.63. This suggests that while rural status and system characteristics contribute to violation risk, additional unmeasured factors such as funding availability, infrastructure age, or management capacity likely influence compliance outcomes. The model’s lower sensitivity further indicates limited ability to identify systems at highest risk for violations.</w:t>
+      </w:r>
+    </w:p>
+    <w:p>
+      <w:pPr>
+        <w:pStyle w:val="BodyText"/>
+      </w:pPr>
+      <w:r>
+        <w:t xml:space="preserve">Several limitations should be considered. First, the use of the administrative data may introduce measurement error or inconsistencies in reporting violations. Second, rural classification based on ZIP code-level RUCA codes may not fully capture variation within service areas. Third, systems with missing RUCA classifications were excluded, which may affect generalizability. Finally, the cross-sectional nature of the analysis limits causal interpretation.</w:t>
+      </w:r>
+    </w:p>
+    <w:p>
+      <w:pPr>
+        <w:pStyle w:val="BodyText"/>
+      </w:pPr>
+      <w:r>
+        <w:t xml:space="preserve">Overall, these findings highlight persistent rural–urban disparities in drinking water system compliance in Georgia. Targeted policy and resource allocation strategies aimed at supporting rural water systems may be necessary to reduce these inequities and ensure equitable access to safe drinking water. Future research should explore additional system-level and contextual factors to better understand drivers of violation risk and improve predictive modeling efforts.</w:t>
       </w:r>
     </w:p>
     <w:bookmarkEnd w:id="51"/>
